--- a/report/lab2/report/report/report.docx
+++ b/report/lab2/report/report/report.docx
@@ -25,7 +25,7 @@
         <w:t xml:space="preserve"> </w:t>
       </w:r>
       <w:r>
-        <w:t xml:space="preserve">3.</w:t>
+        <w:t xml:space="preserve">2.</w:t>
       </w:r>
     </w:p>
     <w:p>
@@ -39,7 +39,7 @@
         <w:t xml:space="preserve"> </w:t>
       </w:r>
       <w:r>
-        <w:t xml:space="preserve">DHCP-сервера</w:t>
+        <w:t xml:space="preserve">DNS-сервера</w:t>
       </w:r>
     </w:p>
     <w:p>
@@ -111,11 +111,11 @@
         <w:pStyle w:val="FirstParagraph"/>
       </w:pPr>
       <w:r>
-        <w:t xml:space="preserve">Приобретение практических навыков по установке и конфигурированию DHCP-сервера</w:t>
+        <w:t xml:space="preserve">Приобретение практических навыков по установке и конфигурированию DNS-сервера, усвоение принципов работы системы доменных имён.</w:t>
       </w:r>
     </w:p>
     <w:bookmarkEnd w:id="20"/>
-    <w:bookmarkStart w:id="179" w:name="последовательность-выполнения-работы"/>
+    <w:bookmarkStart w:id="140" w:name="последовательность-выполнения-работы"/>
     <w:p>
       <w:pPr>
         <w:pStyle w:val="Heading1"/>
@@ -157,9 +157,10 @@
           <w:ilvl w:val="0"/>
           <w:numId w:val="1001"/>
         </w:numPr>
-      </w:pPr>
-      <w:r>
-        <w:t xml:space="preserve">Установите на виртуальной машине server DHCP-сервер.</w:t>
+        <w:pStyle w:val="Compact"/>
+      </w:pPr>
+      <w:r>
+        <w:t xml:space="preserve">Установите на виртуальной машине server DNS-сервер bind и bind-utils.</w:t>
       </w:r>
     </w:p>
     <w:p>
@@ -168,9 +169,10 @@
           <w:ilvl w:val="0"/>
           <w:numId w:val="1001"/>
         </w:numPr>
-      </w:pPr>
-      <w:r>
-        <w:t xml:space="preserve">Настройте виртуальную машину server в качестве DHCP-сервера для виртуальной внутренней сети.</w:t>
+        <w:pStyle w:val="Compact"/>
+      </w:pPr>
+      <w:r>
+        <w:t xml:space="preserve">Сконфигурируйте на виртуальной машине server кэширующий DNS-сервер .</w:t>
       </w:r>
     </w:p>
     <w:p>
@@ -179,9 +181,10 @@
           <w:ilvl w:val="0"/>
           <w:numId w:val="1001"/>
         </w:numPr>
-      </w:pPr>
-      <w:r>
-        <w:t xml:space="preserve">Проверьте корректность работы DHCP-сервера в виртуальной внутренней сети путём запуска виртуальной машины client и применения соответствующих утилит диагностики.</w:t>
+        <w:pStyle w:val="Compact"/>
+      </w:pPr>
+      <w:r>
+        <w:t xml:space="preserve">Сконфигурируйте на виртуальной машине server первичный DNS-сервер.</w:t>
       </w:r>
     </w:p>
     <w:p>
@@ -190,9 +193,10 @@
           <w:ilvl w:val="0"/>
           <w:numId w:val="1001"/>
         </w:numPr>
-      </w:pPr>
-      <w:r>
-        <w:t xml:space="preserve">Настройте обновление DNS-зоны при появлении в виртуальной внутренней сети новых узлов.</w:t>
+        <w:pStyle w:val="Compact"/>
+      </w:pPr>
+      <w:r>
+        <w:t xml:space="preserve">При помощи утилит dig и host проанализируйте работу DNS-сервера .</w:t>
       </w:r>
     </w:p>
     <w:p>
@@ -201,24 +205,22 @@
           <w:ilvl w:val="0"/>
           <w:numId w:val="1001"/>
         </w:numPr>
-      </w:pPr>
-      <w:r>
-        <w:t xml:space="preserve">Проверьте корректность работы DHCP-сервера и обновления DNS-зоны в виртуальной внутренней сети путём запуска виртуальной машины client и применения соответствующих утилит диагностики.</w:t>
-      </w:r>
-    </w:p>
-    <w:p>
-      <w:pPr>
-        <w:numPr>
-          <w:ilvl w:val="0"/>
-          <w:numId w:val="1001"/>
-        </w:numPr>
-      </w:pPr>
-      <w:r>
-        <w:t xml:space="preserve">Напишите скрипт для Vagrant, фиксирующий действия по установке и настройке DHCP-сервера во внутреннем окружении виртуальной машины server. Соответствующим образом внести изменения в Vagrantfile.</w:t>
+        <w:pStyle w:val="Compact"/>
+      </w:pPr>
+      <w:r>
+        <w:t xml:space="preserve">Напишите скрипт для Vagrant, фиксирующий действия по установке и конфигурированию DNS-сервера во внутреннем окружении виртуальной машины server.</w:t>
+      </w:r>
+    </w:p>
+    <w:p>
+      <w:pPr>
+        <w:pStyle w:val="FirstParagraph"/>
+      </w:pPr>
+      <w:r>
+        <w:t xml:space="preserve">Соответствующим образом внесите изменения в Vagrantfile.</w:t>
       </w:r>
     </w:p>
     <w:bookmarkEnd w:id="21"/>
-    <w:bookmarkStart w:id="178" w:name="последовательность-выполнения-работы-1"/>
+    <w:bookmarkStart w:id="38" w:name="последовательность-выполнения-работы-1"/>
     <w:p>
       <w:pPr>
         <w:pStyle w:val="Heading2"/>
@@ -236,7 +238,7 @@
         <w:t xml:space="preserve">Последовательность выполнения работы</w:t>
       </w:r>
     </w:p>
-    <w:bookmarkStart w:id="31" w:name="установка-dhcp-сервера"/>
+    <w:bookmarkStart w:id="37" w:name="установка-dns-сервера"/>
     <w:p>
       <w:pPr>
         <w:pStyle w:val="Heading3"/>
@@ -251,7 +253,7 @@
         <w:tab/>
       </w:r>
       <w:r>
-        <w:t xml:space="preserve">Установка DHCP-сервера</w:t>
+        <w:t xml:space="preserve">Установка DNS-сервера</w:t>
       </w:r>
     </w:p>
     <w:p>
@@ -260,26 +262,10 @@
           <w:ilvl w:val="0"/>
           <w:numId w:val="1002"/>
         </w:numPr>
-      </w:pPr>
-      <w:r>
-        <w:t xml:space="preserve">Загрузите вашу операционную систему и перейдите в рабочий каталог с проектом:</w:t>
-      </w:r>
-      <w:r>
-        <w:t xml:space="preserve"> </w:t>
-      </w:r>
-      <w:r>
-        <w:t xml:space="preserve">cd /var/tmp/user_name/vagrant</w:t>
-      </w:r>
-    </w:p>
-    <w:p>
-      <w:pPr>
-        <w:numPr>
-          <w:ilvl w:val="0"/>
-          <w:numId w:val="1002"/>
-        </w:numPr>
-      </w:pPr>
-      <w:r>
-        <w:t xml:space="preserve">Запустите виртуальную машину server:(рис. 1).</w:t>
+        <w:pStyle w:val="Compact"/>
+      </w:pPr>
+      <w:r>
+        <w:t xml:space="preserve">Загрузите вашу операционную систему и перейдите в рабочий каталог с проектом:(рис. 1).</w:t>
       </w:r>
     </w:p>
     <w:p>
@@ -289,20 +275,87 @@
       <w:r>
         <w:drawing>
           <wp:inline>
-            <wp:extent cx="4800600" cy="3644900"/>
+            <wp:extent cx="4800600" cy="722950"/>
             <wp:effectExtent b="0" l="0" r="0" t="0"/>
-            <wp:docPr descr="Запускаем виртуальную машину" title="" id="23" name="Picture"/>
+            <wp:docPr descr="Загружаем операционную систему" title="" id="23" name="Picture"/>
             <a:graphic>
               <a:graphicData uri="http://schemas.openxmlformats.org/drawingml/2006/picture">
                 <pic:pic>
                   <pic:nvPicPr>
-                    <pic:cNvPr descr="image/100.png" id="24" name="Picture"/>
+                    <pic:cNvPr descr="image/1.png" id="24" name="Picture"/>
                     <pic:cNvPicPr>
                       <a:picLocks noChangeArrowheads="1" noChangeAspect="1"/>
                     </pic:cNvPicPr>
                   </pic:nvPicPr>
                   <pic:blipFill>
                     <a:blip r:embed="rId22"/>
+                    <a:stretch>
+                      <a:fillRect/>
+                    </a:stretch>
+                  </pic:blipFill>
+                  <pic:spPr bwMode="auto">
+                    <a:xfrm>
+                      <a:off x="0" y="0"/>
+                      <a:ext cx="4800600" cy="722950"/>
+                    </a:xfrm>
+                    <a:prstGeom prst="rect">
+                      <a:avLst/>
+                    </a:prstGeom>
+                    <a:noFill/>
+                    <a:ln w="9525">
+                      <a:noFill/>
+                      <a:headEnd/>
+                      <a:tailEnd/>
+                    </a:ln>
+                  </pic:spPr>
+                </pic:pic>
+              </a:graphicData>
+            </a:graphic>
+          </wp:inline>
+        </w:drawing>
+      </w:r>
+    </w:p>
+    <w:p>
+      <w:pPr>
+        <w:pStyle w:val="ImageCaption"/>
+      </w:pPr>
+      <w:r>
+        <w:t xml:space="preserve">Рис. 1: Загружаем операционную систему</w:t>
+      </w:r>
+    </w:p>
+    <w:p>
+      <w:pPr>
+        <w:numPr>
+          <w:ilvl w:val="0"/>
+          <w:numId w:val="1003"/>
+        </w:numPr>
+        <w:pStyle w:val="Compact"/>
+      </w:pPr>
+      <w:r>
+        <w:t xml:space="preserve">Запустите виртуальную машину server:(рис. 2).</w:t>
+      </w:r>
+    </w:p>
+    <w:p>
+      <w:pPr>
+        <w:pStyle w:val="CaptionedFigure"/>
+      </w:pPr>
+      <w:r>
+        <w:drawing>
+          <wp:inline>
+            <wp:extent cx="4800600" cy="3644900"/>
+            <wp:effectExtent b="0" l="0" r="0" t="0"/>
+            <wp:docPr descr="Запускаем server" title="" id="26" name="Picture"/>
+            <a:graphic>
+              <a:graphicData uri="http://schemas.openxmlformats.org/drawingml/2006/picture">
+                <pic:pic>
+                  <pic:nvPicPr>
+                    <pic:cNvPr descr="image/2.png" id="27" name="Picture"/>
+                    <pic:cNvPicPr>
+                      <a:picLocks noChangeArrowheads="1" noChangeAspect="1"/>
+                    </pic:cNvPicPr>
+                  </pic:nvPicPr>
+                  <pic:blipFill>
+                    <a:blip r:embed="rId25"/>
                     <a:stretch>
                       <a:fillRect/>
                     </a:stretch>
@@ -334,19 +387,19 @@
         <w:pStyle w:val="ImageCaption"/>
       </w:pPr>
       <w:r>
-        <w:t xml:space="preserve">Рис. 1: Запускаем виртуальную машину</w:t>
+        <w:t xml:space="preserve">Рис. 2: Запускаем server</w:t>
       </w:r>
     </w:p>
     <w:p>
       <w:pPr>
         <w:numPr>
           <w:ilvl w:val="0"/>
-          <w:numId w:val="1003"/>
+          <w:numId w:val="1004"/>
         </w:numPr>
         <w:pStyle w:val="Compact"/>
       </w:pPr>
       <w:r>
-        <w:t xml:space="preserve">На виртуальной машине server войдите под вашим пользователем и откройте терминал. Перейдите в режим суперпользователя:(рис. 2).</w:t>
+        <w:t xml:space="preserve">На виртуальной машине server войдите под созданным вами в предыдущей работе пользователем и откройте терминал. Перейдите в режим суперпользователя:(рис. 3).</w:t>
       </w:r>
     </w:p>
     <w:p>
@@ -358,18 +411,18 @@
           <wp:inline>
             <wp:extent cx="4800600" cy="1802391"/>
             <wp:effectExtent b="0" l="0" r="0" t="0"/>
-            <wp:docPr descr="Заходим в режим суперпользователя" title="" id="26" name="Picture"/>
+            <wp:docPr descr="Переходим в режим суперпользователя" title="" id="29" name="Picture"/>
             <a:graphic>
               <a:graphicData uri="http://schemas.openxmlformats.org/drawingml/2006/picture">
                 <pic:pic>
                   <pic:nvPicPr>
-                    <pic:cNvPr descr="image/101.png" id="27" name="Picture"/>
+                    <pic:cNvPr descr="image/3.png" id="30" name="Picture"/>
                     <pic:cNvPicPr>
                       <a:picLocks noChangeArrowheads="1" noChangeAspect="1"/>
                     </pic:cNvPicPr>
                   </pic:nvPicPr>
                   <pic:blipFill>
-                    <a:blip r:embed="rId25"/>
+                    <a:blip r:embed="rId28"/>
                     <a:stretch>
                       <a:fillRect/>
                     </a:stretch>
@@ -401,19 +454,19 @@
         <w:pStyle w:val="ImageCaption"/>
       </w:pPr>
       <w:r>
-        <w:t xml:space="preserve">Рис. 2: Заходим в режим суперпользователя</w:t>
+        <w:t xml:space="preserve">Рис. 3: Переходим в режим суперпользователя</w:t>
       </w:r>
     </w:p>
     <w:p>
       <w:pPr>
         <w:numPr>
           <w:ilvl w:val="0"/>
-          <w:numId w:val="1004"/>
+          <w:numId w:val="1005"/>
         </w:numPr>
         <w:pStyle w:val="Compact"/>
       </w:pPr>
       <w:r>
-        <w:t xml:space="preserve">Установите dhcp:(рис. 3).</w:t>
+        <w:t xml:space="preserve">Установите bind и bind-utils:(рис. 4).</w:t>
       </w:r>
     </w:p>
     <w:p>
@@ -423,20 +476,20 @@
       <w:r>
         <w:drawing>
           <wp:inline>
-            <wp:extent cx="4800600" cy="2087880"/>
+            <wp:extent cx="4800600" cy="572207"/>
             <wp:effectExtent b="0" l="0" r="0" t="0"/>
-            <wp:docPr descr="Установливаем dhcp" title="" id="29" name="Picture"/>
+            <wp:docPr descr="Успанавливаем покеты bind и bind-utils" title="" id="32" name="Picture"/>
             <a:graphic>
               <a:graphicData uri="http://schemas.openxmlformats.org/drawingml/2006/picture">
                 <pic:pic>
                   <pic:nvPicPr>
-                    <pic:cNvPr descr="image/1.png" id="30" name="Picture"/>
+                    <pic:cNvPr descr="image/4.png" id="33" name="Picture"/>
                     <pic:cNvPicPr>
                       <a:picLocks noChangeArrowheads="1" noChangeAspect="1"/>
                     </pic:cNvPicPr>
                   </pic:nvPicPr>
                   <pic:blipFill>
-                    <a:blip r:embed="rId28"/>
+                    <a:blip r:embed="rId31"/>
                     <a:stretch>
                       <a:fillRect/>
                     </a:stretch>
@@ -444,7 +497,7 @@
                   <pic:spPr bwMode="auto">
                     <a:xfrm>
                       <a:off x="0" y="0"/>
-                      <a:ext cx="4800600" cy="2087880"/>
+                      <a:ext cx="4800600" cy="572207"/>
                     </a:xfrm>
                     <a:prstGeom prst="rect">
                       <a:avLst/>
@@ -468,38 +521,19 @@
         <w:pStyle w:val="ImageCaption"/>
       </w:pPr>
       <w:r>
-        <w:t xml:space="preserve">Рис. 3: Установливаем dhcp</w:t>
-      </w:r>
-    </w:p>
-    <w:bookmarkEnd w:id="31"/>
-    <w:bookmarkStart w:id="77" w:name="конфигурирование-dhcp-сервера"/>
-    <w:p>
-      <w:pPr>
-        <w:pStyle w:val="Heading3"/>
-      </w:pPr>
-      <w:r>
-        <w:rPr>
-          <w:rStyle w:val="SectionNumber"/>
-        </w:rPr>
-        <w:t xml:space="preserve">2.2.2</w:t>
-      </w:r>
-      <w:r>
-        <w:tab/>
-      </w:r>
-      <w:r>
-        <w:t xml:space="preserve">Конфигурирование DHCP-сервера</w:t>
+        <w:t xml:space="preserve">Рис. 4: Успанавливаем покеты bind и bind-utils</w:t>
       </w:r>
     </w:p>
     <w:p>
       <w:pPr>
         <w:numPr>
           <w:ilvl w:val="0"/>
-          <w:numId w:val="1005"/>
+          <w:numId w:val="1006"/>
         </w:numPr>
         <w:pStyle w:val="Compact"/>
       </w:pPr>
       <w:r>
-        <w:t xml:space="preserve">Сохраните на всякий случай конфигурационный файл:(рис. 4).</w:t>
+        <w:t xml:space="preserve">В качестве упражнения с помощью утилиты dig сделайте запрос, например, к DNS-адресу www.yandex.ru:(рис. 5).</w:t>
       </w:r>
     </w:p>
     <w:p>
@@ -509,20 +543,20 @@
       <w:r>
         <w:drawing>
           <wp:inline>
-            <wp:extent cx="4800600" cy="298482"/>
+            <wp:extent cx="4800600" cy="3177208"/>
             <wp:effectExtent b="0" l="0" r="0" t="0"/>
-            <wp:docPr descr="Сохраняем конфигурационный файл" title="" id="33" name="Picture"/>
+            <wp:docPr descr="Делаем запрос с помощью dig" title="" id="35" name="Picture"/>
             <a:graphic>
               <a:graphicData uri="http://schemas.openxmlformats.org/drawingml/2006/picture">
                 <pic:pic>
                   <pic:nvPicPr>
-                    <pic:cNvPr descr="image/2.png" id="34" name="Picture"/>
+                    <pic:cNvPr descr="image/6.png" id="36" name="Picture"/>
                     <pic:cNvPicPr>
                       <a:picLocks noChangeArrowheads="1" noChangeAspect="1"/>
                     </pic:cNvPicPr>
                   </pic:nvPicPr>
                   <pic:blipFill>
-                    <a:blip r:embed="rId32"/>
+                    <a:blip r:embed="rId34"/>
                     <a:stretch>
                       <a:fillRect/>
                     </a:stretch>
@@ -530,7 +564,7 @@
                   <pic:spPr bwMode="auto">
                     <a:xfrm>
                       <a:off x="0" y="0"/>
-                      <a:ext cx="4800600" cy="298482"/>
+                      <a:ext cx="4800600" cy="3177208"/>
                     </a:xfrm>
                     <a:prstGeom prst="rect">
                       <a:avLst/>
@@ -554,19 +588,97 @@
         <w:pStyle w:val="ImageCaption"/>
       </w:pPr>
       <w:r>
-        <w:t xml:space="preserve">Рис. 4: Сохраняем конфигурационный файл</w:t>
+        <w:t xml:space="preserve">Рис. 5: Делаем запрос с помощью dig</w:t>
+      </w:r>
+    </w:p>
+    <w:p>
+      <w:pPr>
+        <w:pStyle w:val="BodyText"/>
+      </w:pPr>
+      <w:r>
+        <w:t xml:space="preserve">Проанализируйте в отчёте построчно выведенную на экран информацию.</w:t>
+      </w:r>
+    </w:p>
+    <w:p>
+      <w:pPr>
+        <w:pStyle w:val="BodyText"/>
+      </w:pPr>
+      <w:r>
+        <w:t xml:space="preserve">Ответ не авторитативный (нет флага aa), значит, он получен из кэша или через рекурсивное разрешение.</w:t>
+      </w:r>
+    </w:p>
+    <w:p>
+      <w:pPr>
+        <w:pStyle w:val="BodyText"/>
+      </w:pPr>
+      <w:r>
+        <w:t xml:space="preserve">Сервер — 10.0.2.3 (внешний DNS из /etc/resolv.conf), а не локальный BIND (127.0.0.1).</w:t>
+      </w:r>
+    </w:p>
+    <w:p>
+      <w:pPr>
+        <w:pStyle w:val="BodyText"/>
+      </w:pPr>
+      <w:r>
+        <w:t xml:space="preserve">Яндекс использует несколько IP-адресов для распределения нагрузки.</w:t>
+      </w:r>
+    </w:p>
+    <w:p>
+      <w:pPr>
+        <w:pStyle w:val="BodyText"/>
+      </w:pPr>
+      <w:r>
+        <w:t xml:space="preserve">DNS-запрос к www.yandex.ru выполнен через внешний рекурсивный DNS-сервер 10.0.2.3, который вернул три IPv4-адреса с балансировкой нагрузки.</w:t>
+      </w:r>
+    </w:p>
+    <w:bookmarkEnd w:id="37"/>
+    <w:bookmarkEnd w:id="38"/>
+    <w:bookmarkStart w:id="82" w:name="конфигурирование-кэширующего-dns-сервера"/>
+    <w:p>
+      <w:pPr>
+        <w:pStyle w:val="Heading2"/>
+      </w:pPr>
+      <w:r>
+        <w:rPr>
+          <w:rStyle w:val="SectionNumber"/>
+        </w:rPr>
+        <w:t xml:space="preserve">2.3</w:t>
+      </w:r>
+      <w:r>
+        <w:tab/>
+      </w:r>
+      <w:r>
+        <w:t xml:space="preserve">Конфигурирование кэширующего DNS-сервера</w:t>
+      </w:r>
+    </w:p>
+    <w:bookmarkStart w:id="81" w:name="Xdb40678020c7b53990de7b4a68b5588865cab1a"/>
+    <w:p>
+      <w:pPr>
+        <w:pStyle w:val="Heading3"/>
+      </w:pPr>
+      <w:r>
+        <w:rPr>
+          <w:rStyle w:val="SectionNumber"/>
+        </w:rPr>
+        <w:t xml:space="preserve">2.3.1</w:t>
+      </w:r>
+      <w:r>
+        <w:tab/>
+      </w:r>
+      <w:r>
+        <w:t xml:space="preserve">Конфигурирование кэширующего DNS-сервера при отсутствии фильтрации DNS-запросов маршрутизаторами</w:t>
       </w:r>
     </w:p>
     <w:p>
       <w:pPr>
         <w:numPr>
           <w:ilvl w:val="0"/>
-          <w:numId w:val="1006"/>
+          <w:numId w:val="1007"/>
         </w:numPr>
         <w:pStyle w:val="Compact"/>
       </w:pPr>
       <w:r>
-        <w:t xml:space="preserve">Откройте файл /etc/kea/kea-dhcp4.conf на редактирование. В этом файле: замените шаблон для domain-name(рис. 5),(рис. 6).</w:t>
+        <w:t xml:space="preserve">В отчёте проанализируйте построчно содержание файлов /etc/resolv.conf, /etc/named.conf, /var/named/named.ca, /var/named/named.localhost, /var/named/named.loopback.(рис. 6),(рис. 7),(рис. 8),(рис. 9).</w:t>
       </w:r>
     </w:p>
     <w:p>
@@ -576,20 +688,20 @@
       <w:r>
         <w:drawing>
           <wp:inline>
-            <wp:extent cx="4800600" cy="1902869"/>
+            <wp:extent cx="4292867" cy="1126155"/>
             <wp:effectExtent b="0" l="0" r="0" t="0"/>
-            <wp:docPr descr="Заменяем шаблон" title="" id="36" name="Picture"/>
+            <wp:docPr descr="Просматриваем файл resolv.conf" title="" id="40" name="Picture"/>
             <a:graphic>
               <a:graphicData uri="http://schemas.openxmlformats.org/drawingml/2006/picture">
                 <pic:pic>
                   <pic:nvPicPr>
-                    <pic:cNvPr descr="image/3.png" id="37" name="Picture"/>
+                    <pic:cNvPr descr="image/7.png" id="41" name="Picture"/>
                     <pic:cNvPicPr>
                       <a:picLocks noChangeArrowheads="1" noChangeAspect="1"/>
                     </pic:cNvPicPr>
                   </pic:nvPicPr>
                   <pic:blipFill>
-                    <a:blip r:embed="rId35"/>
+                    <a:blip r:embed="rId39"/>
                     <a:stretch>
                       <a:fillRect/>
                     </a:stretch>
@@ -597,7 +709,7 @@
                   <pic:spPr bwMode="auto">
                     <a:xfrm>
                       <a:off x="0" y="0"/>
-                      <a:ext cx="4800600" cy="1902869"/>
+                      <a:ext cx="4292867" cy="1126155"/>
                     </a:xfrm>
                     <a:prstGeom prst="rect">
                       <a:avLst/>
@@ -621,7 +733,23 @@
         <w:pStyle w:val="ImageCaption"/>
       </w:pPr>
       <w:r>
-        <w:t xml:space="preserve">Рис. 5: Заменяем шаблон</w:t>
+        <w:t xml:space="preserve">Рис. 6: Просматриваем файл resolv.conf</w:t>
+      </w:r>
+    </w:p>
+    <w:p>
+      <w:pPr>
+        <w:pStyle w:val="BodyText"/>
+      </w:pPr>
+      <w:r>
+        <w:t xml:space="preserve">search — это доменные суффиксы для неполных имён.</w:t>
+      </w:r>
+    </w:p>
+    <w:p>
+      <w:pPr>
+        <w:pStyle w:val="BodyText"/>
+      </w:pPr>
+      <w:r>
+        <w:t xml:space="preserve">nameserver — указаны два DNS-сервера: IPv4 10.0.2.3 и IPv6 fd17:625c:f037:2::3. Это резолверы, которые будут использоваться для рекурсивных запросов.</w:t>
       </w:r>
     </w:p>
     <w:p>
@@ -631,20 +759,20 @@
       <w:r>
         <w:drawing>
           <wp:inline>
-            <wp:extent cx="3195587" cy="827772"/>
+            <wp:extent cx="4800600" cy="6251793"/>
             <wp:effectExtent b="0" l="0" r="0" t="0"/>
-            <wp:docPr descr="Заменяем шаблон" title="" id="39" name="Picture"/>
+            <wp:docPr descr="Просматриваем файл named.conf" title="" id="43" name="Picture"/>
             <a:graphic>
               <a:graphicData uri="http://schemas.openxmlformats.org/drawingml/2006/picture">
                 <pic:pic>
                   <pic:nvPicPr>
-                    <pic:cNvPr descr="image/4.png" id="40" name="Picture"/>
+                    <pic:cNvPr descr="image/8.png" id="44" name="Picture"/>
                     <pic:cNvPicPr>
                       <a:picLocks noChangeArrowheads="1" noChangeAspect="1"/>
                     </pic:cNvPicPr>
                   </pic:nvPicPr>
                   <pic:blipFill>
-                    <a:blip r:embed="rId38"/>
+                    <a:blip r:embed="rId42"/>
                     <a:stretch>
                       <a:fillRect/>
                     </a:stretch>
@@ -652,7 +780,7 @@
                   <pic:spPr bwMode="auto">
                     <a:xfrm>
                       <a:off x="0" y="0"/>
-                      <a:ext cx="3195587" cy="827772"/>
+                      <a:ext cx="4800600" cy="6251793"/>
                     </a:xfrm>
                     <a:prstGeom prst="rect">
                       <a:avLst/>
@@ -676,7 +804,7 @@
         <w:pStyle w:val="ImageCaption"/>
       </w:pPr>
       <w:r>
-        <w:t xml:space="preserve">Рис. 6: Заменяем шаблон</w:t>
+        <w:t xml:space="preserve">Рис. 7: Просматриваем файл named.conf</w:t>
       </w:r>
     </w:p>
     <w:p>
@@ -684,7 +812,57 @@
         <w:pStyle w:val="BodyText"/>
       </w:pPr>
       <w:r>
-        <w:t xml:space="preserve">– на базе одного из приведённых в файле примеров конфигурирования подсети задайте собственную конфигурацию dhcp-сети, задав адрес подсети, диапазон адресов для распределения клиентам, адрес маршрутизатора и broadcast-адрес:(рис. 7).</w:t>
+        <w:t xml:space="preserve">listen-on port 53 { 127.0.0.1; } — сервис слушает только на локальном интерфейсе.</w:t>
+      </w:r>
+    </w:p>
+    <w:p>
+      <w:pPr>
+        <w:pStyle w:val="BodyText"/>
+      </w:pPr>
+      <w:r>
+        <w:t xml:space="preserve">allow-query { localhost; } — разрешены запросы только с localhost.</w:t>
+      </w:r>
+    </w:p>
+    <w:p>
+      <w:pPr>
+        <w:pStyle w:val="BodyText"/>
+      </w:pPr>
+      <w:r>
+        <w:t xml:space="preserve">recursion yes — разрешена рекурсия (сервер может делать запросы к другим DNS-серверам).</w:t>
+      </w:r>
+    </w:p>
+    <w:p>
+      <w:pPr>
+        <w:pStyle w:val="BodyText"/>
+      </w:pPr>
+      <w:r>
+        <w:t xml:space="preserve">dnssec-validation yes — включена проверка DNSSEC.</w:t>
+      </w:r>
+    </w:p>
+    <w:p>
+      <w:pPr>
+        <w:pStyle w:val="BodyText"/>
+      </w:pPr>
+      <w:r>
+        <w:t xml:space="preserve">zone</w:t>
+      </w:r>
+      <w:r>
+        <w:t xml:space="preserve"> </w:t>
+      </w:r>
+      <w:r>
+        <w:t xml:space="preserve">“</w:t>
+      </w:r>
+      <w:r>
+        <w:t xml:space="preserve">.</w:t>
+      </w:r>
+      <w:r>
+        <w:t xml:space="preserve">”</w:t>
+      </w:r>
+      <w:r>
+        <w:t xml:space="preserve"> </w:t>
+      </w:r>
+      <w:r>
+        <w:t xml:space="preserve">— корневая зона с файлом named.ca (подсказки для корневых серверов).</w:t>
       </w:r>
     </w:p>
     <w:p>
@@ -694,20 +872,20 @@
       <w:r>
         <w:drawing>
           <wp:inline>
-            <wp:extent cx="4800600" cy="3853300"/>
+            <wp:extent cx="4800600" cy="1927583"/>
             <wp:effectExtent b="0" l="0" r="0" t="0"/>
-            <wp:docPr descr="Заменяем шаблон" title="" id="42" name="Picture"/>
+            <wp:docPr descr="Просматриваем файл named.loopback" title="" id="46" name="Picture"/>
             <a:graphic>
               <a:graphicData uri="http://schemas.openxmlformats.org/drawingml/2006/picture">
                 <pic:pic>
                   <pic:nvPicPr>
-                    <pic:cNvPr descr="image/5.png" id="43" name="Picture"/>
+                    <pic:cNvPr descr="image/12.png" id="47" name="Picture"/>
                     <pic:cNvPicPr>
                       <a:picLocks noChangeArrowheads="1" noChangeAspect="1"/>
                     </pic:cNvPicPr>
                   </pic:nvPicPr>
                   <pic:blipFill>
-                    <a:blip r:embed="rId41"/>
+                    <a:blip r:embed="rId45"/>
                     <a:stretch>
                       <a:fillRect/>
                     </a:stretch>
@@ -715,7 +893,7 @@
                   <pic:spPr bwMode="auto">
                     <a:xfrm>
                       <a:off x="0" y="0"/>
-                      <a:ext cx="4800600" cy="3853300"/>
+                      <a:ext cx="4800600" cy="1927583"/>
                     </a:xfrm>
                     <a:prstGeom prst="rect">
                       <a:avLst/>
@@ -739,7 +917,7 @@
         <w:pStyle w:val="ImageCaption"/>
       </w:pPr>
       <w:r>
-        <w:t xml:space="preserve">Рис. 7: Заменяем шаблон</w:t>
+        <w:t xml:space="preserve">Рис. 8: Просматриваем файл named.loopback</w:t>
       </w:r>
     </w:p>
     <w:p>
@@ -747,19 +925,7 @@
         <w:pStyle w:val="BodyText"/>
       </w:pPr>
       <w:r>
-        <w:t xml:space="preserve">Остальные примеры задания конфигураций подсетей удалите.</w:t>
-      </w:r>
-    </w:p>
-    <w:p>
-      <w:pPr>
-        <w:numPr>
-          <w:ilvl w:val="0"/>
-          <w:numId w:val="1007"/>
-        </w:numPr>
-        <w:pStyle w:val="Compact"/>
-      </w:pPr>
-      <w:r>
-        <w:t xml:space="preserve">Настройте привязку dhcpd к интерфейсу eth1 виртуальной машины server:(рис. 8).</w:t>
+        <w:t xml:space="preserve">Зона для обратного просмотра 127.0.0.1: Есть PTR запись для localhost</w:t>
       </w:r>
     </w:p>
     <w:p>
@@ -769,20 +935,20 @@
       <w:r>
         <w:drawing>
           <wp:inline>
-            <wp:extent cx="4800600" cy="670388"/>
+            <wp:extent cx="4800600" cy="1985490"/>
             <wp:effectExtent b="0" l="0" r="0" t="0"/>
-            <wp:docPr descr="Настраиваем привязку dhcpd к интерфейсу eth1" title="" id="45" name="Picture"/>
+            <wp:docPr descr="Просматриваем файл named.localhost" title="" id="49" name="Picture"/>
             <a:graphic>
               <a:graphicData uri="http://schemas.openxmlformats.org/drawingml/2006/picture">
                 <pic:pic>
                   <pic:nvPicPr>
-                    <pic:cNvPr descr="image/6.png" id="46" name="Picture"/>
+                    <pic:cNvPr descr="image/11.png" id="50" name="Picture"/>
                     <pic:cNvPicPr>
                       <a:picLocks noChangeArrowheads="1" noChangeAspect="1"/>
                     </pic:cNvPicPr>
                   </pic:nvPicPr>
                   <pic:blipFill>
-                    <a:blip r:embed="rId44"/>
+                    <a:blip r:embed="rId48"/>
                     <a:stretch>
                       <a:fillRect/>
                     </a:stretch>
@@ -790,7 +956,7 @@
                   <pic:spPr bwMode="auto">
                     <a:xfrm>
                       <a:off x="0" y="0"/>
-                      <a:ext cx="4800600" cy="670388"/>
+                      <a:ext cx="4800600" cy="1985490"/>
                     </a:xfrm>
                     <a:prstGeom prst="rect">
                       <a:avLst/>
@@ -814,7 +980,31 @@
         <w:pStyle w:val="ImageCaption"/>
       </w:pPr>
       <w:r>
-        <w:t xml:space="preserve">Рис. 8: Настраиваем привязку dhcpd к интерфейсу eth1</w:t>
+        <w:t xml:space="preserve">Рис. 9: Просматриваем файл named.localhost</w:t>
+      </w:r>
+    </w:p>
+    <w:p>
+      <w:pPr>
+        <w:pStyle w:val="BodyText"/>
+      </w:pPr>
+      <w:r>
+        <w:t xml:space="preserve">SOA — Start of Authority для домена @ (localhost).</w:t>
+      </w:r>
+    </w:p>
+    <w:p>
+      <w:pPr>
+        <w:pStyle w:val="BodyText"/>
+      </w:pPr>
+      <w:r>
+        <w:t xml:space="preserve">NS — указывает на себя как на NS-сервер.</w:t>
+      </w:r>
+    </w:p>
+    <w:p>
+      <w:pPr>
+        <w:pStyle w:val="BodyText"/>
+      </w:pPr>
+      <w:r>
+        <w:t xml:space="preserve">A 127.0.0.1 и AAAA ::1 — IPv4 и IPv6 записи для localhost.</w:t>
       </w:r>
     </w:p>
     <w:p>
@@ -826,7 +1016,7 @@
         <w:pStyle w:val="Compact"/>
       </w:pPr>
       <w:r>
-        <w:t xml:space="preserve">Проверьте правильность конфигурационного файла:(рис. 9).</w:t>
+        <w:t xml:space="preserve">Запустите DNS-сервер:(рис. 10).</w:t>
       </w:r>
     </w:p>
     <w:p>
@@ -836,20 +1026,20 @@
       <w:r>
         <w:drawing>
           <wp:inline>
-            <wp:extent cx="4800600" cy="2919283"/>
+            <wp:extent cx="4148488" cy="577515"/>
             <wp:effectExtent b="0" l="0" r="0" t="0"/>
-            <wp:docPr descr="Проверяем" title="" id="48" name="Picture"/>
+            <wp:docPr descr="Запускаем DNS-сервер" title="" id="52" name="Picture"/>
             <a:graphic>
               <a:graphicData uri="http://schemas.openxmlformats.org/drawingml/2006/picture">
                 <pic:pic>
                   <pic:nvPicPr>
-                    <pic:cNvPr descr="image/9.png" id="49" name="Picture"/>
+                    <pic:cNvPr descr="image/13.png" id="53" name="Picture"/>
                     <pic:cNvPicPr>
                       <a:picLocks noChangeArrowheads="1" noChangeAspect="1"/>
                     </pic:cNvPicPr>
                   </pic:nvPicPr>
                   <pic:blipFill>
-                    <a:blip r:embed="rId47"/>
+                    <a:blip r:embed="rId51"/>
                     <a:stretch>
                       <a:fillRect/>
                     </a:stretch>
@@ -857,7 +1047,7 @@
                   <pic:spPr bwMode="auto">
                     <a:xfrm>
                       <a:off x="0" y="0"/>
-                      <a:ext cx="4800600" cy="2919283"/>
+                      <a:ext cx="4148488" cy="577515"/>
                     </a:xfrm>
                     <a:prstGeom prst="rect">
                       <a:avLst/>
@@ -881,7 +1071,7 @@
         <w:pStyle w:val="ImageCaption"/>
       </w:pPr>
       <w:r>
-        <w:t xml:space="preserve">Рис. 9: Проверяем</w:t>
+        <w:t xml:space="preserve">Рис. 10: Запускаем DNS-сервер</w:t>
       </w:r>
     </w:p>
     <w:p>
@@ -893,7 +1083,7 @@
         <w:pStyle w:val="Compact"/>
       </w:pPr>
       <w:r>
-        <w:t xml:space="preserve">Перезагрузите конфигурацию dhcpd и разрешите загрузку DHCP-сервера при запуске виртуальной машины server:(рис. 10).</w:t>
+        <w:t xml:space="preserve">Включите запуск DNS-сервера в автозапуск при загрузке системы:(рис. 11).</w:t>
       </w:r>
     </w:p>
     <w:p>
@@ -903,20 +1093,20 @@
       <w:r>
         <w:drawing>
           <wp:inline>
-            <wp:extent cx="4800600" cy="746073"/>
+            <wp:extent cx="4800600" cy="309383"/>
             <wp:effectExtent b="0" l="0" r="0" t="0"/>
-            <wp:docPr descr="Перезагружаем конфигурацию dhcpd" title="" id="51" name="Picture"/>
+            <wp:docPr descr="Включаем DNS-сервера в автозапуск" title="" id="55" name="Picture"/>
             <a:graphic>
               <a:graphicData uri="http://schemas.openxmlformats.org/drawingml/2006/picture">
                 <pic:pic>
                   <pic:nvPicPr>
-                    <pic:cNvPr descr="image/10.png" id="52" name="Picture"/>
+                    <pic:cNvPr descr="image/14.png" id="56" name="Picture"/>
                     <pic:cNvPicPr>
                       <a:picLocks noChangeArrowheads="1" noChangeAspect="1"/>
                     </pic:cNvPicPr>
                   </pic:nvPicPr>
                   <pic:blipFill>
-                    <a:blip r:embed="rId50"/>
+                    <a:blip r:embed="rId54"/>
                     <a:stretch>
                       <a:fillRect/>
                     </a:stretch>
@@ -924,7 +1114,7 @@
                   <pic:spPr bwMode="auto">
                     <a:xfrm>
                       <a:off x="0" y="0"/>
-                      <a:ext cx="4800600" cy="746073"/>
+                      <a:ext cx="4800600" cy="309383"/>
                     </a:xfrm>
                     <a:prstGeom prst="rect">
                       <a:avLst/>
@@ -948,7 +1138,7 @@
         <w:pStyle w:val="ImageCaption"/>
       </w:pPr>
       <w:r>
-        <w:t xml:space="preserve">Рис. 10: Перезагружаем конфигурацию dhcpd</w:t>
+        <w:t xml:space="preserve">Рис. 11: Включаем DNS-сервера в автозапуск</w:t>
       </w:r>
     </w:p>
     <w:p>
@@ -960,7 +1150,7 @@
         <w:pStyle w:val="Compact"/>
       </w:pPr>
       <w:r>
-        <w:t xml:space="preserve">Добавьте запись для DHCP-сервера в конце файла прямой DNS-зоны /var/named/master/fz/user.net:(рис. 11).</w:t>
+        <w:t xml:space="preserve">Проанализируйте в отчёте отличие в выведенной на экран информации при выполнении команд(рис. 12).</w:t>
       </w:r>
     </w:p>
     <w:p>
@@ -970,20 +1160,20 @@
       <w:r>
         <w:drawing>
           <wp:inline>
-            <wp:extent cx="4800600" cy="2330115"/>
+            <wp:extent cx="4800600" cy="3495173"/>
             <wp:effectExtent b="0" l="0" r="0" t="0"/>
-            <wp:docPr descr="Добавляем запись для DHCP-сервера" title="" id="54" name="Picture"/>
+            <wp:docPr descr="Делаем запрос с помощью dig" title="" id="58" name="Picture"/>
             <a:graphic>
               <a:graphicData uri="http://schemas.openxmlformats.org/drawingml/2006/picture">
                 <pic:pic>
                   <pic:nvPicPr>
-                    <pic:cNvPr descr="image/11.png" id="55" name="Picture"/>
+                    <pic:cNvPr descr="image/15.png" id="59" name="Picture"/>
                     <pic:cNvPicPr>
                       <a:picLocks noChangeArrowheads="1" noChangeAspect="1"/>
                     </pic:cNvPicPr>
                   </pic:nvPicPr>
                   <pic:blipFill>
-                    <a:blip r:embed="rId53"/>
+                    <a:blip r:embed="rId57"/>
                     <a:stretch>
                       <a:fillRect/>
                     </a:stretch>
@@ -991,7 +1181,7 @@
                   <pic:spPr bwMode="auto">
                     <a:xfrm>
                       <a:off x="0" y="0"/>
-                      <a:ext cx="4800600" cy="2330115"/>
+                      <a:ext cx="4800600" cy="3495173"/>
                     </a:xfrm>
                     <a:prstGeom prst="rect">
                       <a:avLst/>
@@ -1015,7 +1205,7 @@
         <w:pStyle w:val="ImageCaption"/>
       </w:pPr>
       <w:r>
-        <w:t xml:space="preserve">Рис. 11: Добавляем запись для DHCP-сервера</w:t>
+        <w:t xml:space="preserve">Рис. 12: Делаем запрос с помощью dig</w:t>
       </w:r>
     </w:p>
     <w:p>
@@ -1023,7 +1213,19 @@
         <w:pStyle w:val="BodyText"/>
       </w:pPr>
       <w:r>
-        <w:t xml:space="preserve">и в конце файла обратной зоны /var/named/master/rz/192.168.1:(рис. 12).</w:t>
+        <w:t xml:space="preserve">Запрос прошёл через внешний DNS-сервер, что указывает на то, что локальный BIND не используется как резолвер по умолчанию (или запрос пошёл мимо него).</w:t>
+      </w:r>
+    </w:p>
+    <w:p>
+      <w:pPr>
+        <w:numPr>
+          <w:ilvl w:val="0"/>
+          <w:numId w:val="1011"/>
+        </w:numPr>
+        <w:pStyle w:val="Compact"/>
+      </w:pPr>
+      <w:r>
+        <w:t xml:space="preserve">Сделайте DNS-сервер сервером по умолчанию для хоста server и внутренней виртуальной сети. Для этого требуется изменить настройки сетевого соединения eth0 в NetworkManager, переключив его на работу с внутренней сетью и указав для него в качестве DNS-сервера по умолчанию адрес 127.0.0.1:(рис. 13).</w:t>
       </w:r>
     </w:p>
     <w:p>
@@ -1033,20 +1235,20 @@
       <w:r>
         <w:drawing>
           <wp:inline>
-            <wp:extent cx="4800600" cy="2451857"/>
+            <wp:extent cx="4800600" cy="1041022"/>
             <wp:effectExtent b="0" l="0" r="0" t="0"/>
-            <wp:docPr descr="Добавляем запись для DHCP-сервера" title="" id="57" name="Picture"/>
+            <wp:docPr descr="Делаем DNS-сервер сервером по умолчанию для хоста server" title="" id="61" name="Picture"/>
             <a:graphic>
               <a:graphicData uri="http://schemas.openxmlformats.org/drawingml/2006/picture">
                 <pic:pic>
                   <pic:nvPicPr>
-                    <pic:cNvPr descr="image/12.png" id="58" name="Picture"/>
+                    <pic:cNvPr descr="image/18.png" id="62" name="Picture"/>
                     <pic:cNvPicPr>
                       <a:picLocks noChangeArrowheads="1" noChangeAspect="1"/>
                     </pic:cNvPicPr>
                   </pic:nvPicPr>
                   <pic:blipFill>
-                    <a:blip r:embed="rId56"/>
+                    <a:blip r:embed="rId60"/>
                     <a:stretch>
                       <a:fillRect/>
                     </a:stretch>
@@ -1054,7 +1256,7 @@
                   <pic:spPr bwMode="auto">
                     <a:xfrm>
                       <a:off x="0" y="0"/>
-                      <a:ext cx="4800600" cy="2451857"/>
+                      <a:ext cx="4800600" cy="1041022"/>
                     </a:xfrm>
                     <a:prstGeom prst="rect">
                       <a:avLst/>
@@ -1078,27 +1280,19 @@
         <w:pStyle w:val="ImageCaption"/>
       </w:pPr>
       <w:r>
-        <w:t xml:space="preserve">Рис. 12: Добавляем запись для DHCP-сервера</w:t>
-      </w:r>
-    </w:p>
-    <w:p>
-      <w:pPr>
-        <w:pStyle w:val="BodyText"/>
-      </w:pPr>
-      <w:r>
-        <w:t xml:space="preserve">При этом не забудьте в обоих файлах изменить серийный номер файла зоны, указав текущую дату в нотации ГГГГММДДВВ.</w:t>
+        <w:t xml:space="preserve">Рис. 13: Делаем DNS-сервер сервером по умолчанию для хоста server</w:t>
       </w:r>
     </w:p>
     <w:p>
       <w:pPr>
         <w:numPr>
           <w:ilvl w:val="0"/>
-          <w:numId w:val="1011"/>
+          <w:numId w:val="1012"/>
         </w:numPr>
         <w:pStyle w:val="Compact"/>
       </w:pPr>
       <w:r>
-        <w:t xml:space="preserve">Перезапустите named:(рис. 13).</w:t>
+        <w:t xml:space="preserve">Сделайте тоже самое для соединения System eth0 (если оно активно):(рис. 14).</w:t>
       </w:r>
     </w:p>
     <w:p>
@@ -1108,20 +1302,20 @@
       <w:r>
         <w:drawing>
           <wp:inline>
-            <wp:extent cx="4800600" cy="305122"/>
+            <wp:extent cx="4800600" cy="957892"/>
             <wp:effectExtent b="0" l="0" r="0" t="0"/>
-            <wp:docPr descr="Перезапускаем named" title="" id="60" name="Picture"/>
+            <wp:docPr descr="Сделаем теже операции для соединения System eth0" title="" id="64" name="Picture"/>
             <a:graphic>
               <a:graphicData uri="http://schemas.openxmlformats.org/drawingml/2006/picture">
                 <pic:pic>
                   <pic:nvPicPr>
-                    <pic:cNvPr descr="image/13.png" id="61" name="Picture"/>
+                    <pic:cNvPr descr="image/19.png" id="65" name="Picture"/>
                     <pic:cNvPicPr>
                       <a:picLocks noChangeArrowheads="1" noChangeAspect="1"/>
                     </pic:cNvPicPr>
                   </pic:nvPicPr>
                   <pic:blipFill>
-                    <a:blip r:embed="rId59"/>
+                    <a:blip r:embed="rId63"/>
                     <a:stretch>
                       <a:fillRect/>
                     </a:stretch>
@@ -1129,7 +1323,7 @@
                   <pic:spPr bwMode="auto">
                     <a:xfrm>
                       <a:off x="0" y="0"/>
-                      <a:ext cx="4800600" cy="305122"/>
+                      <a:ext cx="4800600" cy="957892"/>
                     </a:xfrm>
                     <a:prstGeom prst="rect">
                       <a:avLst/>
@@ -1153,19 +1347,19 @@
         <w:pStyle w:val="ImageCaption"/>
       </w:pPr>
       <w:r>
-        <w:t xml:space="preserve">Рис. 13: Перезапускаем named</w:t>
+        <w:t xml:space="preserve">Рис. 14: Сделаем теже операции для соединения System eth0</w:t>
       </w:r>
     </w:p>
     <w:p>
       <w:pPr>
         <w:numPr>
           <w:ilvl w:val="0"/>
-          <w:numId w:val="1012"/>
+          <w:numId w:val="1013"/>
         </w:numPr>
         <w:pStyle w:val="Compact"/>
       </w:pPr>
       <w:r>
-        <w:t xml:space="preserve">Проверьте, что можно обратиться к DHCP-серверу по имени:(рис. 14).</w:t>
+        <w:t xml:space="preserve">Перезапустите NetworkManager:(рис. 15).</w:t>
       </w:r>
     </w:p>
     <w:p>
@@ -1175,20 +1369,20 @@
       <w:r>
         <w:drawing>
           <wp:inline>
-            <wp:extent cx="4800600" cy="2052320"/>
+            <wp:extent cx="4800600" cy="397789"/>
             <wp:effectExtent b="0" l="0" r="0" t="0"/>
-            <wp:docPr descr="Обращаемся к DHCP-серверу" title="" id="63" name="Picture"/>
+            <wp:docPr descr="Перезапускаем NetworkManager" title="" id="67" name="Picture"/>
             <a:graphic>
               <a:graphicData uri="http://schemas.openxmlformats.org/drawingml/2006/picture">
                 <pic:pic>
                   <pic:nvPicPr>
-                    <pic:cNvPr descr="image/14.png" id="64" name="Picture"/>
+                    <pic:cNvPr descr="image/20.png" id="68" name="Picture"/>
                     <pic:cNvPicPr>
                       <a:picLocks noChangeArrowheads="1" noChangeAspect="1"/>
                     </pic:cNvPicPr>
                   </pic:nvPicPr>
                   <pic:blipFill>
-                    <a:blip r:embed="rId62"/>
+                    <a:blip r:embed="rId66"/>
                     <a:stretch>
                       <a:fillRect/>
                     </a:stretch>
@@ -1196,7 +1390,7 @@
                   <pic:spPr bwMode="auto">
                     <a:xfrm>
                       <a:off x="0" y="0"/>
-                      <a:ext cx="4800600" cy="2052320"/>
+                      <a:ext cx="4800600" cy="397789"/>
                     </a:xfrm>
                     <a:prstGeom prst="rect">
                       <a:avLst/>
@@ -1220,19 +1414,15 @@
         <w:pStyle w:val="ImageCaption"/>
       </w:pPr>
       <w:r>
-        <w:t xml:space="preserve">Рис. 14: Обращаемся к DHCP-серверу</w:t>
-      </w:r>
-    </w:p>
-    <w:p>
-      <w:pPr>
-        <w:numPr>
-          <w:ilvl w:val="0"/>
-          <w:numId w:val="1013"/>
-        </w:numPr>
-        <w:pStyle w:val="Compact"/>
-      </w:pPr>
-      <w:r>
-        <w:t xml:space="preserve">Внесите изменения в настройки межсетевого экрана узла server, разрешив работу с DHCP:(рис. 15).</w:t>
+        <w:t xml:space="preserve">Рис. 15: Перезапускаем NetworkManager</w:t>
+      </w:r>
+    </w:p>
+    <w:p>
+      <w:pPr>
+        <w:pStyle w:val="BodyText"/>
+      </w:pPr>
+      <w:r>
+        <w:t xml:space="preserve">Проверьте наличие изменений в файле /etc/resolv.conf.(рис. 16).</w:t>
       </w:r>
     </w:p>
     <w:p>
@@ -1242,20 +1432,20 @@
       <w:r>
         <w:drawing>
           <wp:inline>
-            <wp:extent cx="4800600" cy="1084627"/>
+            <wp:extent cx="4800600" cy="945709"/>
             <wp:effectExtent b="0" l="0" r="0" t="0"/>
-            <wp:docPr descr="Вносим изменения" title="" id="66" name="Picture"/>
+            <wp:docPr descr="Проверяем файл /etc/resolv.conf" title="" id="70" name="Picture"/>
             <a:graphic>
               <a:graphicData uri="http://schemas.openxmlformats.org/drawingml/2006/picture">
                 <pic:pic>
                   <pic:nvPicPr>
-                    <pic:cNvPr descr="image/15.png" id="67" name="Picture"/>
+                    <pic:cNvPr descr="image/21.png" id="71" name="Picture"/>
                     <pic:cNvPicPr>
                       <a:picLocks noChangeArrowheads="1" noChangeAspect="1"/>
                     </pic:cNvPicPr>
                   </pic:nvPicPr>
                   <pic:blipFill>
-                    <a:blip r:embed="rId65"/>
+                    <a:blip r:embed="rId69"/>
                     <a:stretch>
                       <a:fillRect/>
                     </a:stretch>
@@ -1263,7 +1453,7 @@
                   <pic:spPr bwMode="auto">
                     <a:xfrm>
                       <a:off x="0" y="0"/>
-                      <a:ext cx="4800600" cy="1084627"/>
+                      <a:ext cx="4800600" cy="945709"/>
                     </a:xfrm>
                     <a:prstGeom prst="rect">
                       <a:avLst/>
@@ -1287,7 +1477,7 @@
         <w:pStyle w:val="ImageCaption"/>
       </w:pPr>
       <w:r>
-        <w:t xml:space="preserve">Рис. 15: Вносим изменения</w:t>
+        <w:t xml:space="preserve">Рис. 16: Проверяем файл /etc/resolv.conf</w:t>
       </w:r>
     </w:p>
     <w:p>
@@ -1299,7 +1489,7 @@
         <w:pStyle w:val="Compact"/>
       </w:pPr>
       <w:r>
-        <w:t xml:space="preserve">Восстановите контекст безопасности в SELinux:(рис. 16).</w:t>
+        <w:t xml:space="preserve">Требуется настроить направление DNS-запросов от всех узлов внутренней сети, включая запросы от узла server, через узел server. Для этого внесите изменения в файл /etc/named.conf, заменив строку listen-on port 53 { 127.0.0.1; }; на listen-on port 53 { 127.0.0.1; any; }; и строку allow-query { localhost; }; на allow-query { localhost; 192.168.0.0/16; }; (рис. 17).</w:t>
       </w:r>
     </w:p>
     <w:p>
@@ -1309,20 +1499,20 @@
       <w:r>
         <w:drawing>
           <wp:inline>
-            <wp:extent cx="4800600" cy="884856"/>
+            <wp:extent cx="4800600" cy="1550009"/>
             <wp:effectExtent b="0" l="0" r="0" t="0"/>
-            <wp:docPr descr="Востанавливаем контекст безопасности в SELinux" title="" id="69" name="Picture"/>
+            <wp:docPr descr="Настроим направление DNS-запросов" title="" id="73" name="Picture"/>
             <a:graphic>
               <a:graphicData uri="http://schemas.openxmlformats.org/drawingml/2006/picture">
                 <pic:pic>
                   <pic:nvPicPr>
-                    <pic:cNvPr descr="image/16.png" id="70" name="Picture"/>
+                    <pic:cNvPr descr="image/22.png" id="74" name="Picture"/>
                     <pic:cNvPicPr>
                       <a:picLocks noChangeArrowheads="1" noChangeAspect="1"/>
                     </pic:cNvPicPr>
                   </pic:nvPicPr>
                   <pic:blipFill>
-                    <a:blip r:embed="rId68"/>
+                    <a:blip r:embed="rId72"/>
                     <a:stretch>
                       <a:fillRect/>
                     </a:stretch>
@@ -1330,7 +1520,7 @@
                   <pic:spPr bwMode="auto">
                     <a:xfrm>
                       <a:off x="0" y="0"/>
-                      <a:ext cx="4800600" cy="884856"/>
+                      <a:ext cx="4800600" cy="1550009"/>
                     </a:xfrm>
                     <a:prstGeom prst="rect">
                       <a:avLst/>
@@ -1354,7 +1544,7 @@
         <w:pStyle w:val="ImageCaption"/>
       </w:pPr>
       <w:r>
-        <w:t xml:space="preserve">Рис. 16: Востанавливаем контекст безопасности в SELinux</w:t>
+        <w:t xml:space="preserve">Рис. 17: Настроим направление DNS-запросов</w:t>
       </w:r>
     </w:p>
     <w:p>
@@ -1366,7 +1556,7 @@
         <w:pStyle w:val="Compact"/>
       </w:pPr>
       <w:r>
-        <w:t xml:space="preserve">В дополнительном терминале запустите мониторинг происходящих в системе процессов в реальном времени:(рис. 17).</w:t>
+        <w:t xml:space="preserve">Внесите изменения в настройки межсетевого экрана узла server, разрешив работу с DNS:(рис. 18).</w:t>
       </w:r>
     </w:p>
     <w:p>
@@ -1376,20 +1566,20 @@
       <w:r>
         <w:drawing>
           <wp:inline>
-            <wp:extent cx="4800600" cy="2536738"/>
+            <wp:extent cx="4800600" cy="710615"/>
             <wp:effectExtent b="0" l="0" r="0" t="0"/>
-            <wp:docPr descr="Запускаем мониторинг" title="" id="72" name="Picture"/>
+            <wp:docPr descr="Вносим изменения в настройки межсетевого экрана" title="" id="76" name="Picture"/>
             <a:graphic>
               <a:graphicData uri="http://schemas.openxmlformats.org/drawingml/2006/picture">
                 <pic:pic>
                   <pic:nvPicPr>
-                    <pic:cNvPr descr="image/18.png" id="73" name="Picture"/>
+                    <pic:cNvPr descr="image/23.png" id="77" name="Picture"/>
                     <pic:cNvPicPr>
                       <a:picLocks noChangeArrowheads="1" noChangeAspect="1"/>
                     </pic:cNvPicPr>
                   </pic:nvPicPr>
                   <pic:blipFill>
-                    <a:blip r:embed="rId71"/>
+                    <a:blip r:embed="rId75"/>
                     <a:stretch>
                       <a:fillRect/>
                     </a:stretch>
@@ -1397,7 +1587,7 @@
                   <pic:spPr bwMode="auto">
                     <a:xfrm>
                       <a:off x="0" y="0"/>
-                      <a:ext cx="4800600" cy="2536738"/>
+                      <a:ext cx="4800600" cy="710615"/>
                     </a:xfrm>
                     <a:prstGeom prst="rect">
                       <a:avLst/>
@@ -1421,7 +1611,7 @@
         <w:pStyle w:val="ImageCaption"/>
       </w:pPr>
       <w:r>
-        <w:t xml:space="preserve">Рис. 17: Запускаем мониторинг</w:t>
+        <w:t xml:space="preserve">Рис. 18: Вносим изменения в настройки межсетевого экрана</w:t>
       </w:r>
     </w:p>
     <w:p>
@@ -1433,7 +1623,7 @@
         <w:pStyle w:val="Compact"/>
       </w:pPr>
       <w:r>
-        <w:t xml:space="preserve">В основном рабочем терминале запустите DHCP-сервер:(рис. 18).</w:t>
+        <w:t xml:space="preserve">Убедитесь, что DNS-запросы идут через узел server, который прослушивает порт.Для этого на данном этапе используйте команду lsof:(рис. 19).</w:t>
       </w:r>
     </w:p>
     <w:p>
@@ -1443,20 +1633,20 @@
       <w:r>
         <w:drawing>
           <wp:inline>
-            <wp:extent cx="4800600" cy="351845"/>
+            <wp:extent cx="4800600" cy="2564014"/>
             <wp:effectExtent b="0" l="0" r="0" t="0"/>
-            <wp:docPr descr="Запускаем DHCP-сервер" title="" id="75" name="Picture"/>
+            <wp:docPr descr="Убиждаемя, что DNS-запросы идут через узел server" title="" id="79" name="Picture"/>
             <a:graphic>
               <a:graphicData uri="http://schemas.openxmlformats.org/drawingml/2006/picture">
                 <pic:pic>
                   <pic:nvPicPr>
-                    <pic:cNvPr descr="image/20.png" id="76" name="Picture"/>
+                    <pic:cNvPr descr="image/24.png" id="80" name="Picture"/>
                     <pic:cNvPicPr>
                       <a:picLocks noChangeArrowheads="1" noChangeAspect="1"/>
                     </pic:cNvPicPr>
                   </pic:nvPicPr>
                   <pic:blipFill>
-                    <a:blip r:embed="rId74"/>
+                    <a:blip r:embed="rId78"/>
                     <a:stretch>
                       <a:fillRect/>
                     </a:stretch>
@@ -1464,7 +1654,7 @@
                   <pic:spPr bwMode="auto">
                     <a:xfrm>
                       <a:off x="0" y="0"/>
-                      <a:ext cx="4800600" cy="351845"/>
+                      <a:ext cx="4800600" cy="2564014"/>
                     </a:xfrm>
                     <a:prstGeom prst="rect">
                       <a:avLst/>
@@ -1488,7 +1678,27 @@
         <w:pStyle w:val="ImageCaption"/>
       </w:pPr>
       <w:r>
-        <w:t xml:space="preserve">Рис. 18: Запускаем DHCP-сервер</w:t>
+        <w:t xml:space="preserve">Рис. 19: Убиждаемя, что DNS-запросы идут через узел server</w:t>
+      </w:r>
+    </w:p>
+    <w:bookmarkEnd w:id="81"/>
+    <w:bookmarkEnd w:id="82"/>
+    <w:bookmarkStart w:id="122" w:name="конфигурирование-первичного-dns-сервера"/>
+    <w:p>
+      <w:pPr>
+        <w:pStyle w:val="Heading2"/>
+      </w:pPr>
+      <w:r>
+        <w:rPr>
+          <w:rStyle w:val="SectionNumber"/>
+        </w:rPr>
+        <w:t xml:space="preserve">2.4</w:t>
+      </w:r>
+      <w:r>
+        <w:tab/>
+      </w:r>
+      <w:r>
+        <w:t xml:space="preserve">Конфигурирование первичного DNS-сервера</w:t>
       </w:r>
     </w:p>
     <w:p>
@@ -1500,58 +1710,7 @@
         <w:pStyle w:val="Compact"/>
       </w:pPr>
       <w:r>
-        <w:t xml:space="preserve">Если запуск DHCP-сервера прошёл успешно, то, не выключая виртуальной машины</w:t>
-      </w:r>
-      <w:r>
-        <w:t xml:space="preserve"> </w:t>
-      </w:r>
-      <w:r>
-        <w:t xml:space="preserve">server и не прерывая на ней мониторинга происходящих в системе процессов,</w:t>
-      </w:r>
-      <w:r>
-        <w:t xml:space="preserve"> </w:t>
-      </w:r>
-      <w:r>
-        <w:t xml:space="preserve">приступите к анализу работы DHCP-сервера на клиенте.</w:t>
-      </w:r>
-    </w:p>
-    <w:p>
-      <w:pPr>
-        <w:pStyle w:val="FirstParagraph"/>
-      </w:pPr>
-      <w:r>
-        <w:t xml:space="preserve">Запуск произошел без ошибок. Идем дальше.</w:t>
-      </w:r>
-    </w:p>
-    <w:bookmarkEnd w:id="77"/>
-    <w:bookmarkStart w:id="93" w:name="анализ-работы-dhcp-сервера"/>
-    <w:p>
-      <w:pPr>
-        <w:pStyle w:val="Heading3"/>
-      </w:pPr>
-      <w:r>
-        <w:rPr>
-          <w:rStyle w:val="SectionNumber"/>
-        </w:rPr>
-        <w:t xml:space="preserve">2.2.3</w:t>
-      </w:r>
-      <w:r>
-        <w:tab/>
-      </w:r>
-      <w:r>
-        <w:t xml:space="preserve">Анализ работы DHCP-сервера</w:t>
-      </w:r>
-    </w:p>
-    <w:p>
-      <w:pPr>
-        <w:numPr>
-          <w:ilvl w:val="0"/>
-          <w:numId w:val="1018"/>
-        </w:numPr>
-        <w:pStyle w:val="Compact"/>
-      </w:pPr>
-      <w:r>
-        <w:t xml:space="preserve">Перед запуском виртуальной машины client в каталоге с проектом в вашей операционной системе в подкаталоге vagrant/provision/client создайте файл 01-routing.sh. Открыв его на редактирование, пропишите в нём следующий скрипт:(рис. 19).</w:t>
+        <w:t xml:space="preserve">Скопируйте шаблон описания DNS-зон named.rfc1912.zones из каталога /etc в каталог /etc/named и переименуйте его в user.net (вместо user укажите свой логин):(рис. 20).</w:t>
       </w:r>
     </w:p>
     <w:p>
@@ -1561,20 +1720,20 @@
       <w:r>
         <w:drawing>
           <wp:inline>
-            <wp:extent cx="4800600" cy="1281460"/>
+            <wp:extent cx="4800600" cy="313808"/>
             <wp:effectExtent b="0" l="0" r="0" t="0"/>
-            <wp:docPr descr="Переписываем 01-routing.sh" title="" id="79" name="Picture"/>
+            <wp:docPr descr="Копируем шаблон описания DNS-зон" title="" id="84" name="Picture"/>
             <a:graphic>
               <a:graphicData uri="http://schemas.openxmlformats.org/drawingml/2006/picture">
                 <pic:pic>
                   <pic:nvPicPr>
-                    <pic:cNvPr descr="image/21.png" id="80" name="Picture"/>
+                    <pic:cNvPr descr="image/28.png" id="85" name="Picture"/>
                     <pic:cNvPicPr>
                       <a:picLocks noChangeArrowheads="1" noChangeAspect="1"/>
                     </pic:cNvPicPr>
                   </pic:nvPicPr>
                   <pic:blipFill>
-                    <a:blip r:embed="rId78"/>
+                    <a:blip r:embed="rId83"/>
                     <a:stretch>
                       <a:fillRect/>
                     </a:stretch>
@@ -1582,7 +1741,7 @@
                   <pic:spPr bwMode="auto">
                     <a:xfrm>
                       <a:off x="0" y="0"/>
-                      <a:ext cx="4800600" cy="1281460"/>
+                      <a:ext cx="4800600" cy="313808"/>
                     </a:xfrm>
                     <a:prstGeom prst="rect">
                       <a:avLst/>
@@ -1606,27 +1765,19 @@
         <w:pStyle w:val="ImageCaption"/>
       </w:pPr>
       <w:r>
-        <w:t xml:space="preserve">Рис. 19: Переписываем 01-routing.sh</w:t>
-      </w:r>
-    </w:p>
-    <w:p>
-      <w:pPr>
-        <w:pStyle w:val="BodyText"/>
-      </w:pPr>
-      <w:r>
-        <w:t xml:space="preserve">Этот скрипт изменяет настройки NetworkManager так, чтобы весь трафик на виртуальной машине client шёл по умолчанию через интерфейс eth1.</w:t>
+        <w:t xml:space="preserve">Рис. 20: Копируем шаблон описания DNS-зон</w:t>
       </w:r>
     </w:p>
     <w:p>
       <w:pPr>
         <w:numPr>
           <w:ilvl w:val="0"/>
-          <w:numId w:val="1019"/>
+          <w:numId w:val="1018"/>
         </w:numPr>
         <w:pStyle w:val="Compact"/>
       </w:pPr>
       <w:r>
-        <w:t xml:space="preserve">В Vagrantfile подключите этот скрипт в разделе конфигурации для клиента:(рис. 20).</w:t>
+        <w:t xml:space="preserve">Включите файл описания зоны /etc/named/user.net в конфигурационном файле DNS /etc/named.conf, добавив в нём в конце строку:(рис. 21).</w:t>
       </w:r>
     </w:p>
     <w:p>
@@ -1636,20 +1787,20 @@
       <w:r>
         <w:drawing>
           <wp:inline>
-            <wp:extent cx="4649002" cy="1222408"/>
+            <wp:extent cx="3089709" cy="558265"/>
             <wp:effectExtent b="0" l="0" r="0" t="0"/>
-            <wp:docPr descr="Переписываем Vagrantfile" title="" id="82" name="Picture"/>
+            <wp:docPr descr="Включаем файл описания зоны /etc/named/user.net" title="" id="87" name="Picture"/>
             <a:graphic>
               <a:graphicData uri="http://schemas.openxmlformats.org/drawingml/2006/picture">
                 <pic:pic>
                   <pic:nvPicPr>
-                    <pic:cNvPr descr="image/22.png" id="83" name="Picture"/>
+                    <pic:cNvPr descr="image/27.png" id="88" name="Picture"/>
                     <pic:cNvPicPr>
                       <a:picLocks noChangeArrowheads="1" noChangeAspect="1"/>
                     </pic:cNvPicPr>
                   </pic:nvPicPr>
                   <pic:blipFill>
-                    <a:blip r:embed="rId81"/>
+                    <a:blip r:embed="rId86"/>
                     <a:stretch>
                       <a:fillRect/>
                     </a:stretch>
@@ -1657,7 +1808,7 @@
                   <pic:spPr bwMode="auto">
                     <a:xfrm>
                       <a:off x="0" y="0"/>
-                      <a:ext cx="4649002" cy="1222408"/>
+                      <a:ext cx="3089709" cy="558265"/>
                     </a:xfrm>
                     <a:prstGeom prst="rect">
                       <a:avLst/>
@@ -1681,35 +1832,19 @@
         <w:pStyle w:val="ImageCaption"/>
       </w:pPr>
       <w:r>
-        <w:t xml:space="preserve">Рис. 20: Переписываем Vagrantfile</w:t>
+        <w:t xml:space="preserve">Рис. 21: Включаем файл описания зоны /etc/named/user.net</w:t>
       </w:r>
     </w:p>
     <w:p>
       <w:pPr>
         <w:numPr>
           <w:ilvl w:val="0"/>
-          <w:numId w:val="1020"/>
+          <w:numId w:val="1019"/>
         </w:numPr>
-      </w:pPr>
-      <w:r>
-        <w:t xml:space="preserve">Зафиксируйте внесённые изменения для внутренних настроек виртуальной машины client и запустите её, введя в терминале:</w:t>
-      </w:r>
-      <w:r>
-        <w:t xml:space="preserve"> </w:t>
-      </w:r>
-      <w:r>
-        <w:t xml:space="preserve">vagrant up client –provision.</w:t>
-      </w:r>
-    </w:p>
-    <w:p>
-      <w:pPr>
-        <w:numPr>
-          <w:ilvl w:val="0"/>
-          <w:numId w:val="1020"/>
-        </w:numPr>
-      </w:pPr>
-      <w:r>
-        <w:t xml:space="preserve">После загрузки виртуальной машины client вы можете увидеть на виртуальной машине server на терминале с мониторингом происходящих в системе процессов записи о подключении к виртуальной внутренней сети узла client и выдачи ему IP-адреса из соответствующего диапазона адресов. Также информацию о работе DHCP-сервера можно наблюдать в файле /var/lib/kea/kea-leases4.csv. В отчёте прокомментируйте построчно информацию из этого файла.(рис. 21).</w:t>
+        <w:pStyle w:val="Compact"/>
+      </w:pPr>
+      <w:r>
+        <w:t xml:space="preserve">Откройте файл /etc/named/user.net на редактирование и вместо зоны(рис. 22),(рис. 23)</w:t>
       </w:r>
     </w:p>
     <w:p>
@@ -1719,20 +1854,20 @@
       <w:r>
         <w:drawing>
           <wp:inline>
-            <wp:extent cx="4800600" cy="1406898"/>
+            <wp:extent cx="4800600" cy="4179163"/>
             <wp:effectExtent b="0" l="0" r="0" t="0"/>
-            <wp:docPr descr="Просматриваем что leases4.csv появился" title="" id="85" name="Picture"/>
+            <wp:docPr descr="Редактируем файл /etc/named/dsadova.net" title="" id="90" name="Picture"/>
             <a:graphic>
               <a:graphicData uri="http://schemas.openxmlformats.org/drawingml/2006/picture">
                 <pic:pic>
                   <pic:nvPicPr>
-                    <pic:cNvPr descr="image/25.png" id="86" name="Picture"/>
+                    <pic:cNvPr descr="image/31.png" id="91" name="Picture"/>
                     <pic:cNvPicPr>
                       <a:picLocks noChangeArrowheads="1" noChangeAspect="1"/>
                     </pic:cNvPicPr>
                   </pic:nvPicPr>
                   <pic:blipFill>
-                    <a:blip r:embed="rId84"/>
+                    <a:blip r:embed="rId89"/>
                     <a:stretch>
                       <a:fillRect/>
                     </a:stretch>
@@ -1740,7 +1875,7 @@
                   <pic:spPr bwMode="auto">
                     <a:xfrm>
                       <a:off x="0" y="0"/>
-                      <a:ext cx="4800600" cy="1406898"/>
+                      <a:ext cx="4800600" cy="4179163"/>
                     </a:xfrm>
                     <a:prstGeom prst="rect">
                       <a:avLst/>
@@ -1764,185 +1899,7 @@
         <w:pStyle w:val="ImageCaption"/>
       </w:pPr>
       <w:r>
-        <w:t xml:space="preserve">Рис. 21: Просматриваем что leases4.csv появился</w:t>
-      </w:r>
-    </w:p>
-    <w:p>
-      <w:pPr>
-        <w:pStyle w:val="BodyText"/>
-      </w:pPr>
-      <w:r>
-        <w:t xml:space="preserve">Файл /var/lib/kea/kea-leases4.csv содержит историю аренды IPv4 адресов сервером Kea DHCP.</w:t>
-      </w:r>
-    </w:p>
-    <w:p>
-      <w:pPr>
-        <w:pStyle w:val="BodyText"/>
-      </w:pPr>
-      <w:r>
-        <w:t xml:space="preserve">Строка 1-2: Заголовок с полями:</w:t>
-      </w:r>
-    </w:p>
-    <w:p>
-      <w:pPr>
-        <w:numPr>
-          <w:ilvl w:val="0"/>
-          <w:numId w:val="1021"/>
-        </w:numPr>
-      </w:pPr>
-      <w:r>
-        <w:t xml:space="preserve">address - IP-адрес</w:t>
-      </w:r>
-    </w:p>
-    <w:p>
-      <w:pPr>
-        <w:numPr>
-          <w:ilvl w:val="0"/>
-          <w:numId w:val="1021"/>
-        </w:numPr>
-      </w:pPr>
-      <w:r>
-        <w:t xml:space="preserve">hwaddr - MAC-адрес клиента</w:t>
-      </w:r>
-    </w:p>
-    <w:p>
-      <w:pPr>
-        <w:numPr>
-          <w:ilvl w:val="0"/>
-          <w:numId w:val="1021"/>
-        </w:numPr>
-      </w:pPr>
-      <w:r>
-        <w:t xml:space="preserve">client_id - идентификатор клиента</w:t>
-      </w:r>
-    </w:p>
-    <w:p>
-      <w:pPr>
-        <w:numPr>
-          <w:ilvl w:val="0"/>
-          <w:numId w:val="1021"/>
-        </w:numPr>
-      </w:pPr>
-      <w:r>
-        <w:t xml:space="preserve">valid_lifetime - время жизни аренды (секунды)</w:t>
-      </w:r>
-    </w:p>
-    <w:p>
-      <w:pPr>
-        <w:numPr>
-          <w:ilvl w:val="0"/>
-          <w:numId w:val="1021"/>
-        </w:numPr>
-      </w:pPr>
-      <w:r>
-        <w:t xml:space="preserve">expire - timestamp истечения аренды</w:t>
-      </w:r>
-    </w:p>
-    <w:p>
-      <w:pPr>
-        <w:numPr>
-          <w:ilvl w:val="0"/>
-          <w:numId w:val="1021"/>
-        </w:numPr>
-      </w:pPr>
-      <w:r>
-        <w:t xml:space="preserve">subnet_id - ID подсети</w:t>
-      </w:r>
-    </w:p>
-    <w:p>
-      <w:pPr>
-        <w:numPr>
-          <w:ilvl w:val="0"/>
-          <w:numId w:val="1021"/>
-        </w:numPr>
-      </w:pPr>
-      <w:r>
-        <w:t xml:space="preserve">fqdn_fwd, fqdn_rev - флаги DNS-записей</w:t>
-      </w:r>
-    </w:p>
-    <w:p>
-      <w:pPr>
-        <w:numPr>
-          <w:ilvl w:val="0"/>
-          <w:numId w:val="1021"/>
-        </w:numPr>
-      </w:pPr>
-      <w:r>
-        <w:t xml:space="preserve">hostname - имя хоста</w:t>
-      </w:r>
-    </w:p>
-    <w:p>
-      <w:pPr>
-        <w:numPr>
-          <w:ilvl w:val="0"/>
-          <w:numId w:val="1021"/>
-        </w:numPr>
-      </w:pPr>
-      <w:r>
-        <w:t xml:space="preserve">state - состояние аренды</w:t>
-      </w:r>
-    </w:p>
-    <w:p>
-      <w:pPr>
-        <w:numPr>
-          <w:ilvl w:val="0"/>
-          <w:numId w:val="1021"/>
-        </w:numPr>
-      </w:pPr>
-      <w:r>
-        <w:t xml:space="preserve">user_context, pool_id - дополнительные параметры</w:t>
-      </w:r>
-    </w:p>
-    <w:p>
-      <w:pPr>
-        <w:pStyle w:val="FirstParagraph"/>
-      </w:pPr>
-      <w:r>
-        <w:t xml:space="preserve">Строка 3: 192.168.1.30,08:00:27:22:9a:d6,01:08:00:27:22:9a:d6,3600,1758359296,1,0,0,,client,0,,0</w:t>
-      </w:r>
-    </w:p>
-    <w:p>
-      <w:pPr>
-        <w:pStyle w:val="BodyText"/>
-      </w:pPr>
-      <w:r>
-        <w:t xml:space="preserve">Адрес: 192.168.1.30. MAC: 08:00:27:22:9a:d6 (вероятно виртуальная машина VirtualBox). Время жизни: 3600 секунд (1 час). Истекает: 1758359296 (Unix timestamp). Подсеть: ID 1. Имя хоста: client. Состояние: 0 (активная/нормальная аренда)</w:t>
-      </w:r>
-    </w:p>
-    <w:p>
-      <w:pPr>
-        <w:pStyle w:val="BodyText"/>
-      </w:pPr>
-      <w:r>
-        <w:t xml:space="preserve">Строка 4: 192.168.1.30,08:00:27:22:9a:d6,01:08:00:27:22:9a:d6,3600,1758359879,1,0,0,,client,0,,0</w:t>
-      </w:r>
-    </w:p>
-    <w:p>
-      <w:pPr>
-        <w:pStyle w:val="BodyText"/>
-      </w:pPr>
-      <w:r>
-        <w:t xml:space="preserve">Обновление аренды того же клиента. Новое время истечения: 1758359879. Увеличение времени аренды</w:t>
-      </w:r>
-    </w:p>
-    <w:p>
-      <w:pPr>
-        <w:pStyle w:val="BodyText"/>
-      </w:pPr>
-      <w:r>
-        <w:t xml:space="preserve">Строка 5: 192.168.1.30,08:00:27:22:9a:d6,01:08:00:27:22:9a:d6,3600,1758359885,1,0,0,,client,0,,0</w:t>
-      </w:r>
-    </w:p>
-    <w:p>
-      <w:pPr>
-        <w:numPr>
-          <w:ilvl w:val="0"/>
-          <w:numId w:val="1022"/>
-        </w:numPr>
-        <w:pStyle w:val="Compact"/>
-      </w:pPr>
-      <w:r>
-        <w:t xml:space="preserve">Войдите в систему виртуальной машины client под вашим пользователем и откройте терминал. В терминале введите(рис. 22).</w:t>
+        <w:t xml:space="preserve">Рис. 22: Редактируем файл /etc/named/dsadova.net</w:t>
       </w:r>
     </w:p>
     <w:p>
@@ -1952,20 +1909,20 @@
       <w:r>
         <w:drawing>
           <wp:inline>
-            <wp:extent cx="4800600" cy="3833812"/>
+            <wp:extent cx="4800600" cy="2610618"/>
             <wp:effectExtent b="0" l="0" r="0" t="0"/>
-            <wp:docPr descr="Заходим в client" title="" id="88" name="Picture"/>
+            <wp:docPr descr="Редактируем файл /etc/named/dsadova.net" title="" id="93" name="Picture"/>
             <a:graphic>
               <a:graphicData uri="http://schemas.openxmlformats.org/drawingml/2006/picture">
                 <pic:pic>
                   <pic:nvPicPr>
-                    <pic:cNvPr descr="image/26.png" id="89" name="Picture"/>
+                    <pic:cNvPr descr="image/30.png" id="94" name="Picture"/>
                     <pic:cNvPicPr>
                       <a:picLocks noChangeArrowheads="1" noChangeAspect="1"/>
                     </pic:cNvPicPr>
                   </pic:nvPicPr>
                   <pic:blipFill>
-                    <a:blip r:embed="rId87"/>
+                    <a:blip r:embed="rId92"/>
                     <a:stretch>
                       <a:fillRect/>
                     </a:stretch>
@@ -1973,7 +1930,7 @@
                   <pic:spPr bwMode="auto">
                     <a:xfrm>
                       <a:off x="0" y="0"/>
-                      <a:ext cx="4800600" cy="3833812"/>
+                      <a:ext cx="4800600" cy="2610618"/>
                     </a:xfrm>
                     <a:prstGeom prst="rect">
                       <a:avLst/>
@@ -1997,7 +1954,7 @@
         <w:pStyle w:val="ImageCaption"/>
       </w:pPr>
       <w:r>
-        <w:t xml:space="preserve">Рис. 22: Заходим в client</w:t>
+        <w:t xml:space="preserve">Рис. 23: Редактируем файл /etc/named/dsadova.net</w:t>
       </w:r>
     </w:p>
     <w:p>
@@ -2005,238 +1962,19 @@
         <w:pStyle w:val="BodyText"/>
       </w:pPr>
       <w:r>
-        <w:t xml:space="preserve">На экран будет выведена информация об имеющихся интерфейсах. Прокомментируйте её построчно в отчёте.</w:t>
-      </w:r>
-    </w:p>
-    <w:p>
-      <w:pPr>
-        <w:pStyle w:val="BodyText"/>
-      </w:pPr>
-      <w:r>
-        <w:t xml:space="preserve">Система имеет три сетевых интерфейса - eth0, eth1 и loopback (lo). Интерфейс eth1 соответствует записям из DHCP-сервера.</w:t>
-      </w:r>
-    </w:p>
-    <w:p>
-      <w:pPr>
-        <w:pStyle w:val="BodyText"/>
-      </w:pPr>
-      <w:r>
-        <w:t xml:space="preserve">Интерфейс eth0:</w:t>
+        <w:t xml:space="preserve">Остальные записи в файле /etc/named/user.net удалите.</w:t>
       </w:r>
     </w:p>
     <w:p>
       <w:pPr>
         <w:numPr>
           <w:ilvl w:val="0"/>
-          <w:numId w:val="1023"/>
-        </w:numPr>
-      </w:pPr>
-      <w:r>
-        <w:t xml:space="preserve">flags=4163&lt;UP,BROADCAST,RUNNING,MULTICAST&gt; - интерфейс активен, поддерживает широковещание и multicast</w:t>
-      </w:r>
-    </w:p>
-    <w:p>
-      <w:pPr>
-        <w:numPr>
-          <w:ilvl w:val="0"/>
-          <w:numId w:val="1023"/>
-        </w:numPr>
-      </w:pPr>
-      <w:r>
-        <w:t xml:space="preserve">inet 10.0.2.15 - IPv4 адрес (вероятно NAT-интерфейс VirtualBox)</w:t>
-      </w:r>
-    </w:p>
-    <w:p>
-      <w:pPr>
-        <w:numPr>
-          <w:ilvl w:val="0"/>
-          <w:numId w:val="1023"/>
-        </w:numPr>
-      </w:pPr>
-      <w:r>
-        <w:t xml:space="preserve">netmask 255.255.255.0 - маска подсети класса C</w:t>
-      </w:r>
-    </w:p>
-    <w:p>
-      <w:pPr>
-        <w:numPr>
-          <w:ilvl w:val="0"/>
-          <w:numId w:val="1023"/>
-        </w:numPr>
-      </w:pPr>
-      <w:r>
-        <w:t xml:space="preserve">broadcast 10.0.2.255 - широковещательный адрес</w:t>
-      </w:r>
-    </w:p>
-    <w:p>
-      <w:pPr>
-        <w:numPr>
-          <w:ilvl w:val="0"/>
-          <w:numId w:val="1023"/>
-        </w:numPr>
-      </w:pPr>
-      <w:r>
-        <w:t xml:space="preserve">inet6 fe80::a00:27ff:fe69:a8d - link-local IPv6 адрес</w:t>
-      </w:r>
-    </w:p>
-    <w:p>
-      <w:pPr>
-        <w:numPr>
-          <w:ilvl w:val="0"/>
-          <w:numId w:val="1023"/>
-        </w:numPr>
-      </w:pPr>
-      <w:r>
-        <w:t xml:space="preserve">inet6 fdl7:625c:f037:2:a00:27ff:fe69:a8d - глобальный IPv6 адрес (с ошибкой в записи)</w:t>
-      </w:r>
-    </w:p>
-    <w:p>
-      <w:pPr>
-        <w:numPr>
-          <w:ilvl w:val="0"/>
-          <w:numId w:val="1023"/>
-        </w:numPr>
-      </w:pPr>
-      <w:r>
-        <w:t xml:space="preserve">ether 08:00:27:69:0a:8d - MAC-адрес интерфейса</w:t>
-      </w:r>
-    </w:p>
-    <w:p>
-      <w:pPr>
-        <w:pStyle w:val="FirstParagraph"/>
-      </w:pPr>
-      <w:r>
-        <w:t xml:space="preserve">Интерфейс eth1 (основной интерес):</w:t>
-      </w:r>
-    </w:p>
-    <w:p>
-      <w:pPr>
-        <w:numPr>
-          <w:ilvl w:val="0"/>
-          <w:numId w:val="1024"/>
-        </w:numPr>
-      </w:pPr>
-      <w:r>
-        <w:t xml:space="preserve">flags=4163&lt;UP,BROADCAST,RUNNING,MULTICAST&gt; - интерфейс активен</w:t>
-      </w:r>
-    </w:p>
-    <w:p>
-      <w:pPr>
-        <w:numPr>
-          <w:ilvl w:val="0"/>
-          <w:numId w:val="1024"/>
-        </w:numPr>
-      </w:pPr>
-      <w:r>
-        <w:t xml:space="preserve">inet 192.168.1.30 - IPv4 адрес, совпадает с арендой из DHCP-сервера</w:t>
-      </w:r>
-    </w:p>
-    <w:p>
-      <w:pPr>
-        <w:numPr>
-          <w:ilvl w:val="0"/>
-          <w:numId w:val="1024"/>
-        </w:numPr>
-      </w:pPr>
-      <w:r>
-        <w:t xml:space="preserve">netmask 255.255.255.0 - маска подсети</w:t>
-      </w:r>
-    </w:p>
-    <w:p>
-      <w:pPr>
-        <w:numPr>
-          <w:ilvl w:val="0"/>
-          <w:numId w:val="1024"/>
-        </w:numPr>
-      </w:pPr>
-      <w:r>
-        <w:t xml:space="preserve">broadcast 192.168.1.255 - широковещательный адрес</w:t>
-      </w:r>
-    </w:p>
-    <w:p>
-      <w:pPr>
-        <w:numPr>
-          <w:ilvl w:val="0"/>
-          <w:numId w:val="1024"/>
-        </w:numPr>
-      </w:pPr>
-      <w:r>
-        <w:t xml:space="preserve">inet6 fe80::a00:27ff:fe22:9ad6 - link-local IPv6 адрес</w:t>
-      </w:r>
-    </w:p>
-    <w:p>
-      <w:pPr>
-        <w:numPr>
-          <w:ilvl w:val="0"/>
-          <w:numId w:val="1024"/>
-        </w:numPr>
-      </w:pPr>
-      <w:r>
-        <w:t xml:space="preserve">ether 08:00:27:22:9a:d6 - MAC-адрес, полностью совпадает с записью в DHCP: 08:00:27:22:9a:d6</w:t>
-      </w:r>
-    </w:p>
-    <w:p>
-      <w:pPr>
-        <w:pStyle w:val="FirstParagraph"/>
-      </w:pPr>
-      <w:r>
-        <w:t xml:space="preserve">Интерфейс lo (loopback):</w:t>
-      </w:r>
-    </w:p>
-    <w:p>
-      <w:pPr>
-        <w:numPr>
-          <w:ilvl w:val="0"/>
-          <w:numId w:val="1025"/>
-        </w:numPr>
-      </w:pPr>
-      <w:r>
-        <w:t xml:space="preserve">flags=73&lt;UP,LOOPBACK,RUNNING&gt; - loopback интерфейс активен</w:t>
-      </w:r>
-    </w:p>
-    <w:p>
-      <w:pPr>
-        <w:numPr>
-          <w:ilvl w:val="0"/>
-          <w:numId w:val="1025"/>
-        </w:numPr>
-      </w:pPr>
-      <w:r>
-        <w:t xml:space="preserve">inet 127.0.0.1 - стандартный loopback адрес</w:t>
-      </w:r>
-    </w:p>
-    <w:p>
-      <w:pPr>
-        <w:numPr>
-          <w:ilvl w:val="0"/>
-          <w:numId w:val="1025"/>
-        </w:numPr>
-      </w:pPr>
-      <w:r>
-        <w:t xml:space="preserve">netmask 255.0.0.0 - маска класса A</w:t>
-      </w:r>
-    </w:p>
-    <w:p>
-      <w:pPr>
-        <w:numPr>
-          <w:ilvl w:val="0"/>
-          <w:numId w:val="1025"/>
-        </w:numPr>
-      </w:pPr>
-      <w:r>
-        <w:t xml:space="preserve">inet6 ::1 - IPv6 loopback адрес</w:t>
-      </w:r>
-    </w:p>
-    <w:p>
-      <w:pPr>
-        <w:numPr>
-          <w:ilvl w:val="0"/>
-          <w:numId w:val="1026"/>
+          <w:numId w:val="1020"/>
         </w:numPr>
         <w:pStyle w:val="Compact"/>
       </w:pPr>
       <w:r>
-        <w:t xml:space="preserve">На машине server посмотрите список выданных адресов:(рис. 23).</w:t>
+        <w:t xml:space="preserve">В каталоге /var/named создайте подкаталоги master/fz и master/rz, в которых будут располагаться файлы прямой и обратной зоны соответственно:(рис. 24).</w:t>
       </w:r>
     </w:p>
     <w:p>
@@ -2246,20 +1984,20 @@
       <w:r>
         <w:drawing>
           <wp:inline>
-            <wp:extent cx="4800600" cy="1474001"/>
+            <wp:extent cx="4032985" cy="693018"/>
             <wp:effectExtent b="0" l="0" r="0" t="0"/>
-            <wp:docPr descr="Просматриваем список выданных адресов" title="" id="91" name="Picture"/>
+            <wp:docPr descr="Создаем подкаталоги master/fz и master/rz" title="" id="96" name="Picture"/>
             <a:graphic>
               <a:graphicData uri="http://schemas.openxmlformats.org/drawingml/2006/picture">
                 <pic:pic>
                   <pic:nvPicPr>
-                    <pic:cNvPr descr="image/27.png" id="92" name="Picture"/>
+                    <pic:cNvPr descr="image/32.png" id="97" name="Picture"/>
                     <pic:cNvPicPr>
                       <a:picLocks noChangeArrowheads="1" noChangeAspect="1"/>
                     </pic:cNvPicPr>
                   </pic:nvPicPr>
                   <pic:blipFill>
-                    <a:blip r:embed="rId90"/>
+                    <a:blip r:embed="rId95"/>
                     <a:stretch>
                       <a:fillRect/>
                     </a:stretch>
@@ -2267,7 +2005,7 @@
                   <pic:spPr bwMode="auto">
                     <a:xfrm>
                       <a:off x="0" y="0"/>
-                      <a:ext cx="4800600" cy="1474001"/>
+                      <a:ext cx="4032985" cy="693018"/>
                     </a:xfrm>
                     <a:prstGeom prst="rect">
                       <a:avLst/>
@@ -2291,228 +2029,19 @@
         <w:pStyle w:val="ImageCaption"/>
       </w:pPr>
       <w:r>
-        <w:t xml:space="preserve">Рис. 23: Просматриваем список выданных адресов</w:t>
-      </w:r>
-    </w:p>
-    <w:p>
-      <w:pPr>
-        <w:pStyle w:val="BodyText"/>
-      </w:pPr>
-      <w:r>
-        <w:t xml:space="preserve">Прокомментируйте построчно в отчёте.</w:t>
-      </w:r>
-    </w:p>
-    <w:p>
-      <w:pPr>
-        <w:pStyle w:val="BodyText"/>
-      </w:pPr>
-      <w:r>
-        <w:t xml:space="preserve">Файл /var/lib/kea/kea-leases4.csv содержит историю аренды IPv4 адресов сервером Kea DHCP.</w:t>
-      </w:r>
-    </w:p>
-    <w:p>
-      <w:pPr>
-        <w:pStyle w:val="BodyText"/>
-      </w:pPr>
-      <w:r>
-        <w:t xml:space="preserve">Строка 1-2: Заголовок с полями:</w:t>
+        <w:t xml:space="preserve">Рис. 24: Создаем подкаталоги master/fz и master/rz</w:t>
       </w:r>
     </w:p>
     <w:p>
       <w:pPr>
         <w:numPr>
           <w:ilvl w:val="0"/>
-          <w:numId w:val="1027"/>
-        </w:numPr>
-      </w:pPr>
-      <w:r>
-        <w:t xml:space="preserve">address - IP-адрес</w:t>
-      </w:r>
-    </w:p>
-    <w:p>
-      <w:pPr>
-        <w:numPr>
-          <w:ilvl w:val="0"/>
-          <w:numId w:val="1027"/>
-        </w:numPr>
-      </w:pPr>
-      <w:r>
-        <w:t xml:space="preserve">hwaddr - MAC-адрес клиента</w:t>
-      </w:r>
-    </w:p>
-    <w:p>
-      <w:pPr>
-        <w:numPr>
-          <w:ilvl w:val="0"/>
-          <w:numId w:val="1027"/>
-        </w:numPr>
-      </w:pPr>
-      <w:r>
-        <w:t xml:space="preserve">client_id - идентификатор клиента</w:t>
-      </w:r>
-    </w:p>
-    <w:p>
-      <w:pPr>
-        <w:numPr>
-          <w:ilvl w:val="0"/>
-          <w:numId w:val="1027"/>
-        </w:numPr>
-      </w:pPr>
-      <w:r>
-        <w:t xml:space="preserve">valid_lifetime - время жизни аренды (секунды)</w:t>
-      </w:r>
-    </w:p>
-    <w:p>
-      <w:pPr>
-        <w:numPr>
-          <w:ilvl w:val="0"/>
-          <w:numId w:val="1027"/>
-        </w:numPr>
-      </w:pPr>
-      <w:r>
-        <w:t xml:space="preserve">expire - timestamp истечения аренды</w:t>
-      </w:r>
-    </w:p>
-    <w:p>
-      <w:pPr>
-        <w:numPr>
-          <w:ilvl w:val="0"/>
-          <w:numId w:val="1027"/>
-        </w:numPr>
-      </w:pPr>
-      <w:r>
-        <w:t xml:space="preserve">subnet_id - ID подсети</w:t>
-      </w:r>
-    </w:p>
-    <w:p>
-      <w:pPr>
-        <w:numPr>
-          <w:ilvl w:val="0"/>
-          <w:numId w:val="1027"/>
-        </w:numPr>
-      </w:pPr>
-      <w:r>
-        <w:t xml:space="preserve">fqdn_fwd, fqdn_rev - флаги DNS-записей</w:t>
-      </w:r>
-    </w:p>
-    <w:p>
-      <w:pPr>
-        <w:numPr>
-          <w:ilvl w:val="0"/>
-          <w:numId w:val="1027"/>
-        </w:numPr>
-      </w:pPr>
-      <w:r>
-        <w:t xml:space="preserve">hostname - имя хоста</w:t>
-      </w:r>
-    </w:p>
-    <w:p>
-      <w:pPr>
-        <w:numPr>
-          <w:ilvl w:val="0"/>
-          <w:numId w:val="1027"/>
-        </w:numPr>
-      </w:pPr>
-      <w:r>
-        <w:t xml:space="preserve">state - состояние аренды</w:t>
-      </w:r>
-    </w:p>
-    <w:p>
-      <w:pPr>
-        <w:numPr>
-          <w:ilvl w:val="0"/>
-          <w:numId w:val="1027"/>
-        </w:numPr>
-      </w:pPr>
-      <w:r>
-        <w:t xml:space="preserve">user_context, pool_id - дополнительные параметры</w:t>
-      </w:r>
-    </w:p>
-    <w:p>
-      <w:pPr>
-        <w:pStyle w:val="FirstParagraph"/>
-      </w:pPr>
-      <w:r>
-        <w:t xml:space="preserve">Строка 3: 192.168.1.30,08:00:27:22:9a:d6,01:08:00:27:22:9a:d6,3600,1758359296,1,0,0,,client,0,,0</w:t>
-      </w:r>
-    </w:p>
-    <w:p>
-      <w:pPr>
-        <w:pStyle w:val="BodyText"/>
-      </w:pPr>
-      <w:r>
-        <w:t xml:space="preserve">Адрес: 192.168.1.30. MAC: 08:00:27:22:9a:d6 (вероятно виртуальная машина VirtualBox). Время жизни: 3600 секунд (1 час). Истекает: 1758359296 (Unix timestamp). Подсеть: ID 1. Имя хоста: client. Состояние: 0 (активная/нормальная аренда)</w:t>
-      </w:r>
-    </w:p>
-    <w:p>
-      <w:pPr>
-        <w:pStyle w:val="BodyText"/>
-      </w:pPr>
-      <w:r>
-        <w:t xml:space="preserve">Строка 4: 192.168.1.30,08:00:27:22:9a:d6,01:08:00:27:22:9a:d6,3600,1758359879,1,0,0,,client,0,,0</w:t>
-      </w:r>
-    </w:p>
-    <w:p>
-      <w:pPr>
-        <w:pStyle w:val="BodyText"/>
-      </w:pPr>
-      <w:r>
-        <w:t xml:space="preserve">Обновление аренды того же клиента. Новое время истечения: 1758359879. Увеличение времени аренды</w:t>
-      </w:r>
-    </w:p>
-    <w:p>
-      <w:pPr>
-        <w:pStyle w:val="BodyText"/>
-      </w:pPr>
-      <w:r>
-        <w:t xml:space="preserve">Строка 5: 192.168.1.30,08:00:27:22:9a:d6,01:08:00:27:22:9a:d6,3600,1758359885,1,0,0,,client,0,,0</w:t>
-      </w:r>
-    </w:p>
-    <w:p>
-      <w:pPr>
-        <w:pStyle w:val="BodyText"/>
-      </w:pPr>
-      <w:r>
-        <w:t xml:space="preserve">Еще одно обновление аренды. Последнее записанное время истечения: 1758359885</w:t>
-      </w:r>
-    </w:p>
-    <w:bookmarkEnd w:id="93"/>
-    <w:bookmarkStart w:id="160" w:name="настройка-обновления-dns-зоны"/>
-    <w:p>
-      <w:pPr>
-        <w:pStyle w:val="Heading3"/>
-      </w:pPr>
-      <w:r>
-        <w:rPr>
-          <w:rStyle w:val="SectionNumber"/>
-        </w:rPr>
-        <w:t xml:space="preserve">2.2.4</w:t>
-      </w:r>
-      <w:r>
-        <w:tab/>
-      </w:r>
-      <w:r>
-        <w:t xml:space="preserve">Настройка обновления DNS-зоны</w:t>
-      </w:r>
-    </w:p>
-    <w:p>
-      <w:pPr>
-        <w:pStyle w:val="FirstParagraph"/>
-      </w:pPr>
-      <w:r>
-        <w:t xml:space="preserve">Требуется настроить обновление DNS-зоны при появлении в виртуальной внутренней сети новых узлов.</w:t>
-      </w:r>
-    </w:p>
-    <w:p>
-      <w:pPr>
-        <w:numPr>
-          <w:ilvl w:val="0"/>
-          <w:numId w:val="1028"/>
+          <w:numId w:val="1021"/>
         </w:numPr>
         <w:pStyle w:val="Compact"/>
       </w:pPr>
       <w:r>
-        <w:t xml:space="preserve">Создадим ключ на сервере с Bind9 (на виртуальной машине server):(рис. 24).</w:t>
+        <w:t xml:space="preserve">Скопируйте шаблон прямой DNS-зоны named.localhost из каталога /var/named в каталог /var/named/master/fz и переименуйте его в user.net:(рис. 25).</w:t>
       </w:r>
     </w:p>
     <w:p>
@@ -2522,20 +2051,20 @@
       <w:r>
         <w:drawing>
           <wp:inline>
-            <wp:extent cx="4800600" cy="556073"/>
+            <wp:extent cx="4800600" cy="375155"/>
             <wp:effectExtent b="0" l="0" r="0" t="0"/>
-            <wp:docPr descr="Создаем ключ" title="" id="95" name="Picture"/>
+            <wp:docPr descr="Копируем шаблон прямой DNS-зоны" title="" id="99" name="Picture"/>
             <a:graphic>
               <a:graphicData uri="http://schemas.openxmlformats.org/drawingml/2006/picture">
                 <pic:pic>
                   <pic:nvPicPr>
-                    <pic:cNvPr descr="image/28.png" id="96" name="Picture"/>
+                    <pic:cNvPr descr="image/33.png" id="100" name="Picture"/>
                     <pic:cNvPicPr>
                       <a:picLocks noChangeArrowheads="1" noChangeAspect="1"/>
                     </pic:cNvPicPr>
                   </pic:nvPicPr>
                   <pic:blipFill>
-                    <a:blip r:embed="rId94"/>
+                    <a:blip r:embed="rId98"/>
                     <a:stretch>
                       <a:fillRect/>
                     </a:stretch>
@@ -2543,7 +2072,7 @@
                   <pic:spPr bwMode="auto">
                     <a:xfrm>
                       <a:off x="0" y="0"/>
-                      <a:ext cx="4800600" cy="556073"/>
+                      <a:ext cx="4800600" cy="375155"/>
                     </a:xfrm>
                     <a:prstGeom prst="rect">
                       <a:avLst/>
@@ -2567,19 +2096,19 @@
         <w:pStyle w:val="ImageCaption"/>
       </w:pPr>
       <w:r>
-        <w:t xml:space="preserve">Рис. 24: Создаем ключ</w:t>
+        <w:t xml:space="preserve">Рис. 25: Копируем шаблон прямой DNS-зоны</w:t>
       </w:r>
     </w:p>
     <w:p>
       <w:pPr>
         <w:numPr>
           <w:ilvl w:val="0"/>
-          <w:numId w:val="1029"/>
+          <w:numId w:val="1022"/>
         </w:numPr>
         <w:pStyle w:val="Compact"/>
       </w:pPr>
       <w:r>
-        <w:t xml:space="preserve">Файл /etc/named/keys/dhcp_updater.key будет иметь следующий вид:(рис. 25).</w:t>
+        <w:t xml:space="preserve">Измените файл /var/named/master/fz/user.net, указав необходимые DNS-записи для прямой зоны. В этом файле DNS-имя сервера @ rname.invalid. должно быть заменено на @ server.user.net. (вместо user должен быть указан ваш логин); формат серийного номера ГГГГММДДВВ (ГГГГ — год, ММ — месяц, ДД — день, ВВ — номер ревизии) [1]; адрес в A-записи должен быть заменён с 127.0.0.1 на 192.168.1.1; в директиве $ORIGIN должно быть задано текущее имя домена user.net. (вместо user должен быть указан ваш логин), а затем указаны имена и адреса серверов в этом домене в виде A-записей DNS (на данном этапе должен быть прописан сервер с именем ns и адресом 192.168.1.1). При этом внимательно отнеситесь к синтаксису в этом файле, а именно к пробелам и табуляции. В результате должен получиться файл следующего содержания:(рис. 26).</w:t>
       </w:r>
     </w:p>
     <w:p>
@@ -2589,20 +2118,20 @@
       <w:r>
         <w:drawing>
           <wp:inline>
-            <wp:extent cx="4800600" cy="850739"/>
+            <wp:extent cx="4800600" cy="2117407"/>
             <wp:effectExtent b="0" l="0" r="0" t="0"/>
-            <wp:docPr descr="Просматриваем ключ" title="" id="98" name="Picture"/>
+            <wp:docPr descr="Изменим файл /var/named/master/fz/dsadova.net" title="" id="102" name="Picture"/>
             <a:graphic>
               <a:graphicData uri="http://schemas.openxmlformats.org/drawingml/2006/picture">
                 <pic:pic>
                   <pic:nvPicPr>
-                    <pic:cNvPr descr="image/29.png" id="99" name="Picture"/>
+                    <pic:cNvPr descr="image/34.png" id="103" name="Picture"/>
                     <pic:cNvPicPr>
                       <a:picLocks noChangeArrowheads="1" noChangeAspect="1"/>
                     </pic:cNvPicPr>
                   </pic:nvPicPr>
                   <pic:blipFill>
-                    <a:blip r:embed="rId97"/>
+                    <a:blip r:embed="rId101"/>
                     <a:stretch>
                       <a:fillRect/>
                     </a:stretch>
@@ -2610,7 +2139,7 @@
                   <pic:spPr bwMode="auto">
                     <a:xfrm>
                       <a:off x="0" y="0"/>
-                      <a:ext cx="4800600" cy="850739"/>
+                      <a:ext cx="4800600" cy="2117407"/>
                     </a:xfrm>
                     <a:prstGeom prst="rect">
                       <a:avLst/>
@@ -2634,19 +2163,19 @@
         <w:pStyle w:val="ImageCaption"/>
       </w:pPr>
       <w:r>
-        <w:t xml:space="preserve">Рис. 25: Просматриваем ключ</w:t>
+        <w:t xml:space="preserve">Рис. 26: Изменим файл /var/named/master/fz/dsadova.net</w:t>
       </w:r>
     </w:p>
     <w:p>
       <w:pPr>
         <w:numPr>
           <w:ilvl w:val="0"/>
-          <w:numId w:val="1030"/>
+          <w:numId w:val="1023"/>
         </w:numPr>
         <w:pStyle w:val="Compact"/>
       </w:pPr>
       <w:r>
-        <w:t xml:space="preserve">Поправим права доступа:(рис. 26).</w:t>
+        <w:t xml:space="preserve">Скопируйте шаблон обратной DNS-зоны named.loopback из каталога /var/named в каталог /var/named/master/rz и переименуйте его в 192.168.1:(рис. 27).</w:t>
       </w:r>
     </w:p>
     <w:p>
@@ -2656,20 +2185,20 @@
       <w:r>
         <w:drawing>
           <wp:inline>
-            <wp:extent cx="4800600" cy="371877"/>
+            <wp:extent cx="4800600" cy="516428"/>
             <wp:effectExtent b="0" l="0" r="0" t="0"/>
-            <wp:docPr descr="Меняем права доступа" title="" id="101" name="Picture"/>
+            <wp:docPr descr="Скопируем шаблон обратной DNS-зоны" title="" id="105" name="Picture"/>
             <a:graphic>
               <a:graphicData uri="http://schemas.openxmlformats.org/drawingml/2006/picture">
                 <pic:pic>
                   <pic:nvPicPr>
-                    <pic:cNvPr descr="image/30.png" id="102" name="Picture"/>
+                    <pic:cNvPr descr="image/35.png" id="106" name="Picture"/>
                     <pic:cNvPicPr>
                       <a:picLocks noChangeArrowheads="1" noChangeAspect="1"/>
                     </pic:cNvPicPr>
                   </pic:nvPicPr>
                   <pic:blipFill>
-                    <a:blip r:embed="rId100"/>
+                    <a:blip r:embed="rId104"/>
                     <a:stretch>
                       <a:fillRect/>
                     </a:stretch>
@@ -2677,7 +2206,7 @@
                   <pic:spPr bwMode="auto">
                     <a:xfrm>
                       <a:off x="0" y="0"/>
-                      <a:ext cx="4800600" cy="371877"/>
+                      <a:ext cx="4800600" cy="516428"/>
                     </a:xfrm>
                     <a:prstGeom prst="rect">
                       <a:avLst/>
@@ -2701,19 +2230,19 @@
         <w:pStyle w:val="ImageCaption"/>
       </w:pPr>
       <w:r>
-        <w:t xml:space="preserve">Рис. 26: Меняем права доступа</w:t>
+        <w:t xml:space="preserve">Рис. 27: Скопируем шаблон обратной DNS-зоны</w:t>
       </w:r>
     </w:p>
     <w:p>
       <w:pPr>
         <w:numPr>
           <w:ilvl w:val="0"/>
-          <w:numId w:val="1031"/>
+          <w:numId w:val="1024"/>
         </w:numPr>
         <w:pStyle w:val="Compact"/>
       </w:pPr>
       <w:r>
-        <w:t xml:space="preserve">Подключим ключ в файле /etc/named.conf:(рис. 27).</w:t>
+        <w:t xml:space="preserve">Измените файл /var/named/master/rz/192.168.1, указав необходимые DNS-записи для обратной зоны. В этом файле DNS-имя сервера @ rname.invalid. должно быть заменено на @ server.user.net. (вместо user должен быть указан ваш логин); формат серийного номера ГГГГММДДВВ (ГГГГ — год, ММ — месяц, ДД — день, ВВ — номер ревизии); адрес в A-записи должен быть заменён с 127.0.0.1 на 192.168.1.1; в директиве $ORIGIN должно быть задано название обратной зоны в виде 1.168.192.in-addr.arpa., затем заданы PTR-записи (на данном этапе должна быть задана PTR запись, ставящая в соответствие адресу 192.168.1.1 DNS-адрес ns.user.net). В результате должен получиться файл следующего содержания:(рис. 28).</w:t>
       </w:r>
     </w:p>
     <w:p>
@@ -2723,20 +2252,20 @@
       <w:r>
         <w:drawing>
           <wp:inline>
-            <wp:extent cx="4800600" cy="1015031"/>
+            <wp:extent cx="4800600" cy="2269066"/>
             <wp:effectExtent b="0" l="0" r="0" t="0"/>
-            <wp:docPr descr="Подключаем ключ" title="" id="104" name="Picture"/>
+            <wp:docPr descr="Изменим файл /var/named/master/rz/192.168.1" title="" id="108" name="Picture"/>
             <a:graphic>
               <a:graphicData uri="http://schemas.openxmlformats.org/drawingml/2006/picture">
                 <pic:pic>
                   <pic:nvPicPr>
-                    <pic:cNvPr descr="image/33.png" id="105" name="Picture"/>
+                    <pic:cNvPr descr="image/36.png" id="109" name="Picture"/>
                     <pic:cNvPicPr>
                       <a:picLocks noChangeArrowheads="1" noChangeAspect="1"/>
                     </pic:cNvPicPr>
                   </pic:nvPicPr>
                   <pic:blipFill>
-                    <a:blip r:embed="rId103"/>
+                    <a:blip r:embed="rId107"/>
                     <a:stretch>
                       <a:fillRect/>
                     </a:stretch>
@@ -2744,7 +2273,7 @@
                   <pic:spPr bwMode="auto">
                     <a:xfrm>
                       <a:off x="0" y="0"/>
-                      <a:ext cx="4800600" cy="1015031"/>
+                      <a:ext cx="4800600" cy="2269066"/>
                     </a:xfrm>
                     <a:prstGeom prst="rect">
                       <a:avLst/>
@@ -2768,19 +2297,19 @@
         <w:pStyle w:val="ImageCaption"/>
       </w:pPr>
       <w:r>
-        <w:t xml:space="preserve">Рис. 27: Подключаем ключ</w:t>
+        <w:t xml:space="preserve">Рис. 28: Изменим файл /var/named/master/rz/192.168.1</w:t>
       </w:r>
     </w:p>
     <w:p>
       <w:pPr>
         <w:numPr>
           <w:ilvl w:val="0"/>
-          <w:numId w:val="1032"/>
+          <w:numId w:val="1025"/>
         </w:numPr>
         <w:pStyle w:val="Compact"/>
       </w:pPr>
       <w:r>
-        <w:t xml:space="preserve">На виртуальной машине server под пользователем с правами суперпользователя отредактируйте файл /etc/named/user.net (вместо user укажите свой логин), разрешив обновление зоны:(рис. 28).</w:t>
+        <w:t xml:space="preserve">Далее требуется исправить права доступа к файлам в каталогах /etc/named и /var/named, чтобы демон named мог с ними работать:(рис. 29).</w:t>
       </w:r>
     </w:p>
     <w:p>
@@ -2790,20 +2319,20 @@
       <w:r>
         <w:drawing>
           <wp:inline>
-            <wp:extent cx="4800600" cy="2116393"/>
+            <wp:extent cx="4800600" cy="558209"/>
             <wp:effectExtent b="0" l="0" r="0" t="0"/>
-            <wp:docPr descr="Обнавляем зоны" title="" id="107" name="Picture"/>
+            <wp:docPr descr="Исправляем права доступа" title="" id="111" name="Picture"/>
             <a:graphic>
               <a:graphicData uri="http://schemas.openxmlformats.org/drawingml/2006/picture">
                 <pic:pic>
                   <pic:nvPicPr>
-                    <pic:cNvPr descr="image/34.png" id="108" name="Picture"/>
+                    <pic:cNvPr descr="image/37.png" id="112" name="Picture"/>
                     <pic:cNvPicPr>
                       <a:picLocks noChangeArrowheads="1" noChangeAspect="1"/>
                     </pic:cNvPicPr>
                   </pic:nvPicPr>
                   <pic:blipFill>
-                    <a:blip r:embed="rId106"/>
+                    <a:blip r:embed="rId110"/>
                     <a:stretch>
                       <a:fillRect/>
                     </a:stretch>
@@ -2811,7 +2340,7 @@
                   <pic:spPr bwMode="auto">
                     <a:xfrm>
                       <a:off x="0" y="0"/>
-                      <a:ext cx="4800600" cy="2116393"/>
+                      <a:ext cx="4800600" cy="558209"/>
                     </a:xfrm>
                     <a:prstGeom prst="rect">
                       <a:avLst/>
@@ -2835,19 +2364,19 @@
         <w:pStyle w:val="ImageCaption"/>
       </w:pPr>
       <w:r>
-        <w:t xml:space="preserve">Рис. 28: Обнавляем зоны</w:t>
+        <w:t xml:space="preserve">Рис. 29: Исправляем права доступа</w:t>
       </w:r>
     </w:p>
     <w:p>
       <w:pPr>
         <w:numPr>
           <w:ilvl w:val="0"/>
-          <w:numId w:val="1033"/>
+          <w:numId w:val="1026"/>
         </w:numPr>
         <w:pStyle w:val="Compact"/>
       </w:pPr>
       <w:r>
-        <w:t xml:space="preserve">Сделаем проверку конфигурационного файла:(рис. 29).</w:t>
+        <w:t xml:space="preserve">В системах с запущенным SELinux все процессы и файлы имеют специальные метки безопасности (так называемый «контекст безопасности»), используемые системой для принятия решений по доступу к этим процессам и файлам. После изменения доступа к конфигурационным файлам named требуется корректно восстановить их метки в SELinux:(рис. 30).</w:t>
       </w:r>
     </w:p>
     <w:p>
@@ -2857,20 +2386,20 @@
       <w:r>
         <w:drawing>
           <wp:inline>
-            <wp:extent cx="4800600" cy="1435598"/>
+            <wp:extent cx="4800600" cy="458880"/>
             <wp:effectExtent b="0" l="0" r="0" t="0"/>
-            <wp:docPr descr="Проверка конфигурационного файла" title="" id="110" name="Picture"/>
+            <wp:docPr descr="Коректно востанавливаем метки в SELinux" title="" id="114" name="Picture"/>
             <a:graphic>
               <a:graphicData uri="http://schemas.openxmlformats.org/drawingml/2006/picture">
                 <pic:pic>
                   <pic:nvPicPr>
-                    <pic:cNvPr descr="image/35.png" id="111" name="Picture"/>
+                    <pic:cNvPr descr="image/38.png" id="115" name="Picture"/>
                     <pic:cNvPicPr>
                       <a:picLocks noChangeArrowheads="1" noChangeAspect="1"/>
                     </pic:cNvPicPr>
                   </pic:nvPicPr>
                   <pic:blipFill>
-                    <a:blip r:embed="rId109"/>
+                    <a:blip r:embed="rId113"/>
                     <a:stretch>
                       <a:fillRect/>
                     </a:stretch>
@@ -2878,7 +2407,7 @@
                   <pic:spPr bwMode="auto">
                     <a:xfrm>
                       <a:off x="0" y="0"/>
-                      <a:ext cx="4800600" cy="1435598"/>
+                      <a:ext cx="4800600" cy="458880"/>
                     </a:xfrm>
                     <a:prstGeom prst="rect">
                       <a:avLst/>
@@ -2902,19 +2431,15 @@
         <w:pStyle w:val="ImageCaption"/>
       </w:pPr>
       <w:r>
-        <w:t xml:space="preserve">Рис. 29: Проверка конфигурационного файла</w:t>
-      </w:r>
-    </w:p>
-    <w:p>
-      <w:pPr>
-        <w:numPr>
-          <w:ilvl w:val="0"/>
-          <w:numId w:val="1034"/>
-        </w:numPr>
-        <w:pStyle w:val="Compact"/>
-      </w:pPr>
-      <w:r>
-        <w:t xml:space="preserve">Перезапустите DNS-сервер:(рис. 30).</w:t>
+        <w:t xml:space="preserve">Рис. 30: Коректно востанавливаем метки в SELinux</w:t>
+      </w:r>
+    </w:p>
+    <w:p>
+      <w:pPr>
+        <w:pStyle w:val="BodyText"/>
+      </w:pPr>
+      <w:r>
+        <w:t xml:space="preserve">Для проверки состояния переключателей SELinux, относящихся к named, введите:(рис. 31).</w:t>
       </w:r>
     </w:p>
     <w:p>
@@ -2924,20 +2449,20 @@
       <w:r>
         <w:drawing>
           <wp:inline>
-            <wp:extent cx="4800600" cy="544526"/>
+            <wp:extent cx="4446871" cy="654517"/>
             <wp:effectExtent b="0" l="0" r="0" t="0"/>
-            <wp:docPr descr="Перезагружаем DNS-сервер" title="" id="113" name="Picture"/>
+            <wp:docPr descr="Проверяем состояния переключателей SELinux" title="" id="117" name="Picture"/>
             <a:graphic>
               <a:graphicData uri="http://schemas.openxmlformats.org/drawingml/2006/picture">
                 <pic:pic>
                   <pic:nvPicPr>
-                    <pic:cNvPr descr="image/38.png" id="114" name="Picture"/>
+                    <pic:cNvPr descr="image/39.png" id="118" name="Picture"/>
                     <pic:cNvPicPr>
                       <a:picLocks noChangeArrowheads="1" noChangeAspect="1"/>
                     </pic:cNvPicPr>
                   </pic:nvPicPr>
                   <pic:blipFill>
-                    <a:blip r:embed="rId112"/>
+                    <a:blip r:embed="rId116"/>
                     <a:stretch>
                       <a:fillRect/>
                     </a:stretch>
@@ -2945,7 +2470,7 @@
                   <pic:spPr bwMode="auto">
                     <a:xfrm>
                       <a:off x="0" y="0"/>
-                      <a:ext cx="4800600" cy="544526"/>
+                      <a:ext cx="4446871" cy="654517"/>
                     </a:xfrm>
                     <a:prstGeom prst="rect">
                       <a:avLst/>
@@ -2969,19 +2494,15 @@
         <w:pStyle w:val="ImageCaption"/>
       </w:pPr>
       <w:r>
-        <w:t xml:space="preserve">Рис. 30: Перезагружаем DNS-сервер</w:t>
-      </w:r>
-    </w:p>
-    <w:p>
-      <w:pPr>
-        <w:numPr>
-          <w:ilvl w:val="0"/>
-          <w:numId w:val="1035"/>
-        </w:numPr>
-        <w:pStyle w:val="Compact"/>
-      </w:pPr>
-      <w:r>
-        <w:t xml:space="preserve">Сформируем ключ для Kea. Файл ключа назовём /etc/kea/tsig-keys.json:(рис. 31).</w:t>
+        <w:t xml:space="preserve">Рис. 31: Проверяем состояния переключателей SELinux</w:t>
+      </w:r>
+    </w:p>
+    <w:p>
+      <w:pPr>
+        <w:pStyle w:val="BodyText"/>
+      </w:pPr>
+      <w:r>
+        <w:t xml:space="preserve">При необходимости дайте named разрешение на запись в файлы DNS-зоны:(рис. 32).</w:t>
       </w:r>
     </w:p>
     <w:p>
@@ -2991,20 +2512,20 @@
       <w:r>
         <w:drawing>
           <wp:inline>
-            <wp:extent cx="4800600" cy="380181"/>
+            <wp:extent cx="4800600" cy="840921"/>
             <wp:effectExtent b="0" l="0" r="0" t="0"/>
-            <wp:docPr descr="Формируем ключ" title="" id="116" name="Picture"/>
+            <wp:docPr descr="Даем разрешение named на запись в файлы DNS-зоны" title="" id="120" name="Picture"/>
             <a:graphic>
               <a:graphicData uri="http://schemas.openxmlformats.org/drawingml/2006/picture">
                 <pic:pic>
                   <pic:nvPicPr>
-                    <pic:cNvPr descr="image/39.png" id="117" name="Picture"/>
+                    <pic:cNvPr descr="image/40.png" id="121" name="Picture"/>
                     <pic:cNvPicPr>
                       <a:picLocks noChangeArrowheads="1" noChangeAspect="1"/>
                     </pic:cNvPicPr>
                   </pic:nvPicPr>
                   <pic:blipFill>
-                    <a:blip r:embed="rId115"/>
+                    <a:blip r:embed="rId119"/>
                     <a:stretch>
                       <a:fillRect/>
                     </a:stretch>
@@ -3012,7 +2533,7 @@
                   <pic:spPr bwMode="auto">
                     <a:xfrm>
                       <a:off x="0" y="0"/>
-                      <a:ext cx="4800600" cy="380181"/>
+                      <a:ext cx="4800600" cy="840921"/>
                     </a:xfrm>
                     <a:prstGeom prst="rect">
                       <a:avLst/>
@@ -3036,19 +2557,66 @@
         <w:pStyle w:val="ImageCaption"/>
       </w:pPr>
       <w:r>
-        <w:t xml:space="preserve">Рис. 31: Формируем ключ</w:t>
+        <w:t xml:space="preserve">Рис. 32: Даем разрешение named на запись в файлы DNS-зоны</w:t>
       </w:r>
     </w:p>
     <w:p>
       <w:pPr>
         <w:numPr>
           <w:ilvl w:val="0"/>
-          <w:numId w:val="1036"/>
+          <w:numId w:val="1027"/>
         </w:numPr>
         <w:pStyle w:val="Compact"/>
       </w:pPr>
       <w:r>
-        <w:t xml:space="preserve">Перенесём ключ на сервер Kea DHCP и перепишем его в формате json:(рис. 32).</w:t>
+        <w:t xml:space="preserve">Во дополнительном терминале запустите в режиме реального времени расширенный лог системных сообщений, чтобы проверить корректность работы системы и в первом терминале перезапустите DNS-сервер.</w:t>
+      </w:r>
+    </w:p>
+    <w:p>
+      <w:pPr>
+        <w:pStyle w:val="FirstParagraph"/>
+      </w:pPr>
+      <w:r>
+        <w:t xml:space="preserve">Если в логе выдаются сообщения об ошибках, то устраните их и повторно перезапустите DNS-сервер.</w:t>
+      </w:r>
+    </w:p>
+    <w:p>
+      <w:pPr>
+        <w:pStyle w:val="BodyText"/>
+      </w:pPr>
+      <w:r>
+        <w:t xml:space="preserve">В моем случае ошибок не было.</w:t>
+      </w:r>
+    </w:p>
+    <w:bookmarkEnd w:id="122"/>
+    <w:bookmarkStart w:id="139" w:name="анализ-работы-dns-сервера"/>
+    <w:p>
+      <w:pPr>
+        <w:pStyle w:val="Heading2"/>
+      </w:pPr>
+      <w:r>
+        <w:rPr>
+          <w:rStyle w:val="SectionNumber"/>
+        </w:rPr>
+        <w:t xml:space="preserve">2.5</w:t>
+      </w:r>
+      <w:r>
+        <w:tab/>
+      </w:r>
+      <w:r>
+        <w:t xml:space="preserve">Анализ работы DNS-сервера</w:t>
+      </w:r>
+    </w:p>
+    <w:p>
+      <w:pPr>
+        <w:numPr>
+          <w:ilvl w:val="0"/>
+          <w:numId w:val="1028"/>
+        </w:numPr>
+        <w:pStyle w:val="Compact"/>
+      </w:pPr>
+      <w:r>
+        <w:t xml:space="preserve">При помощи утилиты dig получите описание DNS-зоны с сервера ns.user.net (вместо user должен быть указан ваш логин):(рис. 33).</w:t>
       </w:r>
     </w:p>
     <w:p>
@@ -3058,20 +2626,20 @@
       <w:r>
         <w:drawing>
           <wp:inline>
-            <wp:extent cx="4800600" cy="1782501"/>
+            <wp:extent cx="4800600" cy="3232404"/>
             <wp:effectExtent b="0" l="0" r="0" t="0"/>
-            <wp:docPr descr="Переносим ключ на сервер" title="" id="119" name="Picture"/>
+            <wp:docPr descr="Получим описание DNS-зоны с помощи dig" title="" id="124" name="Picture"/>
             <a:graphic>
               <a:graphicData uri="http://schemas.openxmlformats.org/drawingml/2006/picture">
                 <pic:pic>
                   <pic:nvPicPr>
-                    <pic:cNvPr descr="image/40.png" id="120" name="Picture"/>
+                    <pic:cNvPr descr="image/41.png" id="125" name="Picture"/>
                     <pic:cNvPicPr>
                       <a:picLocks noChangeArrowheads="1" noChangeAspect="1"/>
                     </pic:cNvPicPr>
                   </pic:nvPicPr>
                   <pic:blipFill>
-                    <a:blip r:embed="rId118"/>
+                    <a:blip r:embed="rId123"/>
                     <a:stretch>
                       <a:fillRect/>
                     </a:stretch>
@@ -3079,7 +2647,7 @@
                   <pic:spPr bwMode="auto">
                     <a:xfrm>
                       <a:off x="0" y="0"/>
-                      <a:ext cx="4800600" cy="1782501"/>
+                      <a:ext cx="4800600" cy="3232404"/>
                     </a:xfrm>
                     <a:prstGeom prst="rect">
                       <a:avLst/>
@@ -3103,19 +2671,43 @@
         <w:pStyle w:val="ImageCaption"/>
       </w:pPr>
       <w:r>
-        <w:t xml:space="preserve">Рис. 32: Переносим ключ на сервер</w:t>
+        <w:t xml:space="preserve">Рис. 33: Получим описание DNS-зоны с помощи dig</w:t>
+      </w:r>
+    </w:p>
+    <w:p>
+      <w:pPr>
+        <w:pStyle w:val="BodyText"/>
+      </w:pPr>
+      <w:r>
+        <w:t xml:space="preserve">и проанализируйте его.</w:t>
+      </w:r>
+    </w:p>
+    <w:p>
+      <w:pPr>
+        <w:pStyle w:val="BodyText"/>
+      </w:pPr>
+      <w:r>
+        <w:t xml:space="preserve">named.rfc1912.zones — зоны для частных IP-сетей (обратные зоны для 127.0.0.0/8, 10.0.0.0/8, 192.168.0.0/16).</w:t>
+      </w:r>
+    </w:p>
+    <w:p>
+      <w:pPr>
+        <w:pStyle w:val="BodyText"/>
+      </w:pPr>
+      <w:r>
+        <w:t xml:space="preserve">named.root.key — ключ для проверки корневых серверов (DNSSEC).</w:t>
       </w:r>
     </w:p>
     <w:p>
       <w:pPr>
         <w:numPr>
           <w:ilvl w:val="0"/>
-          <w:numId w:val="1037"/>
+          <w:numId w:val="1029"/>
         </w:numPr>
         <w:pStyle w:val="Compact"/>
       </w:pPr>
       <w:r>
-        <w:t xml:space="preserve">Сменим владельца:(рис. 33).</w:t>
+        <w:t xml:space="preserve">При помощи утилиты host проанализируйте корректность работы DNS-сервера:(рис. 34).</w:t>
       </w:r>
     </w:p>
     <w:p>
@@ -3125,20 +2717,20 @@
       <w:r>
         <w:drawing>
           <wp:inline>
-            <wp:extent cx="4800600" cy="327570"/>
+            <wp:extent cx="4800600" cy="2369722"/>
             <wp:effectExtent b="0" l="0" r="0" t="0"/>
-            <wp:docPr descr="Меняем владельца" title="" id="122" name="Picture"/>
+            <wp:docPr descr="Запускаем утилиту host для анализа" title="" id="127" name="Picture"/>
             <a:graphic>
               <a:graphicData uri="http://schemas.openxmlformats.org/drawingml/2006/picture">
                 <pic:pic>
                   <pic:nvPicPr>
-                    <pic:cNvPr descr="image/42.png" id="123" name="Picture"/>
+                    <pic:cNvPr descr="image/42.png" id="128" name="Picture"/>
                     <pic:cNvPicPr>
                       <a:picLocks noChangeArrowheads="1" noChangeAspect="1"/>
                     </pic:cNvPicPr>
                   </pic:nvPicPr>
                   <pic:blipFill>
-                    <a:blip r:embed="rId121"/>
+                    <a:blip r:embed="rId126"/>
                     <a:stretch>
                       <a:fillRect/>
                     </a:stretch>
@@ -3146,7 +2738,7 @@
                   <pic:spPr bwMode="auto">
                     <a:xfrm>
                       <a:off x="0" y="0"/>
-                      <a:ext cx="4800600" cy="327570"/>
+                      <a:ext cx="4800600" cy="2369722"/>
                     </a:xfrm>
                     <a:prstGeom prst="rect">
                       <a:avLst/>
@@ -3170,19 +2762,75 @@
         <w:pStyle w:val="ImageCaption"/>
       </w:pPr>
       <w:r>
-        <w:t xml:space="preserve">Рис. 33: Меняем владельца</w:t>
+        <w:t xml:space="preserve">Рис. 34: Запускаем утилиту host для анализа</w:t>
+      </w:r>
+    </w:p>
+    <w:p>
+      <w:pPr>
+        <w:pStyle w:val="BodyText"/>
+      </w:pPr>
+      <w:r>
+        <w:t xml:space="preserve">Прямое разрешение имён - A, AAAA, NS, SOA записи возвращаются корректно</w:t>
+      </w:r>
+    </w:p>
+    <w:p>
+      <w:pPr>
+        <w:pStyle w:val="BodyText"/>
+      </w:pPr>
+      <w:r>
+        <w:t xml:space="preserve">Обратное разрешение — PTR-записи настроены и работают</w:t>
+      </w:r>
+    </w:p>
+    <w:p>
+      <w:pPr>
+        <w:pStyle w:val="BodyText"/>
+      </w:pPr>
+      <w:r>
+        <w:t xml:space="preserve">Структура зоны — SOA-запись содержит все необходимые параметры</w:t>
+      </w:r>
+    </w:p>
+    <w:p>
+      <w:pPr>
+        <w:pStyle w:val="BodyText"/>
+      </w:pPr>
+      <w:r>
+        <w:t xml:space="preserve">DNS-сервер работает корректно — отвечает на запросы, имеет настроенные прямые и обратные зоны.</w:t>
+      </w:r>
+    </w:p>
+    <w:bookmarkStart w:id="138" w:name="Xd636270ea8e9bb71f498bde6a96fb3a56434bd8"/>
+    <w:p>
+      <w:pPr>
+        <w:pStyle w:val="Heading3"/>
+      </w:pPr>
+      <w:r>
+        <w:rPr>
+          <w:rStyle w:val="SectionNumber"/>
+        </w:rPr>
+        <w:t xml:space="preserve">2.5.1</w:t>
+      </w:r>
+      <w:r>
+        <w:tab/>
+      </w:r>
+      <w:r>
+        <w:t xml:space="preserve">Внесение изменений в настройки внутреннего окружения виртуальной машины</w:t>
       </w:r>
     </w:p>
     <w:p>
       <w:pPr>
         <w:numPr>
           <w:ilvl w:val="0"/>
-          <w:numId w:val="1038"/>
+          <w:numId w:val="1030"/>
         </w:numPr>
         <w:pStyle w:val="Compact"/>
       </w:pPr>
       <w:r>
-        <w:t xml:space="preserve">Поправим права доступа:(рис. 34).</w:t>
+        <w:t xml:space="preserve">На виртуальной машине server перейдите в каталог для внесения изменений в настройки внутреннего окружения /vagrant/provision/server/, создайте в нём каталог dns, в который поместите в соответствующие каталоги конфигурационные файлы DNS:</w:t>
+      </w:r>
+      <w:r>
+        <w:t xml:space="preserve"> </w:t>
+      </w:r>
+      <w:r>
+        <w:t xml:space="preserve">(рис. 35).</w:t>
       </w:r>
     </w:p>
     <w:p>
@@ -3192,20 +2840,20 @@
       <w:r>
         <w:drawing>
           <wp:inline>
-            <wp:extent cx="4800600" cy="281065"/>
+            <wp:extent cx="4800600" cy="1085213"/>
             <wp:effectExtent b="0" l="0" r="0" t="0"/>
-            <wp:docPr descr="Меняем права доступа" title="" id="125" name="Picture"/>
+            <wp:docPr descr="Вносим изменения на виртуальной машине server" title="" id="130" name="Picture"/>
             <a:graphic>
               <a:graphicData uri="http://schemas.openxmlformats.org/drawingml/2006/picture">
                 <pic:pic>
                   <pic:nvPicPr>
-                    <pic:cNvPr descr="image/43.png" id="126" name="Picture"/>
+                    <pic:cNvPr descr="image/43.png" id="131" name="Picture"/>
                     <pic:cNvPicPr>
                       <a:picLocks noChangeArrowheads="1" noChangeAspect="1"/>
                     </pic:cNvPicPr>
                   </pic:nvPicPr>
                   <pic:blipFill>
-                    <a:blip r:embed="rId124"/>
+                    <a:blip r:embed="rId129"/>
                     <a:stretch>
                       <a:fillRect/>
                     </a:stretch>
@@ -3213,7 +2861,7 @@
                   <pic:spPr bwMode="auto">
                     <a:xfrm>
                       <a:off x="0" y="0"/>
-                      <a:ext cx="4800600" cy="281065"/>
+                      <a:ext cx="4800600" cy="1085213"/>
                     </a:xfrm>
                     <a:prstGeom prst="rect">
                       <a:avLst/>
@@ -3237,19 +2885,19 @@
         <w:pStyle w:val="ImageCaption"/>
       </w:pPr>
       <w:r>
-        <w:t xml:space="preserve">Рис. 34: Меняем права доступа</w:t>
+        <w:t xml:space="preserve">Рис. 35: Вносим изменения на виртуальной машине server</w:t>
       </w:r>
     </w:p>
     <w:p>
       <w:pPr>
         <w:numPr>
           <w:ilvl w:val="0"/>
-          <w:numId w:val="1039"/>
+          <w:numId w:val="1031"/>
         </w:numPr>
         <w:pStyle w:val="Compact"/>
       </w:pPr>
       <w:r>
-        <w:t xml:space="preserve">Настройка происходит в файле /etc/kea/kea-dhcp-ddns.conf:(рис. 35).</w:t>
+        <w:t xml:space="preserve">В каталоге /vagrant/provision/server создайте исполняемый файл dns.sh. Открыв его на редактирование, пропишите в нём следующий скрипт:(рис. 36).</w:t>
       </w:r>
     </w:p>
     <w:p>
@@ -3259,20 +2907,20 @@
       <w:r>
         <w:drawing>
           <wp:inline>
-            <wp:extent cx="4800600" cy="4141450"/>
+            <wp:extent cx="4800600" cy="5548432"/>
             <wp:effectExtent b="0" l="0" r="0" t="0"/>
-            <wp:docPr descr="Настраиваем" title="" id="128" name="Picture"/>
+            <wp:docPr descr="Скрипт dns.sh" title="" id="133" name="Picture"/>
             <a:graphic>
               <a:graphicData uri="http://schemas.openxmlformats.org/drawingml/2006/picture">
                 <pic:pic>
                   <pic:nvPicPr>
-                    <pic:cNvPr descr="image/45.png" id="129" name="Picture"/>
+                    <pic:cNvPr descr="image/44.png" id="134" name="Picture"/>
                     <pic:cNvPicPr>
                       <a:picLocks noChangeArrowheads="1" noChangeAspect="1"/>
                     </pic:cNvPicPr>
                   </pic:nvPicPr>
                   <pic:blipFill>
-                    <a:blip r:embed="rId127"/>
+                    <a:blip r:embed="rId132"/>
                     <a:stretch>
                       <a:fillRect/>
                     </a:stretch>
@@ -3280,7 +2928,7 @@
                   <pic:spPr bwMode="auto">
                     <a:xfrm>
                       <a:off x="0" y="0"/>
-                      <a:ext cx="4800600" cy="4141450"/>
+                      <a:ext cx="4800600" cy="5548432"/>
                     </a:xfrm>
                     <a:prstGeom prst="rect">
                       <a:avLst/>
@@ -3304,7 +2952,7 @@
         <w:pStyle w:val="ImageCaption"/>
       </w:pPr>
       <w:r>
-        <w:t xml:space="preserve">Рис. 35: Настраиваем</w:t>
+        <w:t xml:space="preserve">Рис. 36: Скрипт dns.sh</w:t>
       </w:r>
     </w:p>
     <w:p>
@@ -3312,19 +2960,19 @@
         <w:pStyle w:val="BodyText"/>
       </w:pPr>
       <w:r>
-        <w:t xml:space="preserve">Обратите особое внимание на точку в конце имени зоны, иначе DDNS завершится сбоем и сообщит, что не удалось найти соответствующее полное доменное имя.</w:t>
+        <w:t xml:space="preserve">Этот скрипт, по сути, повторяет произведённые вами действия по установке и настройке DNS-сервера: подставляет в нужные каталоги подготовленные вами конфигурационные файлы; меняет соответствующим образом права доступа, метки безопасности SELinux и правила межсетевого экрана; настраивает сетевое соединение так, чтобы сервер выступал DNS-сервером по умолчанию для узлов внутренней виртуальной сети; запускает DNS-сервер.</w:t>
       </w:r>
     </w:p>
     <w:p>
       <w:pPr>
         <w:numPr>
           <w:ilvl w:val="0"/>
-          <w:numId w:val="1040"/>
+          <w:numId w:val="1032"/>
         </w:numPr>
         <w:pStyle w:val="Compact"/>
       </w:pPr>
       <w:r>
-        <w:t xml:space="preserve">Изменим владельца файла:(рис. 36).</w:t>
+        <w:t xml:space="preserve">Для отработки созданного скрипта во время загрузки виртуальной машины server в конфигурационном файле Vagrantfile необходимо добавить в разделе конфигурации для сервера:(рис. 37).</w:t>
       </w:r>
     </w:p>
     <w:p>
@@ -3334,20 +2982,20 @@
       <w:r>
         <w:drawing>
           <wp:inline>
-            <wp:extent cx="4800600" cy="284246"/>
+            <wp:extent cx="4186989" cy="1135781"/>
             <wp:effectExtent b="0" l="0" r="0" t="0"/>
-            <wp:docPr descr="Меняем владельца" title="" id="131" name="Picture"/>
+            <wp:docPr descr="Скрипт Vagrantfile" title="" id="136" name="Picture"/>
             <a:graphic>
               <a:graphicData uri="http://schemas.openxmlformats.org/drawingml/2006/picture">
                 <pic:pic>
                   <pic:nvPicPr>
-                    <pic:cNvPr descr="image/46.png" id="132" name="Picture"/>
+                    <pic:cNvPr descr="image/46.png" id="137" name="Picture"/>
                     <pic:cNvPicPr>
                       <a:picLocks noChangeArrowheads="1" noChangeAspect="1"/>
                     </pic:cNvPicPr>
                   </pic:nvPicPr>
                   <pic:blipFill>
-                    <a:blip r:embed="rId130"/>
+                    <a:blip r:embed="rId135"/>
                     <a:stretch>
                       <a:fillRect/>
                     </a:stretch>
@@ -3355,7 +3003,7 @@
                   <pic:spPr bwMode="auto">
                     <a:xfrm>
                       <a:off x="0" y="0"/>
-                      <a:ext cx="4800600" cy="284246"/>
+                      <a:ext cx="4186989" cy="1135781"/>
                     </a:xfrm>
                     <a:prstGeom prst="rect">
                       <a:avLst/>
@@ -3379,1140 +3027,13 @@
         <w:pStyle w:val="ImageCaption"/>
       </w:pPr>
       <w:r>
-        <w:t xml:space="preserve">Рис. 36: Меняем владельца</w:t>
-      </w:r>
-    </w:p>
-    <w:p>
-      <w:pPr>
-        <w:numPr>
-          <w:ilvl w:val="0"/>
-          <w:numId w:val="1041"/>
-        </w:numPr>
-        <w:pStyle w:val="Compact"/>
-      </w:pPr>
-      <w:r>
-        <w:t xml:space="preserve">Проверим файл на наличие возможных синтаксических ошибок:(рис. 37).</w:t>
-      </w:r>
-    </w:p>
-    <w:p>
-      <w:pPr>
-        <w:pStyle w:val="CaptionedFigure"/>
-      </w:pPr>
-      <w:r>
-        <w:drawing>
-          <wp:inline>
-            <wp:extent cx="4800600" cy="916339"/>
-            <wp:effectExtent b="0" l="0" r="0" t="0"/>
-            <wp:docPr descr="Проверяем файл" title="" id="134" name="Picture"/>
-            <a:graphic>
-              <a:graphicData uri="http://schemas.openxmlformats.org/drawingml/2006/picture">
-                <pic:pic>
-                  <pic:nvPicPr>
-                    <pic:cNvPr descr="image/47.png" id="135" name="Picture"/>
-                    <pic:cNvPicPr>
-                      <a:picLocks noChangeArrowheads="1" noChangeAspect="1"/>
-                    </pic:cNvPicPr>
-                  </pic:nvPicPr>
-                  <pic:blipFill>
-                    <a:blip r:embed="rId133"/>
-                    <a:stretch>
-                      <a:fillRect/>
-                    </a:stretch>
-                  </pic:blipFill>
-                  <pic:spPr bwMode="auto">
-                    <a:xfrm>
-                      <a:off x="0" y="0"/>
-                      <a:ext cx="4800600" cy="916339"/>
-                    </a:xfrm>
-                    <a:prstGeom prst="rect">
-                      <a:avLst/>
-                    </a:prstGeom>
-                    <a:noFill/>
-                    <a:ln w="9525">
-                      <a:noFill/>
-                      <a:headEnd/>
-                      <a:tailEnd/>
-                    </a:ln>
-                  </pic:spPr>
-                </pic:pic>
-              </a:graphicData>
-            </a:graphic>
-          </wp:inline>
-        </w:drawing>
-      </w:r>
-    </w:p>
-    <w:p>
-      <w:pPr>
-        <w:pStyle w:val="ImageCaption"/>
-      </w:pPr>
-      <w:r>
-        <w:t xml:space="preserve">Рис. 37: Проверяем файл</w:t>
-      </w:r>
-    </w:p>
-    <w:p>
-      <w:pPr>
-        <w:numPr>
-          <w:ilvl w:val="0"/>
-          <w:numId w:val="1042"/>
-        </w:numPr>
-        <w:pStyle w:val="Compact"/>
-      </w:pPr>
-      <w:r>
-        <w:t xml:space="preserve">Запустим службу ddns:(рис. 38).</w:t>
-      </w:r>
-    </w:p>
-    <w:p>
-      <w:pPr>
-        <w:pStyle w:val="CaptionedFigure"/>
-      </w:pPr>
-      <w:r>
-        <w:drawing>
-          <wp:inline>
-            <wp:extent cx="4800600" cy="612295"/>
-            <wp:effectExtent b="0" l="0" r="0" t="0"/>
-            <wp:docPr descr="Запускаем службу" title="" id="137" name="Picture"/>
-            <a:graphic>
-              <a:graphicData uri="http://schemas.openxmlformats.org/drawingml/2006/picture">
-                <pic:pic>
-                  <pic:nvPicPr>
-                    <pic:cNvPr descr="image/48.png" id="138" name="Picture"/>
-                    <pic:cNvPicPr>
-                      <a:picLocks noChangeArrowheads="1" noChangeAspect="1"/>
-                    </pic:cNvPicPr>
-                  </pic:nvPicPr>
-                  <pic:blipFill>
-                    <a:blip r:embed="rId136"/>
-                    <a:stretch>
-                      <a:fillRect/>
-                    </a:stretch>
-                  </pic:blipFill>
-                  <pic:spPr bwMode="auto">
-                    <a:xfrm>
-                      <a:off x="0" y="0"/>
-                      <a:ext cx="4800600" cy="612295"/>
-                    </a:xfrm>
-                    <a:prstGeom prst="rect">
-                      <a:avLst/>
-                    </a:prstGeom>
-                    <a:noFill/>
-                    <a:ln w="9525">
-                      <a:noFill/>
-                      <a:headEnd/>
-                      <a:tailEnd/>
-                    </a:ln>
-                  </pic:spPr>
-                </pic:pic>
-              </a:graphicData>
-            </a:graphic>
-          </wp:inline>
-        </w:drawing>
-      </w:r>
-    </w:p>
-    <w:p>
-      <w:pPr>
-        <w:pStyle w:val="ImageCaption"/>
-      </w:pPr>
-      <w:r>
-        <w:t xml:space="preserve">Рис. 38: Запускаем службу</w:t>
-      </w:r>
-    </w:p>
-    <w:p>
-      <w:pPr>
-        <w:numPr>
-          <w:ilvl w:val="0"/>
-          <w:numId w:val="1043"/>
-        </w:numPr>
-        <w:pStyle w:val="Compact"/>
-      </w:pPr>
-      <w:r>
-        <w:t xml:space="preserve">Проверим статус работы службы:(рис. 39).</w:t>
-      </w:r>
-    </w:p>
-    <w:p>
-      <w:pPr>
-        <w:pStyle w:val="CaptionedFigure"/>
-      </w:pPr>
-      <w:r>
-        <w:drawing>
-          <wp:inline>
-            <wp:extent cx="4800600" cy="3007359"/>
-            <wp:effectExtent b="0" l="0" r="0" t="0"/>
-            <wp:docPr descr="Проверяем статус" title="" id="140" name="Picture"/>
-            <a:graphic>
-              <a:graphicData uri="http://schemas.openxmlformats.org/drawingml/2006/picture">
-                <pic:pic>
-                  <pic:nvPicPr>
-                    <pic:cNvPr descr="image/49.png" id="141" name="Picture"/>
-                    <pic:cNvPicPr>
-                      <a:picLocks noChangeArrowheads="1" noChangeAspect="1"/>
-                    </pic:cNvPicPr>
-                  </pic:nvPicPr>
-                  <pic:blipFill>
-                    <a:blip r:embed="rId139"/>
-                    <a:stretch>
-                      <a:fillRect/>
-                    </a:stretch>
-                  </pic:blipFill>
-                  <pic:spPr bwMode="auto">
-                    <a:xfrm>
-                      <a:off x="0" y="0"/>
-                      <a:ext cx="4800600" cy="3007359"/>
-                    </a:xfrm>
-                    <a:prstGeom prst="rect">
-                      <a:avLst/>
-                    </a:prstGeom>
-                    <a:noFill/>
-                    <a:ln w="9525">
-                      <a:noFill/>
-                      <a:headEnd/>
-                      <a:tailEnd/>
-                    </a:ln>
-                  </pic:spPr>
-                </pic:pic>
-              </a:graphicData>
-            </a:graphic>
-          </wp:inline>
-        </w:drawing>
-      </w:r>
-    </w:p>
-    <w:p>
-      <w:pPr>
-        <w:pStyle w:val="ImageCaption"/>
-      </w:pPr>
-      <w:r>
-        <w:t xml:space="preserve">Рис. 39: Проверяем статус</w:t>
-      </w:r>
-    </w:p>
-    <w:p>
-      <w:pPr>
-        <w:numPr>
-          <w:ilvl w:val="0"/>
-          <w:numId w:val="1044"/>
-        </w:numPr>
-        <w:pStyle w:val="Compact"/>
-      </w:pPr>
-      <w:r>
-        <w:t xml:space="preserve">Внесите изменения в конфигурационный файл /etc/kea/kea-dhcp4.conf, добавив в него разрешение на динамическое обновление DNS-записей с локального узла прямой и обратной зон:(рис. 40).</w:t>
-      </w:r>
-    </w:p>
-    <w:p>
-      <w:pPr>
-        <w:pStyle w:val="CaptionedFigure"/>
-      </w:pPr>
-      <w:r>
-        <w:drawing>
-          <wp:inline>
-            <wp:extent cx="4800600" cy="1235710"/>
-            <wp:effectExtent b="0" l="0" r="0" t="0"/>
-            <wp:docPr descr="Вносим изменения в файл" title="" id="143" name="Picture"/>
-            <a:graphic>
-              <a:graphicData uri="http://schemas.openxmlformats.org/drawingml/2006/picture">
-                <pic:pic>
-                  <pic:nvPicPr>
-                    <pic:cNvPr descr="image/51.png" id="144" name="Picture"/>
-                    <pic:cNvPicPr>
-                      <a:picLocks noChangeArrowheads="1" noChangeAspect="1"/>
-                    </pic:cNvPicPr>
-                  </pic:nvPicPr>
-                  <pic:blipFill>
-                    <a:blip r:embed="rId142"/>
-                    <a:stretch>
-                      <a:fillRect/>
-                    </a:stretch>
-                  </pic:blipFill>
-                  <pic:spPr bwMode="auto">
-                    <a:xfrm>
-                      <a:off x="0" y="0"/>
-                      <a:ext cx="4800600" cy="1235710"/>
-                    </a:xfrm>
-                    <a:prstGeom prst="rect">
-                      <a:avLst/>
-                    </a:prstGeom>
-                    <a:noFill/>
-                    <a:ln w="9525">
-                      <a:noFill/>
-                      <a:headEnd/>
-                      <a:tailEnd/>
-                    </a:ln>
-                  </pic:spPr>
-                </pic:pic>
-              </a:graphicData>
-            </a:graphic>
-          </wp:inline>
-        </w:drawing>
-      </w:r>
-    </w:p>
-    <w:p>
-      <w:pPr>
-        <w:pStyle w:val="ImageCaption"/>
-      </w:pPr>
-      <w:r>
-        <w:t xml:space="preserve">Рис. 40: Вносим изменения в файл</w:t>
-      </w:r>
-    </w:p>
-    <w:p>
-      <w:pPr>
-        <w:numPr>
-          <w:ilvl w:val="0"/>
-          <w:numId w:val="1045"/>
-        </w:numPr>
-        <w:pStyle w:val="Compact"/>
-      </w:pPr>
-      <w:r>
-        <w:t xml:space="preserve">Проверим файл на наличие возможных синтаксических ошибок:(рис. 41).</w:t>
-      </w:r>
-    </w:p>
-    <w:p>
-      <w:pPr>
-        <w:pStyle w:val="CaptionedFigure"/>
-      </w:pPr>
-      <w:r>
-        <w:drawing>
-          <wp:inline>
-            <wp:extent cx="4800600" cy="2835561"/>
-            <wp:effectExtent b="0" l="0" r="0" t="0"/>
-            <wp:docPr descr="Проверяем статус" title="" id="146" name="Picture"/>
-            <a:graphic>
-              <a:graphicData uri="http://schemas.openxmlformats.org/drawingml/2006/picture">
-                <pic:pic>
-                  <pic:nvPicPr>
-                    <pic:cNvPr descr="image/52.png" id="147" name="Picture"/>
-                    <pic:cNvPicPr>
-                      <a:picLocks noChangeArrowheads="1" noChangeAspect="1"/>
-                    </pic:cNvPicPr>
-                  </pic:nvPicPr>
-                  <pic:blipFill>
-                    <a:blip r:embed="rId145"/>
-                    <a:stretch>
-                      <a:fillRect/>
-                    </a:stretch>
-                  </pic:blipFill>
-                  <pic:spPr bwMode="auto">
-                    <a:xfrm>
-                      <a:off x="0" y="0"/>
-                      <a:ext cx="4800600" cy="2835561"/>
-                    </a:xfrm>
-                    <a:prstGeom prst="rect">
-                      <a:avLst/>
-                    </a:prstGeom>
-                    <a:noFill/>
-                    <a:ln w="9525">
-                      <a:noFill/>
-                      <a:headEnd/>
-                      <a:tailEnd/>
-                    </a:ln>
-                  </pic:spPr>
-                </pic:pic>
-              </a:graphicData>
-            </a:graphic>
-          </wp:inline>
-        </w:drawing>
-      </w:r>
-    </w:p>
-    <w:p>
-      <w:pPr>
-        <w:pStyle w:val="ImageCaption"/>
-      </w:pPr>
-      <w:r>
-        <w:t xml:space="preserve">Рис. 41: Проверяем статус</w:t>
-      </w:r>
-    </w:p>
-    <w:p>
-      <w:pPr>
-        <w:numPr>
-          <w:ilvl w:val="0"/>
-          <w:numId w:val="1046"/>
-        </w:numPr>
-        <w:pStyle w:val="Compact"/>
-      </w:pPr>
-      <w:r>
-        <w:t xml:space="preserve">Перезапустите DHCP-сервер:(рис. 42).</w:t>
-      </w:r>
-    </w:p>
-    <w:p>
-      <w:pPr>
-        <w:pStyle w:val="CaptionedFigure"/>
-      </w:pPr>
-      <w:r>
-        <w:drawing>
-          <wp:inline>
-            <wp:extent cx="4800600" cy="300760"/>
-            <wp:effectExtent b="0" l="0" r="0" t="0"/>
-            <wp:docPr descr="Перезапускаем сервер" title="" id="149" name="Picture"/>
-            <a:graphic>
-              <a:graphicData uri="http://schemas.openxmlformats.org/drawingml/2006/picture">
-                <pic:pic>
-                  <pic:nvPicPr>
-                    <pic:cNvPr descr="image/53.png" id="150" name="Picture"/>
-                    <pic:cNvPicPr>
-                      <a:picLocks noChangeArrowheads="1" noChangeAspect="1"/>
-                    </pic:cNvPicPr>
-                  </pic:nvPicPr>
-                  <pic:blipFill>
-                    <a:blip r:embed="rId148"/>
-                    <a:stretch>
-                      <a:fillRect/>
-                    </a:stretch>
-                  </pic:blipFill>
-                  <pic:spPr bwMode="auto">
-                    <a:xfrm>
-                      <a:off x="0" y="0"/>
-                      <a:ext cx="4800600" cy="300760"/>
-                    </a:xfrm>
-                    <a:prstGeom prst="rect">
-                      <a:avLst/>
-                    </a:prstGeom>
-                    <a:noFill/>
-                    <a:ln w="9525">
-                      <a:noFill/>
-                      <a:headEnd/>
-                      <a:tailEnd/>
-                    </a:ln>
-                  </pic:spPr>
-                </pic:pic>
-              </a:graphicData>
-            </a:graphic>
-          </wp:inline>
-        </w:drawing>
-      </w:r>
-    </w:p>
-    <w:p>
-      <w:pPr>
-        <w:pStyle w:val="ImageCaption"/>
-      </w:pPr>
-      <w:r>
-        <w:t xml:space="preserve">Рис. 42: Перезапускаем сервер</w:t>
-      </w:r>
-    </w:p>
-    <w:p>
-      <w:pPr>
-        <w:numPr>
-          <w:ilvl w:val="0"/>
-          <w:numId w:val="1047"/>
-        </w:numPr>
-        <w:pStyle w:val="Compact"/>
-      </w:pPr>
-      <w:r>
-        <w:t xml:space="preserve">Проверим статус:(рис. 43).</w:t>
-      </w:r>
-    </w:p>
-    <w:p>
-      <w:pPr>
-        <w:pStyle w:val="CaptionedFigure"/>
-      </w:pPr>
-      <w:r>
-        <w:drawing>
-          <wp:inline>
-            <wp:extent cx="4800600" cy="2176068"/>
-            <wp:effectExtent b="0" l="0" r="0" t="0"/>
-            <wp:docPr descr="Проверяем статус" title="" id="152" name="Picture"/>
-            <a:graphic>
-              <a:graphicData uri="http://schemas.openxmlformats.org/drawingml/2006/picture">
-                <pic:pic>
-                  <pic:nvPicPr>
-                    <pic:cNvPr descr="image/54.png" id="153" name="Picture"/>
-                    <pic:cNvPicPr>
-                      <a:picLocks noChangeArrowheads="1" noChangeAspect="1"/>
-                    </pic:cNvPicPr>
-                  </pic:nvPicPr>
-                  <pic:blipFill>
-                    <a:blip r:embed="rId151"/>
-                    <a:stretch>
-                      <a:fillRect/>
-                    </a:stretch>
-                  </pic:blipFill>
-                  <pic:spPr bwMode="auto">
-                    <a:xfrm>
-                      <a:off x="0" y="0"/>
-                      <a:ext cx="4800600" cy="2176068"/>
-                    </a:xfrm>
-                    <a:prstGeom prst="rect">
-                      <a:avLst/>
-                    </a:prstGeom>
-                    <a:noFill/>
-                    <a:ln w="9525">
-                      <a:noFill/>
-                      <a:headEnd/>
-                      <a:tailEnd/>
-                    </a:ln>
-                  </pic:spPr>
-                </pic:pic>
-              </a:graphicData>
-            </a:graphic>
-          </wp:inline>
-        </w:drawing>
-      </w:r>
-    </w:p>
-    <w:p>
-      <w:pPr>
-        <w:pStyle w:val="ImageCaption"/>
-      </w:pPr>
-      <w:r>
-        <w:t xml:space="preserve">Рис. 43: Проверяем статус</w:t>
-      </w:r>
-    </w:p>
-    <w:p>
-      <w:pPr>
-        <w:numPr>
-          <w:ilvl w:val="0"/>
-          <w:numId w:val="1048"/>
-        </w:numPr>
-        <w:pStyle w:val="Compact"/>
-      </w:pPr>
-      <w:r>
-        <w:t xml:space="preserve">На машине client переполучите адрес:(рис. 44).</w:t>
-      </w:r>
-    </w:p>
-    <w:p>
-      <w:pPr>
-        <w:pStyle w:val="CaptionedFigure"/>
-      </w:pPr>
-      <w:r>
-        <w:drawing>
-          <wp:inline>
-            <wp:extent cx="4800600" cy="498578"/>
-            <wp:effectExtent b="0" l="0" r="0" t="0"/>
-            <wp:docPr descr="На client получаем адрес" title="" id="155" name="Picture"/>
-            <a:graphic>
-              <a:graphicData uri="http://schemas.openxmlformats.org/drawingml/2006/picture">
-                <pic:pic>
-                  <pic:nvPicPr>
-                    <pic:cNvPr descr="image/55.png" id="156" name="Picture"/>
-                    <pic:cNvPicPr>
-                      <a:picLocks noChangeArrowheads="1" noChangeAspect="1"/>
-                    </pic:cNvPicPr>
-                  </pic:nvPicPr>
-                  <pic:blipFill>
-                    <a:blip r:embed="rId154"/>
-                    <a:stretch>
-                      <a:fillRect/>
-                    </a:stretch>
-                  </pic:blipFill>
-                  <pic:spPr bwMode="auto">
-                    <a:xfrm>
-                      <a:off x="0" y="0"/>
-                      <a:ext cx="4800600" cy="498578"/>
-                    </a:xfrm>
-                    <a:prstGeom prst="rect">
-                      <a:avLst/>
-                    </a:prstGeom>
-                    <a:noFill/>
-                    <a:ln w="9525">
-                      <a:noFill/>
-                      <a:headEnd/>
-                      <a:tailEnd/>
-                    </a:ln>
-                  </pic:spPr>
-                </pic:pic>
-              </a:graphicData>
-            </a:graphic>
-          </wp:inline>
-        </w:drawing>
-      </w:r>
-    </w:p>
-    <w:p>
-      <w:pPr>
-        <w:pStyle w:val="ImageCaption"/>
-      </w:pPr>
-      <w:r>
-        <w:t xml:space="preserve">Рис. 44: На client получаем адрес</w:t>
-      </w:r>
-    </w:p>
-    <w:p>
-      <w:pPr>
-        <w:numPr>
-          <w:ilvl w:val="0"/>
-          <w:numId w:val="1049"/>
-        </w:numPr>
-        <w:pStyle w:val="Compact"/>
-      </w:pPr>
-      <w:r>
-        <w:t xml:space="preserve">В каталоге прямой DNS-зоны /var/named/master/fz должен появиться файл user.net.jnl, в котором в бинарном файле автоматически вносятся изменения записей зоны.(рис. 45).</w:t>
-      </w:r>
-    </w:p>
-    <w:p>
-      <w:pPr>
-        <w:pStyle w:val="CaptionedFigure"/>
-      </w:pPr>
-      <w:r>
-        <w:drawing>
-          <wp:inline>
-            <wp:extent cx="4800600" cy="583948"/>
-            <wp:effectExtent b="0" l="0" r="0" t="0"/>
-            <wp:docPr descr="Проверяем наличие файла" title="" id="158" name="Picture"/>
-            <a:graphic>
-              <a:graphicData uri="http://schemas.openxmlformats.org/drawingml/2006/picture">
-                <pic:pic>
-                  <pic:nvPicPr>
-                    <pic:cNvPr descr="image/56.png" id="159" name="Picture"/>
-                    <pic:cNvPicPr>
-                      <a:picLocks noChangeArrowheads="1" noChangeAspect="1"/>
-                    </pic:cNvPicPr>
-                  </pic:nvPicPr>
-                  <pic:blipFill>
-                    <a:blip r:embed="rId157"/>
-                    <a:stretch>
-                      <a:fillRect/>
-                    </a:stretch>
-                  </pic:blipFill>
-                  <pic:spPr bwMode="auto">
-                    <a:xfrm>
-                      <a:off x="0" y="0"/>
-                      <a:ext cx="4800600" cy="583948"/>
-                    </a:xfrm>
-                    <a:prstGeom prst="rect">
-                      <a:avLst/>
-                    </a:prstGeom>
-                    <a:noFill/>
-                    <a:ln w="9525">
-                      <a:noFill/>
-                      <a:headEnd/>
-                      <a:tailEnd/>
-                    </a:ln>
-                  </pic:spPr>
-                </pic:pic>
-              </a:graphicData>
-            </a:graphic>
-          </wp:inline>
-        </w:drawing>
-      </w:r>
-    </w:p>
-    <w:p>
-      <w:pPr>
-        <w:pStyle w:val="ImageCaption"/>
-      </w:pPr>
-      <w:r>
-        <w:t xml:space="preserve">Рис. 45: Проверяем наличие файла</w:t>
-      </w:r>
-    </w:p>
-    <w:bookmarkEnd w:id="160"/>
-    <w:bookmarkStart w:id="164" w:name="X499d6ff0f8ffb8133d2dc60702ef2ccc739d23b"/>
-    <w:p>
-      <w:pPr>
-        <w:pStyle w:val="Heading3"/>
-      </w:pPr>
-      <w:r>
-        <w:rPr>
-          <w:rStyle w:val="SectionNumber"/>
-        </w:rPr>
-        <w:t xml:space="preserve">2.2.5</w:t>
-      </w:r>
-      <w:r>
-        <w:tab/>
-      </w:r>
-      <w:r>
-        <w:t xml:space="preserve">Анализ работы DHCP-сервера после настройки обновления DNS-зоны</w:t>
-      </w:r>
-    </w:p>
-    <w:p>
-      <w:pPr>
-        <w:pStyle w:val="FirstParagraph"/>
-      </w:pPr>
-      <w:r>
-        <w:t xml:space="preserve">На виртуальной машине client под вашим пользователем откройте терминал и с помощью утилиты dig убедитесь в наличии DNS-записи о клиенте в прямой DNS-зоне:(рис. 46).</w:t>
-      </w:r>
-    </w:p>
-    <w:p>
-      <w:pPr>
-        <w:pStyle w:val="CaptionedFigure"/>
-      </w:pPr>
-      <w:r>
-        <w:drawing>
-          <wp:inline>
-            <wp:extent cx="4800600" cy="3316683"/>
-            <wp:effectExtent b="0" l="0" r="0" t="0"/>
-            <wp:docPr descr="Убедимся в наличии DNS-записи о клиенте в прямой DNS-зоне" title="" id="162" name="Picture"/>
-            <a:graphic>
-              <a:graphicData uri="http://schemas.openxmlformats.org/drawingml/2006/picture">
-                <pic:pic>
-                  <pic:nvPicPr>
-                    <pic:cNvPr descr="image/57.png" id="163" name="Picture"/>
-                    <pic:cNvPicPr>
-                      <a:picLocks noChangeArrowheads="1" noChangeAspect="1"/>
-                    </pic:cNvPicPr>
-                  </pic:nvPicPr>
-                  <pic:blipFill>
-                    <a:blip r:embed="rId161"/>
-                    <a:stretch>
-                      <a:fillRect/>
-                    </a:stretch>
-                  </pic:blipFill>
-                  <pic:spPr bwMode="auto">
-                    <a:xfrm>
-                      <a:off x="0" y="0"/>
-                      <a:ext cx="4800600" cy="3316683"/>
-                    </a:xfrm>
-                    <a:prstGeom prst="rect">
-                      <a:avLst/>
-                    </a:prstGeom>
-                    <a:noFill/>
-                    <a:ln w="9525">
-                      <a:noFill/>
-                      <a:headEnd/>
-                      <a:tailEnd/>
-                    </a:ln>
-                  </pic:spPr>
-                </pic:pic>
-              </a:graphicData>
-            </a:graphic>
-          </wp:inline>
-        </w:drawing>
-      </w:r>
-    </w:p>
-    <w:p>
-      <w:pPr>
-        <w:pStyle w:val="ImageCaption"/>
-      </w:pPr>
-      <w:r>
-        <w:t xml:space="preserve">Рис. 46: Убедимся в наличии DNS-записи о клиенте в прямой DNS-зоне</w:t>
-      </w:r>
-    </w:p>
-    <w:p>
-      <w:pPr>
-        <w:pStyle w:val="BodyText"/>
-      </w:pPr>
-      <w:r>
-        <w:t xml:space="preserve">В отчёте построчно прокомментируйте выведенную на экран информацию.</w:t>
-      </w:r>
-    </w:p>
-    <w:p>
-      <w:pPr>
-        <w:numPr>
-          <w:ilvl w:val="0"/>
-          <w:numId w:val="1050"/>
-        </w:numPr>
-      </w:pPr>
-      <w:r>
-        <w:t xml:space="preserve">opcode: QUERY - тип операции: запрос</w:t>
-      </w:r>
-    </w:p>
-    <w:p>
-      <w:pPr>
-        <w:numPr>
-          <w:ilvl w:val="0"/>
-          <w:numId w:val="1050"/>
-        </w:numPr>
-      </w:pPr>
-      <w:r>
-        <w:t xml:space="preserve">status: NOERROR - успешное выполнение</w:t>
-      </w:r>
-    </w:p>
-    <w:p>
-      <w:pPr>
-        <w:numPr>
-          <w:ilvl w:val="0"/>
-          <w:numId w:val="1050"/>
-        </w:numPr>
-      </w:pPr>
-      <w:r>
-        <w:t xml:space="preserve">id: 60274 - идентификатор запроса</w:t>
-      </w:r>
-    </w:p>
-    <w:p>
-      <w:pPr>
-        <w:numPr>
-          <w:ilvl w:val="0"/>
-          <w:numId w:val="1050"/>
-        </w:numPr>
-      </w:pPr>
-      <w:r>
-        <w:t xml:space="preserve">flags: qr aa rd ra - флаги: qr - это ответ (query response), aa - авторитетный ответ (authoritative answer), rd - рекурсия запрошена (recursion desired), ra - рекурсия доступна (recursion available)</w:t>
-      </w:r>
-    </w:p>
-    <w:p>
-      <w:pPr>
-        <w:pStyle w:val="FirstParagraph"/>
-      </w:pPr>
-      <w:r>
-        <w:t xml:space="preserve">Секция QUESTION:</w:t>
-      </w:r>
-    </w:p>
-    <w:p>
-      <w:pPr>
-        <w:numPr>
-          <w:ilvl w:val="0"/>
-          <w:numId w:val="1051"/>
-        </w:numPr>
-        <w:pStyle w:val="Compact"/>
-      </w:pPr>
-      <w:r>
-        <w:t xml:space="preserve">client.dsadova.net. IN A - запрос IPv4 адреса для client.dsadova.net</w:t>
-      </w:r>
-    </w:p>
-    <w:p>
-      <w:pPr>
-        <w:pStyle w:val="FirstParagraph"/>
-      </w:pPr>
-      <w:r>
-        <w:t xml:space="preserve">Секция ANSWER:</w:t>
-      </w:r>
-    </w:p>
-    <w:p>
-      <w:pPr>
-        <w:numPr>
-          <w:ilvl w:val="0"/>
-          <w:numId w:val="1052"/>
-        </w:numPr>
-      </w:pPr>
-      <w:r>
-        <w:t xml:space="preserve">client.dsadova.net. 1200 IN A 192.168.1.30 - ключевой результат!</w:t>
-      </w:r>
-    </w:p>
-    <w:p>
-      <w:pPr>
-        <w:numPr>
-          <w:ilvl w:val="0"/>
-          <w:numId w:val="1052"/>
-        </w:numPr>
-      </w:pPr>
-      <w:r>
-        <w:t xml:space="preserve">Время жизни записи: 1200 секунд (20 минут)</w:t>
-      </w:r>
-    </w:p>
-    <w:p>
-      <w:pPr>
-        <w:numPr>
-          <w:ilvl w:val="0"/>
-          <w:numId w:val="1052"/>
-        </w:numPr>
-      </w:pPr>
-      <w:r>
-        <w:t xml:space="preserve">Класс: IN (Internet)</w:t>
-      </w:r>
-    </w:p>
-    <w:p>
-      <w:pPr>
-        <w:numPr>
-          <w:ilvl w:val="0"/>
-          <w:numId w:val="1052"/>
-        </w:numPr>
-      </w:pPr>
-      <w:r>
-        <w:t xml:space="preserve">Тип: A (IPv4 адрес)</w:t>
-      </w:r>
-    </w:p>
-    <w:p>
-      <w:pPr>
-        <w:numPr>
-          <w:ilvl w:val="0"/>
-          <w:numId w:val="1052"/>
-        </w:numPr>
-      </w:pPr>
-      <w:r>
-        <w:t xml:space="preserve">Адрес: 192.168.1.30 - полностью совпадает с DHCP-арендой</w:t>
-      </w:r>
-    </w:p>
-    <w:bookmarkEnd w:id="164"/>
-    <w:bookmarkStart w:id="177" w:name="Xd636270ea8e9bb71f498bde6a96fb3a56434bd8"/>
-    <w:p>
-      <w:pPr>
-        <w:pStyle w:val="Heading3"/>
-      </w:pPr>
-      <w:r>
-        <w:rPr>
-          <w:rStyle w:val="SectionNumber"/>
-        </w:rPr>
-        <w:t xml:space="preserve">2.2.6</w:t>
-      </w:r>
-      <w:r>
-        <w:tab/>
-      </w:r>
-      <w:r>
-        <w:t xml:space="preserve">Внесение изменений в настройки внутреннего окружения виртуальной машины</w:t>
-      </w:r>
-    </w:p>
-    <w:p>
-      <w:pPr>
-        <w:numPr>
-          <w:ilvl w:val="0"/>
-          <w:numId w:val="1053"/>
-        </w:numPr>
-        <w:pStyle w:val="Compact"/>
-      </w:pPr>
-      <w:r>
-        <w:t xml:space="preserve">На виртуальной машине server перейдите в каталог для внесения изменений в настройки внутреннего окружения /vagrant/provision/server/, создайте в нём каталог dhcp, в который поместите в соответствующие подкаталоги конфигурационные файлы DHCP:(рис. 47).</w:t>
-      </w:r>
-    </w:p>
-    <w:p>
-      <w:pPr>
-        <w:pStyle w:val="CaptionedFigure"/>
-      </w:pPr>
-      <w:r>
-        <w:drawing>
-          <wp:inline>
-            <wp:extent cx="4800600" cy="714568"/>
-            <wp:effectExtent b="0" l="0" r="0" t="0"/>
-            <wp:docPr descr="Создаем каталог dhcp" title="" id="166" name="Picture"/>
-            <a:graphic>
-              <a:graphicData uri="http://schemas.openxmlformats.org/drawingml/2006/picture">
-                <pic:pic>
-                  <pic:nvPicPr>
-                    <pic:cNvPr descr="image/58.png" id="167" name="Picture"/>
-                    <pic:cNvPicPr>
-                      <a:picLocks noChangeArrowheads="1" noChangeAspect="1"/>
-                    </pic:cNvPicPr>
-                  </pic:nvPicPr>
-                  <pic:blipFill>
-                    <a:blip r:embed="rId165"/>
-                    <a:stretch>
-                      <a:fillRect/>
-                    </a:stretch>
-                  </pic:blipFill>
-                  <pic:spPr bwMode="auto">
-                    <a:xfrm>
-                      <a:off x="0" y="0"/>
-                      <a:ext cx="4800600" cy="714568"/>
-                    </a:xfrm>
-                    <a:prstGeom prst="rect">
-                      <a:avLst/>
-                    </a:prstGeom>
-                    <a:noFill/>
-                    <a:ln w="9525">
-                      <a:noFill/>
-                      <a:headEnd/>
-                      <a:tailEnd/>
-                    </a:ln>
-                  </pic:spPr>
-                </pic:pic>
-              </a:graphicData>
-            </a:graphic>
-          </wp:inline>
-        </w:drawing>
-      </w:r>
-    </w:p>
-    <w:p>
-      <w:pPr>
-        <w:pStyle w:val="ImageCaption"/>
-      </w:pPr>
-      <w:r>
-        <w:t xml:space="preserve">Рис. 47: Создаем каталог dhcp</w:t>
-      </w:r>
-    </w:p>
-    <w:p>
-      <w:pPr>
-        <w:numPr>
-          <w:ilvl w:val="0"/>
-          <w:numId w:val="1054"/>
-        </w:numPr>
-        <w:pStyle w:val="Compact"/>
-      </w:pPr>
-      <w:r>
-        <w:t xml:space="preserve">Замените конфигурационные файлы DNS-сервера:(рис. 48).</w:t>
-      </w:r>
-    </w:p>
-    <w:p>
-      <w:pPr>
-        <w:pStyle w:val="CaptionedFigure"/>
-      </w:pPr>
-      <w:r>
-        <w:drawing>
-          <wp:inline>
-            <wp:extent cx="4800600" cy="4137924"/>
-            <wp:effectExtent b="0" l="0" r="0" t="0"/>
-            <wp:docPr descr="Переписываем файлы DNS-сервера" title="" id="169" name="Picture"/>
-            <a:graphic>
-              <a:graphicData uri="http://schemas.openxmlformats.org/drawingml/2006/picture">
-                <pic:pic>
-                  <pic:nvPicPr>
-                    <pic:cNvPr descr="image/59.png" id="170" name="Picture"/>
-                    <pic:cNvPicPr>
-                      <a:picLocks noChangeArrowheads="1" noChangeAspect="1"/>
-                    </pic:cNvPicPr>
-                  </pic:nvPicPr>
-                  <pic:blipFill>
-                    <a:blip r:embed="rId168"/>
-                    <a:stretch>
-                      <a:fillRect/>
-                    </a:stretch>
-                  </pic:blipFill>
-                  <pic:spPr bwMode="auto">
-                    <a:xfrm>
-                      <a:off x="0" y="0"/>
-                      <a:ext cx="4800600" cy="4137924"/>
-                    </a:xfrm>
-                    <a:prstGeom prst="rect">
-                      <a:avLst/>
-                    </a:prstGeom>
-                    <a:noFill/>
-                    <a:ln w="9525">
-                      <a:noFill/>
-                      <a:headEnd/>
-                      <a:tailEnd/>
-                    </a:ln>
-                  </pic:spPr>
-                </pic:pic>
-              </a:graphicData>
-            </a:graphic>
-          </wp:inline>
-        </w:drawing>
-      </w:r>
-    </w:p>
-    <w:p>
-      <w:pPr>
-        <w:pStyle w:val="ImageCaption"/>
-      </w:pPr>
-      <w:r>
-        <w:t xml:space="preserve">Рис. 48: Переписываем файлы DNS-сервера</w:t>
-      </w:r>
-    </w:p>
-    <w:p>
-      <w:pPr>
-        <w:numPr>
-          <w:ilvl w:val="0"/>
-          <w:numId w:val="1055"/>
-        </w:numPr>
-        <w:pStyle w:val="Compact"/>
-      </w:pPr>
-      <w:r>
-        <w:t xml:space="preserve">В каталоге /vagrant/provision/server создайте исполняемый файл dhcp.sh. Открыв его на редактирование, пропишите в нём следующий скрипт: (рис. 49).</w:t>
-      </w:r>
-    </w:p>
-    <w:p>
-      <w:pPr>
-        <w:pStyle w:val="CaptionedFigure"/>
-      </w:pPr>
-      <w:r>
-        <w:drawing>
-          <wp:inline>
-            <wp:extent cx="4800600" cy="3422708"/>
-            <wp:effectExtent b="0" l="0" r="0" t="0"/>
-            <wp:docPr descr="Создаем исполняемый файл dhcp.sh" title="" id="172" name="Picture"/>
-            <a:graphic>
-              <a:graphicData uri="http://schemas.openxmlformats.org/drawingml/2006/picture">
-                <pic:pic>
-                  <pic:nvPicPr>
-                    <pic:cNvPr descr="image/60.png" id="173" name="Picture"/>
-                    <pic:cNvPicPr>
-                      <a:picLocks noChangeArrowheads="1" noChangeAspect="1"/>
-                    </pic:cNvPicPr>
-                  </pic:nvPicPr>
-                  <pic:blipFill>
-                    <a:blip r:embed="rId171"/>
-                    <a:stretch>
-                      <a:fillRect/>
-                    </a:stretch>
-                  </pic:blipFill>
-                  <pic:spPr bwMode="auto">
-                    <a:xfrm>
-                      <a:off x="0" y="0"/>
-                      <a:ext cx="4800600" cy="3422708"/>
-                    </a:xfrm>
-                    <a:prstGeom prst="rect">
-                      <a:avLst/>
-                    </a:prstGeom>
-                    <a:noFill/>
-                    <a:ln w="9525">
-                      <a:noFill/>
-                      <a:headEnd/>
-                      <a:tailEnd/>
-                    </a:ln>
-                  </pic:spPr>
-                </pic:pic>
-              </a:graphicData>
-            </a:graphic>
-          </wp:inline>
-        </w:drawing>
-      </w:r>
-    </w:p>
-    <w:p>
-      <w:pPr>
-        <w:pStyle w:val="ImageCaption"/>
-      </w:pPr>
-      <w:r>
-        <w:t xml:space="preserve">Рис. 49: Создаем исполняемый файл dhcp.sh</w:t>
-      </w:r>
-    </w:p>
-    <w:p>
-      <w:pPr>
-        <w:pStyle w:val="BodyText"/>
-      </w:pPr>
-      <w:r>
-        <w:t xml:space="preserve">Этот скрипт, по сути, повторяет произведённые вами действия по установке и настройке DHCP-сервера.</w:t>
-      </w:r>
-    </w:p>
-    <w:p>
-      <w:pPr>
-        <w:numPr>
-          <w:ilvl w:val="0"/>
-          <w:numId w:val="1056"/>
-        </w:numPr>
-        <w:pStyle w:val="Compact"/>
-      </w:pPr>
-      <w:r>
-        <w:t xml:space="preserve">Для отработки созданного скрипта во время загрузки виртуальной машины server в конфигурационном файле Vagrantfile необходимо добавить в разделе конфигурации для сервера:(рис. 50).</w:t>
-      </w:r>
-    </w:p>
-    <w:p>
-      <w:pPr>
-        <w:pStyle w:val="CaptionedFigure"/>
-      </w:pPr>
-      <w:r>
-        <w:drawing>
-          <wp:inline>
-            <wp:extent cx="4572000" cy="1106905"/>
-            <wp:effectExtent b="0" l="0" r="0" t="0"/>
-            <wp:docPr descr="Переписываем файл Vagrantfile" title="" id="175" name="Picture"/>
-            <a:graphic>
-              <a:graphicData uri="http://schemas.openxmlformats.org/drawingml/2006/picture">
-                <pic:pic>
-                  <pic:nvPicPr>
-                    <pic:cNvPr descr="image/61.png" id="176" name="Picture"/>
-                    <pic:cNvPicPr>
-                      <a:picLocks noChangeArrowheads="1" noChangeAspect="1"/>
-                    </pic:cNvPicPr>
-                  </pic:nvPicPr>
-                  <pic:blipFill>
-                    <a:blip r:embed="rId174"/>
-                    <a:stretch>
-                      <a:fillRect/>
-                    </a:stretch>
-                  </pic:blipFill>
-                  <pic:spPr bwMode="auto">
-                    <a:xfrm>
-                      <a:off x="0" y="0"/>
-                      <a:ext cx="4572000" cy="1106905"/>
-                    </a:xfrm>
-                    <a:prstGeom prst="rect">
-                      <a:avLst/>
-                    </a:prstGeom>
-                    <a:noFill/>
-                    <a:ln w="9525">
-                      <a:noFill/>
-                      <a:headEnd/>
-                      <a:tailEnd/>
-                    </a:ln>
-                  </pic:spPr>
-                </pic:pic>
-              </a:graphicData>
-            </a:graphic>
-          </wp:inline>
-        </w:drawing>
-      </w:r>
-    </w:p>
-    <w:p>
-      <w:pPr>
-        <w:pStyle w:val="ImageCaption"/>
-      </w:pPr>
-      <w:r>
-        <w:t xml:space="preserve">Рис. 50: Переписываем файл Vagrantfile</w:t>
-      </w:r>
-    </w:p>
-    <w:p>
-      <w:pPr>
-        <w:numPr>
-          <w:ilvl w:val="0"/>
-          <w:numId w:val="1057"/>
-        </w:numPr>
-        <w:pStyle w:val="Compact"/>
-      </w:pPr>
-      <w:r>
-        <w:t xml:space="preserve">После этого виртуальные машины client и server можно выключить.</w:t>
-      </w:r>
-    </w:p>
-    <w:bookmarkEnd w:id="177"/>
-    <w:bookmarkEnd w:id="178"/>
-    <w:bookmarkEnd w:id="179"/>
-    <w:bookmarkStart w:id="180" w:name="выводы"/>
+        <w:t xml:space="preserve">Рис. 37: Скрипт Vagrantfile</w:t>
+      </w:r>
+    </w:p>
+    <w:bookmarkEnd w:id="138"/>
+    <w:bookmarkEnd w:id="139"/>
+    <w:bookmarkEnd w:id="140"/>
+    <w:bookmarkStart w:id="141" w:name="выводы"/>
     <w:p>
       <w:pPr>
         <w:pStyle w:val="Heading1"/>
@@ -4535,11 +3056,11 @@
         <w:pStyle w:val="FirstParagraph"/>
       </w:pPr>
       <w:r>
-        <w:t xml:space="preserve">Приобрели практические навыки по установке и конфигурированию DHCP-сервера. Решили проблемы и неисправности при настройке и конфигурированию DHCP-сервера.</w:t>
-      </w:r>
-    </w:p>
-    <w:bookmarkEnd w:id="180"/>
-    <w:bookmarkStart w:id="182" w:name="список-литературы"/>
+        <w:t xml:space="preserve">Приобрели практические навыки по установке и конфигурированию DNS-сервера, усвояли принципы работы системы доменных имён. Попрактиковались с настройкой.</w:t>
+      </w:r>
+    </w:p>
+    <w:bookmarkEnd w:id="141"/>
+    <w:bookmarkStart w:id="143" w:name="список-литературы"/>
     <w:p>
       <w:pPr>
         <w:pStyle w:val="Heading1"/>
@@ -4548,9 +3069,9 @@
         <w:t xml:space="preserve">Список литературы</w:t>
       </w:r>
     </w:p>
-    <w:bookmarkStart w:id="181" w:name="refs"/>
-    <w:bookmarkEnd w:id="181"/>
-    <w:bookmarkEnd w:id="182"/>
+    <w:bookmarkStart w:id="142" w:name="refs"/>
+    <w:bookmarkEnd w:id="142"/>
+    <w:bookmarkEnd w:id="143"/>
     <w:sectPr/>
   </w:body>
 </w:document>
@@ -4742,6 +3263,91 @@
       </w:pPr>
     </w:lvl>
   </w:abstractNum>
+  <w:abstractNum w:abstractNumId="99412">
+    <w:nsid w:val="A99412"/>
+    <w:multiLevelType w:val="multilevel"/>
+    <w:lvl w:ilvl="0">
+      <w:start w:val="2"/>
+      <w:numFmt w:val="decimal"/>
+      <w:lvlText w:val="%1."/>
+      <w:lvlJc w:val="left"/>
+      <w:pPr>
+        <w:ind w:left="720" w:hanging="480"/>
+      </w:pPr>
+    </w:lvl>
+    <w:lvl w:ilvl="1">
+      <w:start w:val="2"/>
+      <w:numFmt w:val="decimal"/>
+      <w:lvlText w:val="%2."/>
+      <w:lvlJc w:val="left"/>
+      <w:pPr>
+        <w:ind w:left="1440" w:hanging="480"/>
+      </w:pPr>
+    </w:lvl>
+    <w:lvl w:ilvl="2">
+      <w:start w:val="2"/>
+      <w:numFmt w:val="decimal"/>
+      <w:lvlText w:val="%3."/>
+      <w:lvlJc w:val="left"/>
+      <w:pPr>
+        <w:ind w:left="2160" w:hanging="480"/>
+      </w:pPr>
+    </w:lvl>
+    <w:lvl w:ilvl="3">
+      <w:start w:val="2"/>
+      <w:numFmt w:val="decimal"/>
+      <w:lvlText w:val="%4."/>
+      <w:lvlJc w:val="left"/>
+      <w:pPr>
+        <w:ind w:left="2880" w:hanging="480"/>
+      </w:pPr>
+    </w:lvl>
+    <w:lvl w:ilvl="4">
+      <w:start w:val="2"/>
+      <w:numFmt w:val="decimal"/>
+      <w:lvlText w:val="%5."/>
+      <w:lvlJc w:val="left"/>
+      <w:pPr>
+        <w:ind w:left="3600" w:hanging="480"/>
+      </w:pPr>
+    </w:lvl>
+    <w:lvl w:ilvl="5">
+      <w:start w:val="2"/>
+      <w:numFmt w:val="decimal"/>
+      <w:lvlText w:val="%6."/>
+      <w:lvlJc w:val="left"/>
+      <w:pPr>
+        <w:ind w:left="4320" w:hanging="480"/>
+      </w:pPr>
+    </w:lvl>
+    <w:lvl w:ilvl="6">
+      <w:start w:val="2"/>
+      <w:numFmt w:val="decimal"/>
+      <w:lvlText w:val="%7."/>
+      <w:lvlJc w:val="left"/>
+      <w:pPr>
+        <w:ind w:left="5040" w:hanging="480"/>
+      </w:pPr>
+    </w:lvl>
+    <w:lvl w:ilvl="7">
+      <w:start w:val="2"/>
+      <w:numFmt w:val="decimal"/>
+      <w:lvlText w:val="%8."/>
+      <w:lvlJc w:val="left"/>
+      <w:pPr>
+        <w:ind w:left="5760" w:hanging="480"/>
+      </w:pPr>
+    </w:lvl>
+    <w:lvl w:ilvl="8">
+      <w:start w:val="2"/>
+      <w:numFmt w:val="decimal"/>
+      <w:lvlText w:val="%9."/>
+      <w:lvlJc w:val="left"/>
+      <w:pPr>
+        <w:ind w:left="6480" w:hanging="480"/>
+      </w:pPr>
+    </w:lvl>
+  </w:abstractNum>
   <w:abstractNum w:abstractNumId="99413">
     <w:nsid w:val="A99413"/>
     <w:multiLevelType w:val="multilevel"/>
@@ -4912,91 +3518,6 @@
       </w:pPr>
     </w:lvl>
   </w:abstractNum>
-  <w:abstractNum w:abstractNumId="99412">
-    <w:nsid w:val="A99412"/>
-    <w:multiLevelType w:val="multilevel"/>
-    <w:lvl w:ilvl="0">
-      <w:start w:val="2"/>
-      <w:numFmt w:val="decimal"/>
-      <w:lvlText w:val="%1."/>
-      <w:lvlJc w:val="left"/>
-      <w:pPr>
-        <w:ind w:left="720" w:hanging="480"/>
-      </w:pPr>
-    </w:lvl>
-    <w:lvl w:ilvl="1">
-      <w:start w:val="2"/>
-      <w:numFmt w:val="decimal"/>
-      <w:lvlText w:val="%2."/>
-      <w:lvlJc w:val="left"/>
-      <w:pPr>
-        <w:ind w:left="1440" w:hanging="480"/>
-      </w:pPr>
-    </w:lvl>
-    <w:lvl w:ilvl="2">
-      <w:start w:val="2"/>
-      <w:numFmt w:val="decimal"/>
-      <w:lvlText w:val="%3."/>
-      <w:lvlJc w:val="left"/>
-      <w:pPr>
-        <w:ind w:left="2160" w:hanging="480"/>
-      </w:pPr>
-    </w:lvl>
-    <w:lvl w:ilvl="3">
-      <w:start w:val="2"/>
-      <w:numFmt w:val="decimal"/>
-      <w:lvlText w:val="%4."/>
-      <w:lvlJc w:val="left"/>
-      <w:pPr>
-        <w:ind w:left="2880" w:hanging="480"/>
-      </w:pPr>
-    </w:lvl>
-    <w:lvl w:ilvl="4">
-      <w:start w:val="2"/>
-      <w:numFmt w:val="decimal"/>
-      <w:lvlText w:val="%5."/>
-      <w:lvlJc w:val="left"/>
-      <w:pPr>
-        <w:ind w:left="3600" w:hanging="480"/>
-      </w:pPr>
-    </w:lvl>
-    <w:lvl w:ilvl="5">
-      <w:start w:val="2"/>
-      <w:numFmt w:val="decimal"/>
-      <w:lvlText w:val="%6."/>
-      <w:lvlJc w:val="left"/>
-      <w:pPr>
-        <w:ind w:left="4320" w:hanging="480"/>
-      </w:pPr>
-    </w:lvl>
-    <w:lvl w:ilvl="6">
-      <w:start w:val="2"/>
-      <w:numFmt w:val="decimal"/>
-      <w:lvlText w:val="%7."/>
-      <w:lvlJc w:val="left"/>
-      <w:pPr>
-        <w:ind w:left="5040" w:hanging="480"/>
-      </w:pPr>
-    </w:lvl>
-    <w:lvl w:ilvl="7">
-      <w:start w:val="2"/>
-      <w:numFmt w:val="decimal"/>
-      <w:lvlText w:val="%8."/>
-      <w:lvlJc w:val="left"/>
-      <w:pPr>
-        <w:ind w:left="5760" w:hanging="480"/>
-      </w:pPr>
-    </w:lvl>
-    <w:lvl w:ilvl="8">
-      <w:start w:val="2"/>
-      <w:numFmt w:val="decimal"/>
-      <w:lvlText w:val="%9."/>
-      <w:lvlJc w:val="left"/>
-      <w:pPr>
-        <w:ind w:left="6480" w:hanging="480"/>
-      </w:pPr>
-    </w:lvl>
-  </w:abstractNum>
   <w:abstractNum w:abstractNumId="99415">
     <w:nsid w:val="A99415"/>
     <w:multiLevelType w:val="multilevel"/>
@@ -5584,1017 +4105,6 @@
     </w:lvl>
     <w:lvl w:ilvl="8">
       <w:start w:val="11"/>
-      <w:numFmt w:val="decimal"/>
-      <w:lvlText w:val="%9."/>
-      <w:lvlJc w:val="left"/>
-      <w:pPr>
-        <w:ind w:left="6480" w:hanging="480"/>
-      </w:pPr>
-    </w:lvl>
-  </w:abstractNum>
-  <w:abstractNum w:abstractNumId="994112">
-    <w:nsid w:val="A994112"/>
-    <w:multiLevelType w:val="multilevel"/>
-    <w:lvl w:ilvl="0">
-      <w:start w:val="12"/>
-      <w:numFmt w:val="decimal"/>
-      <w:lvlText w:val="%1."/>
-      <w:lvlJc w:val="left"/>
-      <w:pPr>
-        <w:ind w:left="720" w:hanging="480"/>
-      </w:pPr>
-    </w:lvl>
-    <w:lvl w:ilvl="1">
-      <w:start w:val="12"/>
-      <w:numFmt w:val="decimal"/>
-      <w:lvlText w:val="%2."/>
-      <w:lvlJc w:val="left"/>
-      <w:pPr>
-        <w:ind w:left="1440" w:hanging="480"/>
-      </w:pPr>
-    </w:lvl>
-    <w:lvl w:ilvl="2">
-      <w:start w:val="12"/>
-      <w:numFmt w:val="decimal"/>
-      <w:lvlText w:val="%3."/>
-      <w:lvlJc w:val="left"/>
-      <w:pPr>
-        <w:ind w:left="2160" w:hanging="480"/>
-      </w:pPr>
-    </w:lvl>
-    <w:lvl w:ilvl="3">
-      <w:start w:val="12"/>
-      <w:numFmt w:val="decimal"/>
-      <w:lvlText w:val="%4."/>
-      <w:lvlJc w:val="left"/>
-      <w:pPr>
-        <w:ind w:left="2880" w:hanging="480"/>
-      </w:pPr>
-    </w:lvl>
-    <w:lvl w:ilvl="4">
-      <w:start w:val="12"/>
-      <w:numFmt w:val="decimal"/>
-      <w:lvlText w:val="%5."/>
-      <w:lvlJc w:val="left"/>
-      <w:pPr>
-        <w:ind w:left="3600" w:hanging="480"/>
-      </w:pPr>
-    </w:lvl>
-    <w:lvl w:ilvl="5">
-      <w:start w:val="12"/>
-      <w:numFmt w:val="decimal"/>
-      <w:lvlText w:val="%6."/>
-      <w:lvlJc w:val="left"/>
-      <w:pPr>
-        <w:ind w:left="4320" w:hanging="480"/>
-      </w:pPr>
-    </w:lvl>
-    <w:lvl w:ilvl="6">
-      <w:start w:val="12"/>
-      <w:numFmt w:val="decimal"/>
-      <w:lvlText w:val="%7."/>
-      <w:lvlJc w:val="left"/>
-      <w:pPr>
-        <w:ind w:left="5040" w:hanging="480"/>
-      </w:pPr>
-    </w:lvl>
-    <w:lvl w:ilvl="7">
-      <w:start w:val="12"/>
-      <w:numFmt w:val="decimal"/>
-      <w:lvlText w:val="%8."/>
-      <w:lvlJc w:val="left"/>
-      <w:pPr>
-        <w:ind w:left="5760" w:hanging="480"/>
-      </w:pPr>
-    </w:lvl>
-    <w:lvl w:ilvl="8">
-      <w:start w:val="12"/>
-      <w:numFmt w:val="decimal"/>
-      <w:lvlText w:val="%9."/>
-      <w:lvlJc w:val="left"/>
-      <w:pPr>
-        <w:ind w:left="6480" w:hanging="480"/>
-      </w:pPr>
-    </w:lvl>
-  </w:abstractNum>
-  <w:abstractNum w:abstractNumId="994113">
-    <w:nsid w:val="A994113"/>
-    <w:multiLevelType w:val="multilevel"/>
-    <w:lvl w:ilvl="0">
-      <w:start w:val="13"/>
-      <w:numFmt w:val="decimal"/>
-      <w:lvlText w:val="%1."/>
-      <w:lvlJc w:val="left"/>
-      <w:pPr>
-        <w:ind w:left="720" w:hanging="480"/>
-      </w:pPr>
-    </w:lvl>
-    <w:lvl w:ilvl="1">
-      <w:start w:val="13"/>
-      <w:numFmt w:val="decimal"/>
-      <w:lvlText w:val="%2."/>
-      <w:lvlJc w:val="left"/>
-      <w:pPr>
-        <w:ind w:left="1440" w:hanging="480"/>
-      </w:pPr>
-    </w:lvl>
-    <w:lvl w:ilvl="2">
-      <w:start w:val="13"/>
-      <w:numFmt w:val="decimal"/>
-      <w:lvlText w:val="%3."/>
-      <w:lvlJc w:val="left"/>
-      <w:pPr>
-        <w:ind w:left="2160" w:hanging="480"/>
-      </w:pPr>
-    </w:lvl>
-    <w:lvl w:ilvl="3">
-      <w:start w:val="13"/>
-      <w:numFmt w:val="decimal"/>
-      <w:lvlText w:val="%4."/>
-      <w:lvlJc w:val="left"/>
-      <w:pPr>
-        <w:ind w:left="2880" w:hanging="480"/>
-      </w:pPr>
-    </w:lvl>
-    <w:lvl w:ilvl="4">
-      <w:start w:val="13"/>
-      <w:numFmt w:val="decimal"/>
-      <w:lvlText w:val="%5."/>
-      <w:lvlJc w:val="left"/>
-      <w:pPr>
-        <w:ind w:left="3600" w:hanging="480"/>
-      </w:pPr>
-    </w:lvl>
-    <w:lvl w:ilvl="5">
-      <w:start w:val="13"/>
-      <w:numFmt w:val="decimal"/>
-      <w:lvlText w:val="%6."/>
-      <w:lvlJc w:val="left"/>
-      <w:pPr>
-        <w:ind w:left="4320" w:hanging="480"/>
-      </w:pPr>
-    </w:lvl>
-    <w:lvl w:ilvl="6">
-      <w:start w:val="13"/>
-      <w:numFmt w:val="decimal"/>
-      <w:lvlText w:val="%7."/>
-      <w:lvlJc w:val="left"/>
-      <w:pPr>
-        <w:ind w:left="5040" w:hanging="480"/>
-      </w:pPr>
-    </w:lvl>
-    <w:lvl w:ilvl="7">
-      <w:start w:val="13"/>
-      <w:numFmt w:val="decimal"/>
-      <w:lvlText w:val="%8."/>
-      <w:lvlJc w:val="left"/>
-      <w:pPr>
-        <w:ind w:left="5760" w:hanging="480"/>
-      </w:pPr>
-    </w:lvl>
-    <w:lvl w:ilvl="8">
-      <w:start w:val="13"/>
-      <w:numFmt w:val="decimal"/>
-      <w:lvlText w:val="%9."/>
-      <w:lvlJc w:val="left"/>
-      <w:pPr>
-        <w:ind w:left="6480" w:hanging="480"/>
-      </w:pPr>
-    </w:lvl>
-  </w:abstractNum>
-  <w:abstractNum w:abstractNumId="991">
-    <w:nsid w:val="A991"/>
-    <w:multiLevelType w:val="multilevel"/>
-    <w:lvl w:ilvl="0">
-      <w:numFmt w:val="bullet"/>
-      <w:lvlText w:val="•"/>
-      <w:lvlJc w:val="left"/>
-      <w:pPr>
-        <w:ind w:left="720" w:hanging="480"/>
-      </w:pPr>
-    </w:lvl>
-    <w:lvl w:ilvl="1">
-      <w:numFmt w:val="bullet"/>
-      <w:lvlText w:val="–"/>
-      <w:lvlJc w:val="left"/>
-      <w:pPr>
-        <w:ind w:left="1440" w:hanging="480"/>
-      </w:pPr>
-    </w:lvl>
-    <w:lvl w:ilvl="2">
-      <w:numFmt w:val="bullet"/>
-      <w:lvlText w:val="•"/>
-      <w:lvlJc w:val="left"/>
-      <w:pPr>
-        <w:ind w:left="2160" w:hanging="480"/>
-      </w:pPr>
-    </w:lvl>
-    <w:lvl w:ilvl="3">
-      <w:numFmt w:val="bullet"/>
-      <w:lvlText w:val="–"/>
-      <w:lvlJc w:val="left"/>
-      <w:pPr>
-        <w:ind w:left="2880" w:hanging="480"/>
-      </w:pPr>
-    </w:lvl>
-    <w:lvl w:ilvl="4">
-      <w:numFmt w:val="bullet"/>
-      <w:lvlText w:val="•"/>
-      <w:lvlJc w:val="left"/>
-      <w:pPr>
-        <w:ind w:left="3600" w:hanging="480"/>
-      </w:pPr>
-    </w:lvl>
-    <w:lvl w:ilvl="5">
-      <w:numFmt w:val="bullet"/>
-      <w:lvlText w:val="–"/>
-      <w:lvlJc w:val="left"/>
-      <w:pPr>
-        <w:ind w:left="4320" w:hanging="480"/>
-      </w:pPr>
-    </w:lvl>
-    <w:lvl w:ilvl="6">
-      <w:numFmt w:val="bullet"/>
-      <w:lvlText w:val="•"/>
-      <w:lvlJc w:val="left"/>
-      <w:pPr>
-        <w:ind w:left="5040" w:hanging="480"/>
-      </w:pPr>
-    </w:lvl>
-    <w:lvl w:ilvl="7">
-      <w:numFmt w:val="bullet"/>
-      <w:lvlText w:val="–"/>
-      <w:lvlJc w:val="left"/>
-      <w:pPr>
-        <w:ind w:left="5760" w:hanging="480"/>
-      </w:pPr>
-    </w:lvl>
-    <w:lvl w:ilvl="8">
-      <w:numFmt w:val="bullet"/>
-      <w:lvlText w:val="•"/>
-      <w:lvlJc w:val="left"/>
-      <w:pPr>
-        <w:ind w:left="6480" w:hanging="480"/>
-      </w:pPr>
-    </w:lvl>
-  </w:abstractNum>
-  <w:abstractNum w:abstractNumId="994114">
-    <w:nsid w:val="A994114"/>
-    <w:multiLevelType w:val="multilevel"/>
-    <w:lvl w:ilvl="0">
-      <w:start w:val="14"/>
-      <w:numFmt w:val="decimal"/>
-      <w:lvlText w:val="%1."/>
-      <w:lvlJc w:val="left"/>
-      <w:pPr>
-        <w:ind w:left="720" w:hanging="480"/>
-      </w:pPr>
-    </w:lvl>
-    <w:lvl w:ilvl="1">
-      <w:start w:val="14"/>
-      <w:numFmt w:val="decimal"/>
-      <w:lvlText w:val="%2."/>
-      <w:lvlJc w:val="left"/>
-      <w:pPr>
-        <w:ind w:left="1440" w:hanging="480"/>
-      </w:pPr>
-    </w:lvl>
-    <w:lvl w:ilvl="2">
-      <w:start w:val="14"/>
-      <w:numFmt w:val="decimal"/>
-      <w:lvlText w:val="%3."/>
-      <w:lvlJc w:val="left"/>
-      <w:pPr>
-        <w:ind w:left="2160" w:hanging="480"/>
-      </w:pPr>
-    </w:lvl>
-    <w:lvl w:ilvl="3">
-      <w:start w:val="14"/>
-      <w:numFmt w:val="decimal"/>
-      <w:lvlText w:val="%4."/>
-      <w:lvlJc w:val="left"/>
-      <w:pPr>
-        <w:ind w:left="2880" w:hanging="480"/>
-      </w:pPr>
-    </w:lvl>
-    <w:lvl w:ilvl="4">
-      <w:start w:val="14"/>
-      <w:numFmt w:val="decimal"/>
-      <w:lvlText w:val="%5."/>
-      <w:lvlJc w:val="left"/>
-      <w:pPr>
-        <w:ind w:left="3600" w:hanging="480"/>
-      </w:pPr>
-    </w:lvl>
-    <w:lvl w:ilvl="5">
-      <w:start w:val="14"/>
-      <w:numFmt w:val="decimal"/>
-      <w:lvlText w:val="%6."/>
-      <w:lvlJc w:val="left"/>
-      <w:pPr>
-        <w:ind w:left="4320" w:hanging="480"/>
-      </w:pPr>
-    </w:lvl>
-    <w:lvl w:ilvl="6">
-      <w:start w:val="14"/>
-      <w:numFmt w:val="decimal"/>
-      <w:lvlText w:val="%7."/>
-      <w:lvlJc w:val="left"/>
-      <w:pPr>
-        <w:ind w:left="5040" w:hanging="480"/>
-      </w:pPr>
-    </w:lvl>
-    <w:lvl w:ilvl="7">
-      <w:start w:val="14"/>
-      <w:numFmt w:val="decimal"/>
-      <w:lvlText w:val="%8."/>
-      <w:lvlJc w:val="left"/>
-      <w:pPr>
-        <w:ind w:left="5760" w:hanging="480"/>
-      </w:pPr>
-    </w:lvl>
-    <w:lvl w:ilvl="8">
-      <w:start w:val="14"/>
-      <w:numFmt w:val="decimal"/>
-      <w:lvlText w:val="%9."/>
-      <w:lvlJc w:val="left"/>
-      <w:pPr>
-        <w:ind w:left="6480" w:hanging="480"/>
-      </w:pPr>
-    </w:lvl>
-  </w:abstractNum>
-  <w:abstractNum w:abstractNumId="994115">
-    <w:nsid w:val="A994115"/>
-    <w:multiLevelType w:val="multilevel"/>
-    <w:lvl w:ilvl="0">
-      <w:start w:val="15"/>
-      <w:numFmt w:val="decimal"/>
-      <w:lvlText w:val="%1."/>
-      <w:lvlJc w:val="left"/>
-      <w:pPr>
-        <w:ind w:left="720" w:hanging="480"/>
-      </w:pPr>
-    </w:lvl>
-    <w:lvl w:ilvl="1">
-      <w:start w:val="15"/>
-      <w:numFmt w:val="decimal"/>
-      <w:lvlText w:val="%2."/>
-      <w:lvlJc w:val="left"/>
-      <w:pPr>
-        <w:ind w:left="1440" w:hanging="480"/>
-      </w:pPr>
-    </w:lvl>
-    <w:lvl w:ilvl="2">
-      <w:start w:val="15"/>
-      <w:numFmt w:val="decimal"/>
-      <w:lvlText w:val="%3."/>
-      <w:lvlJc w:val="left"/>
-      <w:pPr>
-        <w:ind w:left="2160" w:hanging="480"/>
-      </w:pPr>
-    </w:lvl>
-    <w:lvl w:ilvl="3">
-      <w:start w:val="15"/>
-      <w:numFmt w:val="decimal"/>
-      <w:lvlText w:val="%4."/>
-      <w:lvlJc w:val="left"/>
-      <w:pPr>
-        <w:ind w:left="2880" w:hanging="480"/>
-      </w:pPr>
-    </w:lvl>
-    <w:lvl w:ilvl="4">
-      <w:start w:val="15"/>
-      <w:numFmt w:val="decimal"/>
-      <w:lvlText w:val="%5."/>
-      <w:lvlJc w:val="left"/>
-      <w:pPr>
-        <w:ind w:left="3600" w:hanging="480"/>
-      </w:pPr>
-    </w:lvl>
-    <w:lvl w:ilvl="5">
-      <w:start w:val="15"/>
-      <w:numFmt w:val="decimal"/>
-      <w:lvlText w:val="%6."/>
-      <w:lvlJc w:val="left"/>
-      <w:pPr>
-        <w:ind w:left="4320" w:hanging="480"/>
-      </w:pPr>
-    </w:lvl>
-    <w:lvl w:ilvl="6">
-      <w:start w:val="15"/>
-      <w:numFmt w:val="decimal"/>
-      <w:lvlText w:val="%7."/>
-      <w:lvlJc w:val="left"/>
-      <w:pPr>
-        <w:ind w:left="5040" w:hanging="480"/>
-      </w:pPr>
-    </w:lvl>
-    <w:lvl w:ilvl="7">
-      <w:start w:val="15"/>
-      <w:numFmt w:val="decimal"/>
-      <w:lvlText w:val="%8."/>
-      <w:lvlJc w:val="left"/>
-      <w:pPr>
-        <w:ind w:left="5760" w:hanging="480"/>
-      </w:pPr>
-    </w:lvl>
-    <w:lvl w:ilvl="8">
-      <w:start w:val="15"/>
-      <w:numFmt w:val="decimal"/>
-      <w:lvlText w:val="%9."/>
-      <w:lvlJc w:val="left"/>
-      <w:pPr>
-        <w:ind w:left="6480" w:hanging="480"/>
-      </w:pPr>
-    </w:lvl>
-  </w:abstractNum>
-  <w:abstractNum w:abstractNumId="994116">
-    <w:nsid w:val="A994116"/>
-    <w:multiLevelType w:val="multilevel"/>
-    <w:lvl w:ilvl="0">
-      <w:start w:val="16"/>
-      <w:numFmt w:val="decimal"/>
-      <w:lvlText w:val="%1."/>
-      <w:lvlJc w:val="left"/>
-      <w:pPr>
-        <w:ind w:left="720" w:hanging="480"/>
-      </w:pPr>
-    </w:lvl>
-    <w:lvl w:ilvl="1">
-      <w:start w:val="16"/>
-      <w:numFmt w:val="decimal"/>
-      <w:lvlText w:val="%2."/>
-      <w:lvlJc w:val="left"/>
-      <w:pPr>
-        <w:ind w:left="1440" w:hanging="480"/>
-      </w:pPr>
-    </w:lvl>
-    <w:lvl w:ilvl="2">
-      <w:start w:val="16"/>
-      <w:numFmt w:val="decimal"/>
-      <w:lvlText w:val="%3."/>
-      <w:lvlJc w:val="left"/>
-      <w:pPr>
-        <w:ind w:left="2160" w:hanging="480"/>
-      </w:pPr>
-    </w:lvl>
-    <w:lvl w:ilvl="3">
-      <w:start w:val="16"/>
-      <w:numFmt w:val="decimal"/>
-      <w:lvlText w:val="%4."/>
-      <w:lvlJc w:val="left"/>
-      <w:pPr>
-        <w:ind w:left="2880" w:hanging="480"/>
-      </w:pPr>
-    </w:lvl>
-    <w:lvl w:ilvl="4">
-      <w:start w:val="16"/>
-      <w:numFmt w:val="decimal"/>
-      <w:lvlText w:val="%5."/>
-      <w:lvlJc w:val="left"/>
-      <w:pPr>
-        <w:ind w:left="3600" w:hanging="480"/>
-      </w:pPr>
-    </w:lvl>
-    <w:lvl w:ilvl="5">
-      <w:start w:val="16"/>
-      <w:numFmt w:val="decimal"/>
-      <w:lvlText w:val="%6."/>
-      <w:lvlJc w:val="left"/>
-      <w:pPr>
-        <w:ind w:left="4320" w:hanging="480"/>
-      </w:pPr>
-    </w:lvl>
-    <w:lvl w:ilvl="6">
-      <w:start w:val="16"/>
-      <w:numFmt w:val="decimal"/>
-      <w:lvlText w:val="%7."/>
-      <w:lvlJc w:val="left"/>
-      <w:pPr>
-        <w:ind w:left="5040" w:hanging="480"/>
-      </w:pPr>
-    </w:lvl>
-    <w:lvl w:ilvl="7">
-      <w:start w:val="16"/>
-      <w:numFmt w:val="decimal"/>
-      <w:lvlText w:val="%8."/>
-      <w:lvlJc w:val="left"/>
-      <w:pPr>
-        <w:ind w:left="5760" w:hanging="480"/>
-      </w:pPr>
-    </w:lvl>
-    <w:lvl w:ilvl="8">
-      <w:start w:val="16"/>
-      <w:numFmt w:val="decimal"/>
-      <w:lvlText w:val="%9."/>
-      <w:lvlJc w:val="left"/>
-      <w:pPr>
-        <w:ind w:left="6480" w:hanging="480"/>
-      </w:pPr>
-    </w:lvl>
-  </w:abstractNum>
-  <w:abstractNum w:abstractNumId="994117">
-    <w:nsid w:val="A994117"/>
-    <w:multiLevelType w:val="multilevel"/>
-    <w:lvl w:ilvl="0">
-      <w:start w:val="17"/>
-      <w:numFmt w:val="decimal"/>
-      <w:lvlText w:val="%1."/>
-      <w:lvlJc w:val="left"/>
-      <w:pPr>
-        <w:ind w:left="720" w:hanging="480"/>
-      </w:pPr>
-    </w:lvl>
-    <w:lvl w:ilvl="1">
-      <w:start w:val="17"/>
-      <w:numFmt w:val="decimal"/>
-      <w:lvlText w:val="%2."/>
-      <w:lvlJc w:val="left"/>
-      <w:pPr>
-        <w:ind w:left="1440" w:hanging="480"/>
-      </w:pPr>
-    </w:lvl>
-    <w:lvl w:ilvl="2">
-      <w:start w:val="17"/>
-      <w:numFmt w:val="decimal"/>
-      <w:lvlText w:val="%3."/>
-      <w:lvlJc w:val="left"/>
-      <w:pPr>
-        <w:ind w:left="2160" w:hanging="480"/>
-      </w:pPr>
-    </w:lvl>
-    <w:lvl w:ilvl="3">
-      <w:start w:val="17"/>
-      <w:numFmt w:val="decimal"/>
-      <w:lvlText w:val="%4."/>
-      <w:lvlJc w:val="left"/>
-      <w:pPr>
-        <w:ind w:left="2880" w:hanging="480"/>
-      </w:pPr>
-    </w:lvl>
-    <w:lvl w:ilvl="4">
-      <w:start w:val="17"/>
-      <w:numFmt w:val="decimal"/>
-      <w:lvlText w:val="%5."/>
-      <w:lvlJc w:val="left"/>
-      <w:pPr>
-        <w:ind w:left="3600" w:hanging="480"/>
-      </w:pPr>
-    </w:lvl>
-    <w:lvl w:ilvl="5">
-      <w:start w:val="17"/>
-      <w:numFmt w:val="decimal"/>
-      <w:lvlText w:val="%6."/>
-      <w:lvlJc w:val="left"/>
-      <w:pPr>
-        <w:ind w:left="4320" w:hanging="480"/>
-      </w:pPr>
-    </w:lvl>
-    <w:lvl w:ilvl="6">
-      <w:start w:val="17"/>
-      <w:numFmt w:val="decimal"/>
-      <w:lvlText w:val="%7."/>
-      <w:lvlJc w:val="left"/>
-      <w:pPr>
-        <w:ind w:left="5040" w:hanging="480"/>
-      </w:pPr>
-    </w:lvl>
-    <w:lvl w:ilvl="7">
-      <w:start w:val="17"/>
-      <w:numFmt w:val="decimal"/>
-      <w:lvlText w:val="%8."/>
-      <w:lvlJc w:val="left"/>
-      <w:pPr>
-        <w:ind w:left="5760" w:hanging="480"/>
-      </w:pPr>
-    </w:lvl>
-    <w:lvl w:ilvl="8">
-      <w:start w:val="17"/>
-      <w:numFmt w:val="decimal"/>
-      <w:lvlText w:val="%9."/>
-      <w:lvlJc w:val="left"/>
-      <w:pPr>
-        <w:ind w:left="6480" w:hanging="480"/>
-      </w:pPr>
-    </w:lvl>
-  </w:abstractNum>
-  <w:abstractNum w:abstractNumId="994118">
-    <w:nsid w:val="A994118"/>
-    <w:multiLevelType w:val="multilevel"/>
-    <w:lvl w:ilvl="0">
-      <w:start w:val="18"/>
-      <w:numFmt w:val="decimal"/>
-      <w:lvlText w:val="%1."/>
-      <w:lvlJc w:val="left"/>
-      <w:pPr>
-        <w:ind w:left="720" w:hanging="480"/>
-      </w:pPr>
-    </w:lvl>
-    <w:lvl w:ilvl="1">
-      <w:start w:val="18"/>
-      <w:numFmt w:val="decimal"/>
-      <w:lvlText w:val="%2."/>
-      <w:lvlJc w:val="left"/>
-      <w:pPr>
-        <w:ind w:left="1440" w:hanging="480"/>
-      </w:pPr>
-    </w:lvl>
-    <w:lvl w:ilvl="2">
-      <w:start w:val="18"/>
-      <w:numFmt w:val="decimal"/>
-      <w:lvlText w:val="%3."/>
-      <w:lvlJc w:val="left"/>
-      <w:pPr>
-        <w:ind w:left="2160" w:hanging="480"/>
-      </w:pPr>
-    </w:lvl>
-    <w:lvl w:ilvl="3">
-      <w:start w:val="18"/>
-      <w:numFmt w:val="decimal"/>
-      <w:lvlText w:val="%4."/>
-      <w:lvlJc w:val="left"/>
-      <w:pPr>
-        <w:ind w:left="2880" w:hanging="480"/>
-      </w:pPr>
-    </w:lvl>
-    <w:lvl w:ilvl="4">
-      <w:start w:val="18"/>
-      <w:numFmt w:val="decimal"/>
-      <w:lvlText w:val="%5."/>
-      <w:lvlJc w:val="left"/>
-      <w:pPr>
-        <w:ind w:left="3600" w:hanging="480"/>
-      </w:pPr>
-    </w:lvl>
-    <w:lvl w:ilvl="5">
-      <w:start w:val="18"/>
-      <w:numFmt w:val="decimal"/>
-      <w:lvlText w:val="%6."/>
-      <w:lvlJc w:val="left"/>
-      <w:pPr>
-        <w:ind w:left="4320" w:hanging="480"/>
-      </w:pPr>
-    </w:lvl>
-    <w:lvl w:ilvl="6">
-      <w:start w:val="18"/>
-      <w:numFmt w:val="decimal"/>
-      <w:lvlText w:val="%7."/>
-      <w:lvlJc w:val="left"/>
-      <w:pPr>
-        <w:ind w:left="5040" w:hanging="480"/>
-      </w:pPr>
-    </w:lvl>
-    <w:lvl w:ilvl="7">
-      <w:start w:val="18"/>
-      <w:numFmt w:val="decimal"/>
-      <w:lvlText w:val="%8."/>
-      <w:lvlJc w:val="left"/>
-      <w:pPr>
-        <w:ind w:left="5760" w:hanging="480"/>
-      </w:pPr>
-    </w:lvl>
-    <w:lvl w:ilvl="8">
-      <w:start w:val="18"/>
-      <w:numFmt w:val="decimal"/>
-      <w:lvlText w:val="%9."/>
-      <w:lvlJc w:val="left"/>
-      <w:pPr>
-        <w:ind w:left="6480" w:hanging="480"/>
-      </w:pPr>
-    </w:lvl>
-  </w:abstractNum>
-  <w:abstractNum w:abstractNumId="994119">
-    <w:nsid w:val="A994119"/>
-    <w:multiLevelType w:val="multilevel"/>
-    <w:lvl w:ilvl="0">
-      <w:start w:val="19"/>
-      <w:numFmt w:val="decimal"/>
-      <w:lvlText w:val="%1."/>
-      <w:lvlJc w:val="left"/>
-      <w:pPr>
-        <w:ind w:left="720" w:hanging="480"/>
-      </w:pPr>
-    </w:lvl>
-    <w:lvl w:ilvl="1">
-      <w:start w:val="19"/>
-      <w:numFmt w:val="decimal"/>
-      <w:lvlText w:val="%2."/>
-      <w:lvlJc w:val="left"/>
-      <w:pPr>
-        <w:ind w:left="1440" w:hanging="480"/>
-      </w:pPr>
-    </w:lvl>
-    <w:lvl w:ilvl="2">
-      <w:start w:val="19"/>
-      <w:numFmt w:val="decimal"/>
-      <w:lvlText w:val="%3."/>
-      <w:lvlJc w:val="left"/>
-      <w:pPr>
-        <w:ind w:left="2160" w:hanging="480"/>
-      </w:pPr>
-    </w:lvl>
-    <w:lvl w:ilvl="3">
-      <w:start w:val="19"/>
-      <w:numFmt w:val="decimal"/>
-      <w:lvlText w:val="%4."/>
-      <w:lvlJc w:val="left"/>
-      <w:pPr>
-        <w:ind w:left="2880" w:hanging="480"/>
-      </w:pPr>
-    </w:lvl>
-    <w:lvl w:ilvl="4">
-      <w:start w:val="19"/>
-      <w:numFmt w:val="decimal"/>
-      <w:lvlText w:val="%5."/>
-      <w:lvlJc w:val="left"/>
-      <w:pPr>
-        <w:ind w:left="3600" w:hanging="480"/>
-      </w:pPr>
-    </w:lvl>
-    <w:lvl w:ilvl="5">
-      <w:start w:val="19"/>
-      <w:numFmt w:val="decimal"/>
-      <w:lvlText w:val="%6."/>
-      <w:lvlJc w:val="left"/>
-      <w:pPr>
-        <w:ind w:left="4320" w:hanging="480"/>
-      </w:pPr>
-    </w:lvl>
-    <w:lvl w:ilvl="6">
-      <w:start w:val="19"/>
-      <w:numFmt w:val="decimal"/>
-      <w:lvlText w:val="%7."/>
-      <w:lvlJc w:val="left"/>
-      <w:pPr>
-        <w:ind w:left="5040" w:hanging="480"/>
-      </w:pPr>
-    </w:lvl>
-    <w:lvl w:ilvl="7">
-      <w:start w:val="19"/>
-      <w:numFmt w:val="decimal"/>
-      <w:lvlText w:val="%8."/>
-      <w:lvlJc w:val="left"/>
-      <w:pPr>
-        <w:ind w:left="5760" w:hanging="480"/>
-      </w:pPr>
-    </w:lvl>
-    <w:lvl w:ilvl="8">
-      <w:start w:val="19"/>
-      <w:numFmt w:val="decimal"/>
-      <w:lvlText w:val="%9."/>
-      <w:lvlJc w:val="left"/>
-      <w:pPr>
-        <w:ind w:left="6480" w:hanging="480"/>
-      </w:pPr>
-    </w:lvl>
-  </w:abstractNum>
-  <w:abstractNum w:abstractNumId="994120">
-    <w:nsid w:val="A994120"/>
-    <w:multiLevelType w:val="multilevel"/>
-    <w:lvl w:ilvl="0">
-      <w:start w:val="20"/>
-      <w:numFmt w:val="decimal"/>
-      <w:lvlText w:val="%1."/>
-      <w:lvlJc w:val="left"/>
-      <w:pPr>
-        <w:ind w:left="720" w:hanging="480"/>
-      </w:pPr>
-    </w:lvl>
-    <w:lvl w:ilvl="1">
-      <w:start w:val="20"/>
-      <w:numFmt w:val="decimal"/>
-      <w:lvlText w:val="%2."/>
-      <w:lvlJc w:val="left"/>
-      <w:pPr>
-        <w:ind w:left="1440" w:hanging="480"/>
-      </w:pPr>
-    </w:lvl>
-    <w:lvl w:ilvl="2">
-      <w:start w:val="20"/>
-      <w:numFmt w:val="decimal"/>
-      <w:lvlText w:val="%3."/>
-      <w:lvlJc w:val="left"/>
-      <w:pPr>
-        <w:ind w:left="2160" w:hanging="480"/>
-      </w:pPr>
-    </w:lvl>
-    <w:lvl w:ilvl="3">
-      <w:start w:val="20"/>
-      <w:numFmt w:val="decimal"/>
-      <w:lvlText w:val="%4."/>
-      <w:lvlJc w:val="left"/>
-      <w:pPr>
-        <w:ind w:left="2880" w:hanging="480"/>
-      </w:pPr>
-    </w:lvl>
-    <w:lvl w:ilvl="4">
-      <w:start w:val="20"/>
-      <w:numFmt w:val="decimal"/>
-      <w:lvlText w:val="%5."/>
-      <w:lvlJc w:val="left"/>
-      <w:pPr>
-        <w:ind w:left="3600" w:hanging="480"/>
-      </w:pPr>
-    </w:lvl>
-    <w:lvl w:ilvl="5">
-      <w:start w:val="20"/>
-      <w:numFmt w:val="decimal"/>
-      <w:lvlText w:val="%6."/>
-      <w:lvlJc w:val="left"/>
-      <w:pPr>
-        <w:ind w:left="4320" w:hanging="480"/>
-      </w:pPr>
-    </w:lvl>
-    <w:lvl w:ilvl="6">
-      <w:start w:val="20"/>
-      <w:numFmt w:val="decimal"/>
-      <w:lvlText w:val="%7."/>
-      <w:lvlJc w:val="left"/>
-      <w:pPr>
-        <w:ind w:left="5040" w:hanging="480"/>
-      </w:pPr>
-    </w:lvl>
-    <w:lvl w:ilvl="7">
-      <w:start w:val="20"/>
-      <w:numFmt w:val="decimal"/>
-      <w:lvlText w:val="%8."/>
-      <w:lvlJc w:val="left"/>
-      <w:pPr>
-        <w:ind w:left="5760" w:hanging="480"/>
-      </w:pPr>
-    </w:lvl>
-    <w:lvl w:ilvl="8">
-      <w:start w:val="20"/>
-      <w:numFmt w:val="decimal"/>
-      <w:lvlText w:val="%9."/>
-      <w:lvlJc w:val="left"/>
-      <w:pPr>
-        <w:ind w:left="6480" w:hanging="480"/>
-      </w:pPr>
-    </w:lvl>
-  </w:abstractNum>
-  <w:abstractNum w:abstractNumId="994121">
-    <w:nsid w:val="A994121"/>
-    <w:multiLevelType w:val="multilevel"/>
-    <w:lvl w:ilvl="0">
-      <w:start w:val="21"/>
-      <w:numFmt w:val="decimal"/>
-      <w:lvlText w:val="%1."/>
-      <w:lvlJc w:val="left"/>
-      <w:pPr>
-        <w:ind w:left="720" w:hanging="480"/>
-      </w:pPr>
-    </w:lvl>
-    <w:lvl w:ilvl="1">
-      <w:start w:val="21"/>
-      <w:numFmt w:val="decimal"/>
-      <w:lvlText w:val="%2."/>
-      <w:lvlJc w:val="left"/>
-      <w:pPr>
-        <w:ind w:left="1440" w:hanging="480"/>
-      </w:pPr>
-    </w:lvl>
-    <w:lvl w:ilvl="2">
-      <w:start w:val="21"/>
-      <w:numFmt w:val="decimal"/>
-      <w:lvlText w:val="%3."/>
-      <w:lvlJc w:val="left"/>
-      <w:pPr>
-        <w:ind w:left="2160" w:hanging="480"/>
-      </w:pPr>
-    </w:lvl>
-    <w:lvl w:ilvl="3">
-      <w:start w:val="21"/>
-      <w:numFmt w:val="decimal"/>
-      <w:lvlText w:val="%4."/>
-      <w:lvlJc w:val="left"/>
-      <w:pPr>
-        <w:ind w:left="2880" w:hanging="480"/>
-      </w:pPr>
-    </w:lvl>
-    <w:lvl w:ilvl="4">
-      <w:start w:val="21"/>
-      <w:numFmt w:val="decimal"/>
-      <w:lvlText w:val="%5."/>
-      <w:lvlJc w:val="left"/>
-      <w:pPr>
-        <w:ind w:left="3600" w:hanging="480"/>
-      </w:pPr>
-    </w:lvl>
-    <w:lvl w:ilvl="5">
-      <w:start w:val="21"/>
-      <w:numFmt w:val="decimal"/>
-      <w:lvlText w:val="%6."/>
-      <w:lvlJc w:val="left"/>
-      <w:pPr>
-        <w:ind w:left="4320" w:hanging="480"/>
-      </w:pPr>
-    </w:lvl>
-    <w:lvl w:ilvl="6">
-      <w:start w:val="21"/>
-      <w:numFmt w:val="decimal"/>
-      <w:lvlText w:val="%7."/>
-      <w:lvlJc w:val="left"/>
-      <w:pPr>
-        <w:ind w:left="5040" w:hanging="480"/>
-      </w:pPr>
-    </w:lvl>
-    <w:lvl w:ilvl="7">
-      <w:start w:val="21"/>
-      <w:numFmt w:val="decimal"/>
-      <w:lvlText w:val="%8."/>
-      <w:lvlJc w:val="left"/>
-      <w:pPr>
-        <w:ind w:left="5760" w:hanging="480"/>
-      </w:pPr>
-    </w:lvl>
-    <w:lvl w:ilvl="8">
-      <w:start w:val="21"/>
-      <w:numFmt w:val="decimal"/>
-      <w:lvlText w:val="%9."/>
-      <w:lvlJc w:val="left"/>
-      <w:pPr>
-        <w:ind w:left="6480" w:hanging="480"/>
-      </w:pPr>
-    </w:lvl>
-  </w:abstractNum>
-  <w:abstractNum w:abstractNumId="994122">
-    <w:nsid w:val="A994122"/>
-    <w:multiLevelType w:val="multilevel"/>
-    <w:lvl w:ilvl="0">
-      <w:start w:val="22"/>
-      <w:numFmt w:val="decimal"/>
-      <w:lvlText w:val="%1."/>
-      <w:lvlJc w:val="left"/>
-      <w:pPr>
-        <w:ind w:left="720" w:hanging="480"/>
-      </w:pPr>
-    </w:lvl>
-    <w:lvl w:ilvl="1">
-      <w:start w:val="22"/>
-      <w:numFmt w:val="decimal"/>
-      <w:lvlText w:val="%2."/>
-      <w:lvlJc w:val="left"/>
-      <w:pPr>
-        <w:ind w:left="1440" w:hanging="480"/>
-      </w:pPr>
-    </w:lvl>
-    <w:lvl w:ilvl="2">
-      <w:start w:val="22"/>
-      <w:numFmt w:val="decimal"/>
-      <w:lvlText w:val="%3."/>
-      <w:lvlJc w:val="left"/>
-      <w:pPr>
-        <w:ind w:left="2160" w:hanging="480"/>
-      </w:pPr>
-    </w:lvl>
-    <w:lvl w:ilvl="3">
-      <w:start w:val="22"/>
-      <w:numFmt w:val="decimal"/>
-      <w:lvlText w:val="%4."/>
-      <w:lvlJc w:val="left"/>
-      <w:pPr>
-        <w:ind w:left="2880" w:hanging="480"/>
-      </w:pPr>
-    </w:lvl>
-    <w:lvl w:ilvl="4">
-      <w:start w:val="22"/>
-      <w:numFmt w:val="decimal"/>
-      <w:lvlText w:val="%5."/>
-      <w:lvlJc w:val="left"/>
-      <w:pPr>
-        <w:ind w:left="3600" w:hanging="480"/>
-      </w:pPr>
-    </w:lvl>
-    <w:lvl w:ilvl="5">
-      <w:start w:val="22"/>
-      <w:numFmt w:val="decimal"/>
-      <w:lvlText w:val="%6."/>
-      <w:lvlJc w:val="left"/>
-      <w:pPr>
-        <w:ind w:left="4320" w:hanging="480"/>
-      </w:pPr>
-    </w:lvl>
-    <w:lvl w:ilvl="6">
-      <w:start w:val="22"/>
-      <w:numFmt w:val="decimal"/>
-      <w:lvlText w:val="%7."/>
-      <w:lvlJc w:val="left"/>
-      <w:pPr>
-        <w:ind w:left="5040" w:hanging="480"/>
-      </w:pPr>
-    </w:lvl>
-    <w:lvl w:ilvl="7">
-      <w:start w:val="22"/>
-      <w:numFmt w:val="decimal"/>
-      <w:lvlText w:val="%8."/>
-      <w:lvlJc w:val="left"/>
-      <w:pPr>
-        <w:ind w:left="5760" w:hanging="480"/>
-      </w:pPr>
-    </w:lvl>
-    <w:lvl w:ilvl="8">
-      <w:start w:val="22"/>
       <w:numFmt w:val="decimal"/>
       <w:lvlText w:val="%9."/>
       <w:lvlJc w:val="left"/>
@@ -6667,6 +4177,36 @@
     </w:lvlOverride>
   </w:num>
   <w:num w:numId="1003">
+    <w:abstractNumId w:val="99412"/>
+    <w:lvlOverride w:ilvl="0">
+      <w:startOverride w:val="2"/>
+    </w:lvlOverride>
+    <w:lvlOverride w:ilvl="1">
+      <w:startOverride w:val="2"/>
+    </w:lvlOverride>
+    <w:lvlOverride w:ilvl="2">
+      <w:startOverride w:val="2"/>
+    </w:lvlOverride>
+    <w:lvlOverride w:ilvl="3">
+      <w:startOverride w:val="2"/>
+    </w:lvlOverride>
+    <w:lvlOverride w:ilvl="4">
+      <w:startOverride w:val="2"/>
+    </w:lvlOverride>
+    <w:lvlOverride w:ilvl="5">
+      <w:startOverride w:val="2"/>
+    </w:lvlOverride>
+    <w:lvlOverride w:ilvl="6">
+      <w:startOverride w:val="2"/>
+    </w:lvlOverride>
+    <w:lvlOverride w:ilvl="7">
+      <w:startOverride w:val="2"/>
+    </w:lvlOverride>
+    <w:lvlOverride w:ilvl="8">
+      <w:startOverride w:val="2"/>
+    </w:lvlOverride>
+  </w:num>
+  <w:num w:numId="1004">
     <w:abstractNumId w:val="99413"/>
     <w:lvlOverride w:ilvl="0">
       <w:startOverride w:val="3"/>
@@ -6696,7 +4236,7 @@
       <w:startOverride w:val="3"/>
     </w:lvlOverride>
   </w:num>
-  <w:num w:numId="1004">
+  <w:num w:numId="1005">
     <w:abstractNumId w:val="99414"/>
     <w:lvlOverride w:ilvl="0">
       <w:startOverride w:val="4"/>
@@ -6726,7 +4266,37 @@
       <w:startOverride w:val="4"/>
     </w:lvlOverride>
   </w:num>
-  <w:num w:numId="1005">
+  <w:num w:numId="1006">
+    <w:abstractNumId w:val="99415"/>
+    <w:lvlOverride w:ilvl="0">
+      <w:startOverride w:val="5"/>
+    </w:lvlOverride>
+    <w:lvlOverride w:ilvl="1">
+      <w:startOverride w:val="5"/>
+    </w:lvlOverride>
+    <w:lvlOverride w:ilvl="2">
+      <w:startOverride w:val="5"/>
+    </w:lvlOverride>
+    <w:lvlOverride w:ilvl="3">
+      <w:startOverride w:val="5"/>
+    </w:lvlOverride>
+    <w:lvlOverride w:ilvl="4">
+      <w:startOverride w:val="5"/>
+    </w:lvlOverride>
+    <w:lvlOverride w:ilvl="5">
+      <w:startOverride w:val="5"/>
+    </w:lvlOverride>
+    <w:lvlOverride w:ilvl="6">
+      <w:startOverride w:val="5"/>
+    </w:lvlOverride>
+    <w:lvlOverride w:ilvl="7">
+      <w:startOverride w:val="5"/>
+    </w:lvlOverride>
+    <w:lvlOverride w:ilvl="8">
+      <w:startOverride w:val="5"/>
+    </w:lvlOverride>
+  </w:num>
+  <w:num w:numId="1007">
     <w:abstractNumId w:val="99411"/>
     <w:lvlOverride w:ilvl="0">
       <w:startOverride w:val="1"/>
@@ -6756,7 +4326,7 @@
       <w:startOverride w:val="1"/>
     </w:lvlOverride>
   </w:num>
-  <w:num w:numId="1006">
+  <w:num w:numId="1008">
     <w:abstractNumId w:val="99412"/>
     <w:lvlOverride w:ilvl="0">
       <w:startOverride w:val="2"/>
@@ -6786,7 +4356,7 @@
       <w:startOverride w:val="2"/>
     </w:lvlOverride>
   </w:num>
-  <w:num w:numId="1007">
+  <w:num w:numId="1009">
     <w:abstractNumId w:val="99413"/>
     <w:lvlOverride w:ilvl="0">
       <w:startOverride w:val="3"/>
@@ -6816,7 +4386,7 @@
       <w:startOverride w:val="3"/>
     </w:lvlOverride>
   </w:num>
-  <w:num w:numId="1008">
+  <w:num w:numId="1010">
     <w:abstractNumId w:val="99414"/>
     <w:lvlOverride w:ilvl="0">
       <w:startOverride w:val="4"/>
@@ -6846,7 +4416,7 @@
       <w:startOverride w:val="4"/>
     </w:lvlOverride>
   </w:num>
-  <w:num w:numId="1009">
+  <w:num w:numId="1011">
     <w:abstractNumId w:val="99415"/>
     <w:lvlOverride w:ilvl="0">
       <w:startOverride w:val="5"/>
@@ -6876,7 +4446,7 @@
       <w:startOverride w:val="5"/>
     </w:lvlOverride>
   </w:num>
-  <w:num w:numId="1010">
+  <w:num w:numId="1012">
     <w:abstractNumId w:val="99416"/>
     <w:lvlOverride w:ilvl="0">
       <w:startOverride w:val="6"/>
@@ -6906,7 +4476,7 @@
       <w:startOverride w:val="6"/>
     </w:lvlOverride>
   </w:num>
-  <w:num w:numId="1011">
+  <w:num w:numId="1013">
     <w:abstractNumId w:val="99417"/>
     <w:lvlOverride w:ilvl="0">
       <w:startOverride w:val="7"/>
@@ -6936,7 +4506,7 @@
       <w:startOverride w:val="7"/>
     </w:lvlOverride>
   </w:num>
-  <w:num w:numId="1012">
+  <w:num w:numId="1014">
     <w:abstractNumId w:val="99418"/>
     <w:lvlOverride w:ilvl="0">
       <w:startOverride w:val="8"/>
@@ -6966,7 +4536,7 @@
       <w:startOverride w:val="8"/>
     </w:lvlOverride>
   </w:num>
-  <w:num w:numId="1013">
+  <w:num w:numId="1015">
     <w:abstractNumId w:val="99419"/>
     <w:lvlOverride w:ilvl="0">
       <w:startOverride w:val="9"/>
@@ -6996,7 +4566,7 @@
       <w:startOverride w:val="9"/>
     </w:lvlOverride>
   </w:num>
-  <w:num w:numId="1014">
+  <w:num w:numId="1016">
     <w:abstractNumId w:val="994110"/>
     <w:lvlOverride w:ilvl="0">
       <w:startOverride w:val="10"/>
@@ -7026,7 +4596,307 @@
       <w:startOverride w:val="10"/>
     </w:lvlOverride>
   </w:num>
-  <w:num w:numId="1015">
+  <w:num w:numId="1017">
+    <w:abstractNumId w:val="99411"/>
+    <w:lvlOverride w:ilvl="0">
+      <w:startOverride w:val="1"/>
+    </w:lvlOverride>
+    <w:lvlOverride w:ilvl="1">
+      <w:startOverride w:val="1"/>
+    </w:lvlOverride>
+    <w:lvlOverride w:ilvl="2">
+      <w:startOverride w:val="1"/>
+    </w:lvlOverride>
+    <w:lvlOverride w:ilvl="3">
+      <w:startOverride w:val="1"/>
+    </w:lvlOverride>
+    <w:lvlOverride w:ilvl="4">
+      <w:startOverride w:val="1"/>
+    </w:lvlOverride>
+    <w:lvlOverride w:ilvl="5">
+      <w:startOverride w:val="1"/>
+    </w:lvlOverride>
+    <w:lvlOverride w:ilvl="6">
+      <w:startOverride w:val="1"/>
+    </w:lvlOverride>
+    <w:lvlOverride w:ilvl="7">
+      <w:startOverride w:val="1"/>
+    </w:lvlOverride>
+    <w:lvlOverride w:ilvl="8">
+      <w:startOverride w:val="1"/>
+    </w:lvlOverride>
+  </w:num>
+  <w:num w:numId="1018">
+    <w:abstractNumId w:val="99412"/>
+    <w:lvlOverride w:ilvl="0">
+      <w:startOverride w:val="2"/>
+    </w:lvlOverride>
+    <w:lvlOverride w:ilvl="1">
+      <w:startOverride w:val="2"/>
+    </w:lvlOverride>
+    <w:lvlOverride w:ilvl="2">
+      <w:startOverride w:val="2"/>
+    </w:lvlOverride>
+    <w:lvlOverride w:ilvl="3">
+      <w:startOverride w:val="2"/>
+    </w:lvlOverride>
+    <w:lvlOverride w:ilvl="4">
+      <w:startOverride w:val="2"/>
+    </w:lvlOverride>
+    <w:lvlOverride w:ilvl="5">
+      <w:startOverride w:val="2"/>
+    </w:lvlOverride>
+    <w:lvlOverride w:ilvl="6">
+      <w:startOverride w:val="2"/>
+    </w:lvlOverride>
+    <w:lvlOverride w:ilvl="7">
+      <w:startOverride w:val="2"/>
+    </w:lvlOverride>
+    <w:lvlOverride w:ilvl="8">
+      <w:startOverride w:val="2"/>
+    </w:lvlOverride>
+  </w:num>
+  <w:num w:numId="1019">
+    <w:abstractNumId w:val="99413"/>
+    <w:lvlOverride w:ilvl="0">
+      <w:startOverride w:val="3"/>
+    </w:lvlOverride>
+    <w:lvlOverride w:ilvl="1">
+      <w:startOverride w:val="3"/>
+    </w:lvlOverride>
+    <w:lvlOverride w:ilvl="2">
+      <w:startOverride w:val="3"/>
+    </w:lvlOverride>
+    <w:lvlOverride w:ilvl="3">
+      <w:startOverride w:val="3"/>
+    </w:lvlOverride>
+    <w:lvlOverride w:ilvl="4">
+      <w:startOverride w:val="3"/>
+    </w:lvlOverride>
+    <w:lvlOverride w:ilvl="5">
+      <w:startOverride w:val="3"/>
+    </w:lvlOverride>
+    <w:lvlOverride w:ilvl="6">
+      <w:startOverride w:val="3"/>
+    </w:lvlOverride>
+    <w:lvlOverride w:ilvl="7">
+      <w:startOverride w:val="3"/>
+    </w:lvlOverride>
+    <w:lvlOverride w:ilvl="8">
+      <w:startOverride w:val="3"/>
+    </w:lvlOverride>
+  </w:num>
+  <w:num w:numId="1020">
+    <w:abstractNumId w:val="99414"/>
+    <w:lvlOverride w:ilvl="0">
+      <w:startOverride w:val="4"/>
+    </w:lvlOverride>
+    <w:lvlOverride w:ilvl="1">
+      <w:startOverride w:val="4"/>
+    </w:lvlOverride>
+    <w:lvlOverride w:ilvl="2">
+      <w:startOverride w:val="4"/>
+    </w:lvlOverride>
+    <w:lvlOverride w:ilvl="3">
+      <w:startOverride w:val="4"/>
+    </w:lvlOverride>
+    <w:lvlOverride w:ilvl="4">
+      <w:startOverride w:val="4"/>
+    </w:lvlOverride>
+    <w:lvlOverride w:ilvl="5">
+      <w:startOverride w:val="4"/>
+    </w:lvlOverride>
+    <w:lvlOverride w:ilvl="6">
+      <w:startOverride w:val="4"/>
+    </w:lvlOverride>
+    <w:lvlOverride w:ilvl="7">
+      <w:startOverride w:val="4"/>
+    </w:lvlOverride>
+    <w:lvlOverride w:ilvl="8">
+      <w:startOverride w:val="4"/>
+    </w:lvlOverride>
+  </w:num>
+  <w:num w:numId="1021">
+    <w:abstractNumId w:val="99415"/>
+    <w:lvlOverride w:ilvl="0">
+      <w:startOverride w:val="5"/>
+    </w:lvlOverride>
+    <w:lvlOverride w:ilvl="1">
+      <w:startOverride w:val="5"/>
+    </w:lvlOverride>
+    <w:lvlOverride w:ilvl="2">
+      <w:startOverride w:val="5"/>
+    </w:lvlOverride>
+    <w:lvlOverride w:ilvl="3">
+      <w:startOverride w:val="5"/>
+    </w:lvlOverride>
+    <w:lvlOverride w:ilvl="4">
+      <w:startOverride w:val="5"/>
+    </w:lvlOverride>
+    <w:lvlOverride w:ilvl="5">
+      <w:startOverride w:val="5"/>
+    </w:lvlOverride>
+    <w:lvlOverride w:ilvl="6">
+      <w:startOverride w:val="5"/>
+    </w:lvlOverride>
+    <w:lvlOverride w:ilvl="7">
+      <w:startOverride w:val="5"/>
+    </w:lvlOverride>
+    <w:lvlOverride w:ilvl="8">
+      <w:startOverride w:val="5"/>
+    </w:lvlOverride>
+  </w:num>
+  <w:num w:numId="1022">
+    <w:abstractNumId w:val="99416"/>
+    <w:lvlOverride w:ilvl="0">
+      <w:startOverride w:val="6"/>
+    </w:lvlOverride>
+    <w:lvlOverride w:ilvl="1">
+      <w:startOverride w:val="6"/>
+    </w:lvlOverride>
+    <w:lvlOverride w:ilvl="2">
+      <w:startOverride w:val="6"/>
+    </w:lvlOverride>
+    <w:lvlOverride w:ilvl="3">
+      <w:startOverride w:val="6"/>
+    </w:lvlOverride>
+    <w:lvlOverride w:ilvl="4">
+      <w:startOverride w:val="6"/>
+    </w:lvlOverride>
+    <w:lvlOverride w:ilvl="5">
+      <w:startOverride w:val="6"/>
+    </w:lvlOverride>
+    <w:lvlOverride w:ilvl="6">
+      <w:startOverride w:val="6"/>
+    </w:lvlOverride>
+    <w:lvlOverride w:ilvl="7">
+      <w:startOverride w:val="6"/>
+    </w:lvlOverride>
+    <w:lvlOverride w:ilvl="8">
+      <w:startOverride w:val="6"/>
+    </w:lvlOverride>
+  </w:num>
+  <w:num w:numId="1023">
+    <w:abstractNumId w:val="99417"/>
+    <w:lvlOverride w:ilvl="0">
+      <w:startOverride w:val="7"/>
+    </w:lvlOverride>
+    <w:lvlOverride w:ilvl="1">
+      <w:startOverride w:val="7"/>
+    </w:lvlOverride>
+    <w:lvlOverride w:ilvl="2">
+      <w:startOverride w:val="7"/>
+    </w:lvlOverride>
+    <w:lvlOverride w:ilvl="3">
+      <w:startOverride w:val="7"/>
+    </w:lvlOverride>
+    <w:lvlOverride w:ilvl="4">
+      <w:startOverride w:val="7"/>
+    </w:lvlOverride>
+    <w:lvlOverride w:ilvl="5">
+      <w:startOverride w:val="7"/>
+    </w:lvlOverride>
+    <w:lvlOverride w:ilvl="6">
+      <w:startOverride w:val="7"/>
+    </w:lvlOverride>
+    <w:lvlOverride w:ilvl="7">
+      <w:startOverride w:val="7"/>
+    </w:lvlOverride>
+    <w:lvlOverride w:ilvl="8">
+      <w:startOverride w:val="7"/>
+    </w:lvlOverride>
+  </w:num>
+  <w:num w:numId="1024">
+    <w:abstractNumId w:val="99418"/>
+    <w:lvlOverride w:ilvl="0">
+      <w:startOverride w:val="8"/>
+    </w:lvlOverride>
+    <w:lvlOverride w:ilvl="1">
+      <w:startOverride w:val="8"/>
+    </w:lvlOverride>
+    <w:lvlOverride w:ilvl="2">
+      <w:startOverride w:val="8"/>
+    </w:lvlOverride>
+    <w:lvlOverride w:ilvl="3">
+      <w:startOverride w:val="8"/>
+    </w:lvlOverride>
+    <w:lvlOverride w:ilvl="4">
+      <w:startOverride w:val="8"/>
+    </w:lvlOverride>
+    <w:lvlOverride w:ilvl="5">
+      <w:startOverride w:val="8"/>
+    </w:lvlOverride>
+    <w:lvlOverride w:ilvl="6">
+      <w:startOverride w:val="8"/>
+    </w:lvlOverride>
+    <w:lvlOverride w:ilvl="7">
+      <w:startOverride w:val="8"/>
+    </w:lvlOverride>
+    <w:lvlOverride w:ilvl="8">
+      <w:startOverride w:val="8"/>
+    </w:lvlOverride>
+  </w:num>
+  <w:num w:numId="1025">
+    <w:abstractNumId w:val="99419"/>
+    <w:lvlOverride w:ilvl="0">
+      <w:startOverride w:val="9"/>
+    </w:lvlOverride>
+    <w:lvlOverride w:ilvl="1">
+      <w:startOverride w:val="9"/>
+    </w:lvlOverride>
+    <w:lvlOverride w:ilvl="2">
+      <w:startOverride w:val="9"/>
+    </w:lvlOverride>
+    <w:lvlOverride w:ilvl="3">
+      <w:startOverride w:val="9"/>
+    </w:lvlOverride>
+    <w:lvlOverride w:ilvl="4">
+      <w:startOverride w:val="9"/>
+    </w:lvlOverride>
+    <w:lvlOverride w:ilvl="5">
+      <w:startOverride w:val="9"/>
+    </w:lvlOverride>
+    <w:lvlOverride w:ilvl="6">
+      <w:startOverride w:val="9"/>
+    </w:lvlOverride>
+    <w:lvlOverride w:ilvl="7">
+      <w:startOverride w:val="9"/>
+    </w:lvlOverride>
+    <w:lvlOverride w:ilvl="8">
+      <w:startOverride w:val="9"/>
+    </w:lvlOverride>
+  </w:num>
+  <w:num w:numId="1026">
+    <w:abstractNumId w:val="994110"/>
+    <w:lvlOverride w:ilvl="0">
+      <w:startOverride w:val="10"/>
+    </w:lvlOverride>
+    <w:lvlOverride w:ilvl="1">
+      <w:startOverride w:val="10"/>
+    </w:lvlOverride>
+    <w:lvlOverride w:ilvl="2">
+      <w:startOverride w:val="10"/>
+    </w:lvlOverride>
+    <w:lvlOverride w:ilvl="3">
+      <w:startOverride w:val="10"/>
+    </w:lvlOverride>
+    <w:lvlOverride w:ilvl="4">
+      <w:startOverride w:val="10"/>
+    </w:lvlOverride>
+    <w:lvlOverride w:ilvl="5">
+      <w:startOverride w:val="10"/>
+    </w:lvlOverride>
+    <w:lvlOverride w:ilvl="6">
+      <w:startOverride w:val="10"/>
+    </w:lvlOverride>
+    <w:lvlOverride w:ilvl="7">
+      <w:startOverride w:val="10"/>
+    </w:lvlOverride>
+    <w:lvlOverride w:ilvl="8">
+      <w:startOverride w:val="10"/>
+    </w:lvlOverride>
+  </w:num>
+  <w:num w:numId="1027">
     <w:abstractNumId w:val="994111"/>
     <w:lvlOverride w:ilvl="0">
       <w:startOverride w:val="11"/>
@@ -7055,231 +4925,6 @@
     <w:lvlOverride w:ilvl="8">
       <w:startOverride w:val="11"/>
     </w:lvlOverride>
-  </w:num>
-  <w:num w:numId="1016">
-    <w:abstractNumId w:val="994112"/>
-    <w:lvlOverride w:ilvl="0">
-      <w:startOverride w:val="12"/>
-    </w:lvlOverride>
-    <w:lvlOverride w:ilvl="1">
-      <w:startOverride w:val="12"/>
-    </w:lvlOverride>
-    <w:lvlOverride w:ilvl="2">
-      <w:startOverride w:val="12"/>
-    </w:lvlOverride>
-    <w:lvlOverride w:ilvl="3">
-      <w:startOverride w:val="12"/>
-    </w:lvlOverride>
-    <w:lvlOverride w:ilvl="4">
-      <w:startOverride w:val="12"/>
-    </w:lvlOverride>
-    <w:lvlOverride w:ilvl="5">
-      <w:startOverride w:val="12"/>
-    </w:lvlOverride>
-    <w:lvlOverride w:ilvl="6">
-      <w:startOverride w:val="12"/>
-    </w:lvlOverride>
-    <w:lvlOverride w:ilvl="7">
-      <w:startOverride w:val="12"/>
-    </w:lvlOverride>
-    <w:lvlOverride w:ilvl="8">
-      <w:startOverride w:val="12"/>
-    </w:lvlOverride>
-  </w:num>
-  <w:num w:numId="1017">
-    <w:abstractNumId w:val="994113"/>
-    <w:lvlOverride w:ilvl="0">
-      <w:startOverride w:val="13"/>
-    </w:lvlOverride>
-    <w:lvlOverride w:ilvl="1">
-      <w:startOverride w:val="13"/>
-    </w:lvlOverride>
-    <w:lvlOverride w:ilvl="2">
-      <w:startOverride w:val="13"/>
-    </w:lvlOverride>
-    <w:lvlOverride w:ilvl="3">
-      <w:startOverride w:val="13"/>
-    </w:lvlOverride>
-    <w:lvlOverride w:ilvl="4">
-      <w:startOverride w:val="13"/>
-    </w:lvlOverride>
-    <w:lvlOverride w:ilvl="5">
-      <w:startOverride w:val="13"/>
-    </w:lvlOverride>
-    <w:lvlOverride w:ilvl="6">
-      <w:startOverride w:val="13"/>
-    </w:lvlOverride>
-    <w:lvlOverride w:ilvl="7">
-      <w:startOverride w:val="13"/>
-    </w:lvlOverride>
-    <w:lvlOverride w:ilvl="8">
-      <w:startOverride w:val="13"/>
-    </w:lvlOverride>
-  </w:num>
-  <w:num w:numId="1018">
-    <w:abstractNumId w:val="99411"/>
-    <w:lvlOverride w:ilvl="0">
-      <w:startOverride w:val="1"/>
-    </w:lvlOverride>
-    <w:lvlOverride w:ilvl="1">
-      <w:startOverride w:val="1"/>
-    </w:lvlOverride>
-    <w:lvlOverride w:ilvl="2">
-      <w:startOverride w:val="1"/>
-    </w:lvlOverride>
-    <w:lvlOverride w:ilvl="3">
-      <w:startOverride w:val="1"/>
-    </w:lvlOverride>
-    <w:lvlOverride w:ilvl="4">
-      <w:startOverride w:val="1"/>
-    </w:lvlOverride>
-    <w:lvlOverride w:ilvl="5">
-      <w:startOverride w:val="1"/>
-    </w:lvlOverride>
-    <w:lvlOverride w:ilvl="6">
-      <w:startOverride w:val="1"/>
-    </w:lvlOverride>
-    <w:lvlOverride w:ilvl="7">
-      <w:startOverride w:val="1"/>
-    </w:lvlOverride>
-    <w:lvlOverride w:ilvl="8">
-      <w:startOverride w:val="1"/>
-    </w:lvlOverride>
-  </w:num>
-  <w:num w:numId="1019">
-    <w:abstractNumId w:val="99412"/>
-    <w:lvlOverride w:ilvl="0">
-      <w:startOverride w:val="2"/>
-    </w:lvlOverride>
-    <w:lvlOverride w:ilvl="1">
-      <w:startOverride w:val="2"/>
-    </w:lvlOverride>
-    <w:lvlOverride w:ilvl="2">
-      <w:startOverride w:val="2"/>
-    </w:lvlOverride>
-    <w:lvlOverride w:ilvl="3">
-      <w:startOverride w:val="2"/>
-    </w:lvlOverride>
-    <w:lvlOverride w:ilvl="4">
-      <w:startOverride w:val="2"/>
-    </w:lvlOverride>
-    <w:lvlOverride w:ilvl="5">
-      <w:startOverride w:val="2"/>
-    </w:lvlOverride>
-    <w:lvlOverride w:ilvl="6">
-      <w:startOverride w:val="2"/>
-    </w:lvlOverride>
-    <w:lvlOverride w:ilvl="7">
-      <w:startOverride w:val="2"/>
-    </w:lvlOverride>
-    <w:lvlOverride w:ilvl="8">
-      <w:startOverride w:val="2"/>
-    </w:lvlOverride>
-  </w:num>
-  <w:num w:numId="1020">
-    <w:abstractNumId w:val="99413"/>
-    <w:lvlOverride w:ilvl="0">
-      <w:startOverride w:val="3"/>
-    </w:lvlOverride>
-    <w:lvlOverride w:ilvl="1">
-      <w:startOverride w:val="3"/>
-    </w:lvlOverride>
-    <w:lvlOverride w:ilvl="2">
-      <w:startOverride w:val="3"/>
-    </w:lvlOverride>
-    <w:lvlOverride w:ilvl="3">
-      <w:startOverride w:val="3"/>
-    </w:lvlOverride>
-    <w:lvlOverride w:ilvl="4">
-      <w:startOverride w:val="3"/>
-    </w:lvlOverride>
-    <w:lvlOverride w:ilvl="5">
-      <w:startOverride w:val="3"/>
-    </w:lvlOverride>
-    <w:lvlOverride w:ilvl="6">
-      <w:startOverride w:val="3"/>
-    </w:lvlOverride>
-    <w:lvlOverride w:ilvl="7">
-      <w:startOverride w:val="3"/>
-    </w:lvlOverride>
-    <w:lvlOverride w:ilvl="8">
-      <w:startOverride w:val="3"/>
-    </w:lvlOverride>
-  </w:num>
-  <w:num w:numId="1021">
-    <w:abstractNumId w:val="991"/>
-  </w:num>
-  <w:num w:numId="1022">
-    <w:abstractNumId w:val="99415"/>
-    <w:lvlOverride w:ilvl="0">
-      <w:startOverride w:val="5"/>
-    </w:lvlOverride>
-    <w:lvlOverride w:ilvl="1">
-      <w:startOverride w:val="5"/>
-    </w:lvlOverride>
-    <w:lvlOverride w:ilvl="2">
-      <w:startOverride w:val="5"/>
-    </w:lvlOverride>
-    <w:lvlOverride w:ilvl="3">
-      <w:startOverride w:val="5"/>
-    </w:lvlOverride>
-    <w:lvlOverride w:ilvl="4">
-      <w:startOverride w:val="5"/>
-    </w:lvlOverride>
-    <w:lvlOverride w:ilvl="5">
-      <w:startOverride w:val="5"/>
-    </w:lvlOverride>
-    <w:lvlOverride w:ilvl="6">
-      <w:startOverride w:val="5"/>
-    </w:lvlOverride>
-    <w:lvlOverride w:ilvl="7">
-      <w:startOverride w:val="5"/>
-    </w:lvlOverride>
-    <w:lvlOverride w:ilvl="8">
-      <w:startOverride w:val="5"/>
-    </w:lvlOverride>
-  </w:num>
-  <w:num w:numId="1023">
-    <w:abstractNumId w:val="991"/>
-  </w:num>
-  <w:num w:numId="1024">
-    <w:abstractNumId w:val="991"/>
-  </w:num>
-  <w:num w:numId="1025">
-    <w:abstractNumId w:val="991"/>
-  </w:num>
-  <w:num w:numId="1026">
-    <w:abstractNumId w:val="99416"/>
-    <w:lvlOverride w:ilvl="0">
-      <w:startOverride w:val="6"/>
-    </w:lvlOverride>
-    <w:lvlOverride w:ilvl="1">
-      <w:startOverride w:val="6"/>
-    </w:lvlOverride>
-    <w:lvlOverride w:ilvl="2">
-      <w:startOverride w:val="6"/>
-    </w:lvlOverride>
-    <w:lvlOverride w:ilvl="3">
-      <w:startOverride w:val="6"/>
-    </w:lvlOverride>
-    <w:lvlOverride w:ilvl="4">
-      <w:startOverride w:val="6"/>
-    </w:lvlOverride>
-    <w:lvlOverride w:ilvl="5">
-      <w:startOverride w:val="6"/>
-    </w:lvlOverride>
-    <w:lvlOverride w:ilvl="6">
-      <w:startOverride w:val="6"/>
-    </w:lvlOverride>
-    <w:lvlOverride w:ilvl="7">
-      <w:startOverride w:val="6"/>
-    </w:lvlOverride>
-    <w:lvlOverride w:ilvl="8">
-      <w:startOverride w:val="6"/>
-    </w:lvlOverride>
-  </w:num>
-  <w:num w:numId="1027">
-    <w:abstractNumId w:val="991"/>
   </w:num>
   <w:num w:numId="1028">
     <w:abstractNumId w:val="99411"/>
@@ -7342,6 +4987,66 @@
     </w:lvlOverride>
   </w:num>
   <w:num w:numId="1030">
+    <w:abstractNumId w:val="99411"/>
+    <w:lvlOverride w:ilvl="0">
+      <w:startOverride w:val="1"/>
+    </w:lvlOverride>
+    <w:lvlOverride w:ilvl="1">
+      <w:startOverride w:val="1"/>
+    </w:lvlOverride>
+    <w:lvlOverride w:ilvl="2">
+      <w:startOverride w:val="1"/>
+    </w:lvlOverride>
+    <w:lvlOverride w:ilvl="3">
+      <w:startOverride w:val="1"/>
+    </w:lvlOverride>
+    <w:lvlOverride w:ilvl="4">
+      <w:startOverride w:val="1"/>
+    </w:lvlOverride>
+    <w:lvlOverride w:ilvl="5">
+      <w:startOverride w:val="1"/>
+    </w:lvlOverride>
+    <w:lvlOverride w:ilvl="6">
+      <w:startOverride w:val="1"/>
+    </w:lvlOverride>
+    <w:lvlOverride w:ilvl="7">
+      <w:startOverride w:val="1"/>
+    </w:lvlOverride>
+    <w:lvlOverride w:ilvl="8">
+      <w:startOverride w:val="1"/>
+    </w:lvlOverride>
+  </w:num>
+  <w:num w:numId="1031">
+    <w:abstractNumId w:val="99412"/>
+    <w:lvlOverride w:ilvl="0">
+      <w:startOverride w:val="2"/>
+    </w:lvlOverride>
+    <w:lvlOverride w:ilvl="1">
+      <w:startOverride w:val="2"/>
+    </w:lvlOverride>
+    <w:lvlOverride w:ilvl="2">
+      <w:startOverride w:val="2"/>
+    </w:lvlOverride>
+    <w:lvlOverride w:ilvl="3">
+      <w:startOverride w:val="2"/>
+    </w:lvlOverride>
+    <w:lvlOverride w:ilvl="4">
+      <w:startOverride w:val="2"/>
+    </w:lvlOverride>
+    <w:lvlOverride w:ilvl="5">
+      <w:startOverride w:val="2"/>
+    </w:lvlOverride>
+    <w:lvlOverride w:ilvl="6">
+      <w:startOverride w:val="2"/>
+    </w:lvlOverride>
+    <w:lvlOverride w:ilvl="7">
+      <w:startOverride w:val="2"/>
+    </w:lvlOverride>
+    <w:lvlOverride w:ilvl="8">
+      <w:startOverride w:val="2"/>
+    </w:lvlOverride>
+  </w:num>
+  <w:num w:numId="1032">
     <w:abstractNumId w:val="99413"/>
     <w:lvlOverride w:ilvl="0">
       <w:startOverride w:val="3"/>
@@ -7369,735 +5074,6 @@
     </w:lvlOverride>
     <w:lvlOverride w:ilvl="8">
       <w:startOverride w:val="3"/>
-    </w:lvlOverride>
-  </w:num>
-  <w:num w:numId="1031">
-    <w:abstractNumId w:val="99414"/>
-    <w:lvlOverride w:ilvl="0">
-      <w:startOverride w:val="4"/>
-    </w:lvlOverride>
-    <w:lvlOverride w:ilvl="1">
-      <w:startOverride w:val="4"/>
-    </w:lvlOverride>
-    <w:lvlOverride w:ilvl="2">
-      <w:startOverride w:val="4"/>
-    </w:lvlOverride>
-    <w:lvlOverride w:ilvl="3">
-      <w:startOverride w:val="4"/>
-    </w:lvlOverride>
-    <w:lvlOverride w:ilvl="4">
-      <w:startOverride w:val="4"/>
-    </w:lvlOverride>
-    <w:lvlOverride w:ilvl="5">
-      <w:startOverride w:val="4"/>
-    </w:lvlOverride>
-    <w:lvlOverride w:ilvl="6">
-      <w:startOverride w:val="4"/>
-    </w:lvlOverride>
-    <w:lvlOverride w:ilvl="7">
-      <w:startOverride w:val="4"/>
-    </w:lvlOverride>
-    <w:lvlOverride w:ilvl="8">
-      <w:startOverride w:val="4"/>
-    </w:lvlOverride>
-  </w:num>
-  <w:num w:numId="1032">
-    <w:abstractNumId w:val="99415"/>
-    <w:lvlOverride w:ilvl="0">
-      <w:startOverride w:val="5"/>
-    </w:lvlOverride>
-    <w:lvlOverride w:ilvl="1">
-      <w:startOverride w:val="5"/>
-    </w:lvlOverride>
-    <w:lvlOverride w:ilvl="2">
-      <w:startOverride w:val="5"/>
-    </w:lvlOverride>
-    <w:lvlOverride w:ilvl="3">
-      <w:startOverride w:val="5"/>
-    </w:lvlOverride>
-    <w:lvlOverride w:ilvl="4">
-      <w:startOverride w:val="5"/>
-    </w:lvlOverride>
-    <w:lvlOverride w:ilvl="5">
-      <w:startOverride w:val="5"/>
-    </w:lvlOverride>
-    <w:lvlOverride w:ilvl="6">
-      <w:startOverride w:val="5"/>
-    </w:lvlOverride>
-    <w:lvlOverride w:ilvl="7">
-      <w:startOverride w:val="5"/>
-    </w:lvlOverride>
-    <w:lvlOverride w:ilvl="8">
-      <w:startOverride w:val="5"/>
-    </w:lvlOverride>
-  </w:num>
-  <w:num w:numId="1033">
-    <w:abstractNumId w:val="99416"/>
-    <w:lvlOverride w:ilvl="0">
-      <w:startOverride w:val="6"/>
-    </w:lvlOverride>
-    <w:lvlOverride w:ilvl="1">
-      <w:startOverride w:val="6"/>
-    </w:lvlOverride>
-    <w:lvlOverride w:ilvl="2">
-      <w:startOverride w:val="6"/>
-    </w:lvlOverride>
-    <w:lvlOverride w:ilvl="3">
-      <w:startOverride w:val="6"/>
-    </w:lvlOverride>
-    <w:lvlOverride w:ilvl="4">
-      <w:startOverride w:val="6"/>
-    </w:lvlOverride>
-    <w:lvlOverride w:ilvl="5">
-      <w:startOverride w:val="6"/>
-    </w:lvlOverride>
-    <w:lvlOverride w:ilvl="6">
-      <w:startOverride w:val="6"/>
-    </w:lvlOverride>
-    <w:lvlOverride w:ilvl="7">
-      <w:startOverride w:val="6"/>
-    </w:lvlOverride>
-    <w:lvlOverride w:ilvl="8">
-      <w:startOverride w:val="6"/>
-    </w:lvlOverride>
-  </w:num>
-  <w:num w:numId="1034">
-    <w:abstractNumId w:val="99417"/>
-    <w:lvlOverride w:ilvl="0">
-      <w:startOverride w:val="7"/>
-    </w:lvlOverride>
-    <w:lvlOverride w:ilvl="1">
-      <w:startOverride w:val="7"/>
-    </w:lvlOverride>
-    <w:lvlOverride w:ilvl="2">
-      <w:startOverride w:val="7"/>
-    </w:lvlOverride>
-    <w:lvlOverride w:ilvl="3">
-      <w:startOverride w:val="7"/>
-    </w:lvlOverride>
-    <w:lvlOverride w:ilvl="4">
-      <w:startOverride w:val="7"/>
-    </w:lvlOverride>
-    <w:lvlOverride w:ilvl="5">
-      <w:startOverride w:val="7"/>
-    </w:lvlOverride>
-    <w:lvlOverride w:ilvl="6">
-      <w:startOverride w:val="7"/>
-    </w:lvlOverride>
-    <w:lvlOverride w:ilvl="7">
-      <w:startOverride w:val="7"/>
-    </w:lvlOverride>
-    <w:lvlOverride w:ilvl="8">
-      <w:startOverride w:val="7"/>
-    </w:lvlOverride>
-  </w:num>
-  <w:num w:numId="1035">
-    <w:abstractNumId w:val="99418"/>
-    <w:lvlOverride w:ilvl="0">
-      <w:startOverride w:val="8"/>
-    </w:lvlOverride>
-    <w:lvlOverride w:ilvl="1">
-      <w:startOverride w:val="8"/>
-    </w:lvlOverride>
-    <w:lvlOverride w:ilvl="2">
-      <w:startOverride w:val="8"/>
-    </w:lvlOverride>
-    <w:lvlOverride w:ilvl="3">
-      <w:startOverride w:val="8"/>
-    </w:lvlOverride>
-    <w:lvlOverride w:ilvl="4">
-      <w:startOverride w:val="8"/>
-    </w:lvlOverride>
-    <w:lvlOverride w:ilvl="5">
-      <w:startOverride w:val="8"/>
-    </w:lvlOverride>
-    <w:lvlOverride w:ilvl="6">
-      <w:startOverride w:val="8"/>
-    </w:lvlOverride>
-    <w:lvlOverride w:ilvl="7">
-      <w:startOverride w:val="8"/>
-    </w:lvlOverride>
-    <w:lvlOverride w:ilvl="8">
-      <w:startOverride w:val="8"/>
-    </w:lvlOverride>
-  </w:num>
-  <w:num w:numId="1036">
-    <w:abstractNumId w:val="99419"/>
-    <w:lvlOverride w:ilvl="0">
-      <w:startOverride w:val="9"/>
-    </w:lvlOverride>
-    <w:lvlOverride w:ilvl="1">
-      <w:startOverride w:val="9"/>
-    </w:lvlOverride>
-    <w:lvlOverride w:ilvl="2">
-      <w:startOverride w:val="9"/>
-    </w:lvlOverride>
-    <w:lvlOverride w:ilvl="3">
-      <w:startOverride w:val="9"/>
-    </w:lvlOverride>
-    <w:lvlOverride w:ilvl="4">
-      <w:startOverride w:val="9"/>
-    </w:lvlOverride>
-    <w:lvlOverride w:ilvl="5">
-      <w:startOverride w:val="9"/>
-    </w:lvlOverride>
-    <w:lvlOverride w:ilvl="6">
-      <w:startOverride w:val="9"/>
-    </w:lvlOverride>
-    <w:lvlOverride w:ilvl="7">
-      <w:startOverride w:val="9"/>
-    </w:lvlOverride>
-    <w:lvlOverride w:ilvl="8">
-      <w:startOverride w:val="9"/>
-    </w:lvlOverride>
-  </w:num>
-  <w:num w:numId="1037">
-    <w:abstractNumId w:val="994110"/>
-    <w:lvlOverride w:ilvl="0">
-      <w:startOverride w:val="10"/>
-    </w:lvlOverride>
-    <w:lvlOverride w:ilvl="1">
-      <w:startOverride w:val="10"/>
-    </w:lvlOverride>
-    <w:lvlOverride w:ilvl="2">
-      <w:startOverride w:val="10"/>
-    </w:lvlOverride>
-    <w:lvlOverride w:ilvl="3">
-      <w:startOverride w:val="10"/>
-    </w:lvlOverride>
-    <w:lvlOverride w:ilvl="4">
-      <w:startOverride w:val="10"/>
-    </w:lvlOverride>
-    <w:lvlOverride w:ilvl="5">
-      <w:startOverride w:val="10"/>
-    </w:lvlOverride>
-    <w:lvlOverride w:ilvl="6">
-      <w:startOverride w:val="10"/>
-    </w:lvlOverride>
-    <w:lvlOverride w:ilvl="7">
-      <w:startOverride w:val="10"/>
-    </w:lvlOverride>
-    <w:lvlOverride w:ilvl="8">
-      <w:startOverride w:val="10"/>
-    </w:lvlOverride>
-  </w:num>
-  <w:num w:numId="1038">
-    <w:abstractNumId w:val="994111"/>
-    <w:lvlOverride w:ilvl="0">
-      <w:startOverride w:val="11"/>
-    </w:lvlOverride>
-    <w:lvlOverride w:ilvl="1">
-      <w:startOverride w:val="11"/>
-    </w:lvlOverride>
-    <w:lvlOverride w:ilvl="2">
-      <w:startOverride w:val="11"/>
-    </w:lvlOverride>
-    <w:lvlOverride w:ilvl="3">
-      <w:startOverride w:val="11"/>
-    </w:lvlOverride>
-    <w:lvlOverride w:ilvl="4">
-      <w:startOverride w:val="11"/>
-    </w:lvlOverride>
-    <w:lvlOverride w:ilvl="5">
-      <w:startOverride w:val="11"/>
-    </w:lvlOverride>
-    <w:lvlOverride w:ilvl="6">
-      <w:startOverride w:val="11"/>
-    </w:lvlOverride>
-    <w:lvlOverride w:ilvl="7">
-      <w:startOverride w:val="11"/>
-    </w:lvlOverride>
-    <w:lvlOverride w:ilvl="8">
-      <w:startOverride w:val="11"/>
-    </w:lvlOverride>
-  </w:num>
-  <w:num w:numId="1039">
-    <w:abstractNumId w:val="994112"/>
-    <w:lvlOverride w:ilvl="0">
-      <w:startOverride w:val="12"/>
-    </w:lvlOverride>
-    <w:lvlOverride w:ilvl="1">
-      <w:startOverride w:val="12"/>
-    </w:lvlOverride>
-    <w:lvlOverride w:ilvl="2">
-      <w:startOverride w:val="12"/>
-    </w:lvlOverride>
-    <w:lvlOverride w:ilvl="3">
-      <w:startOverride w:val="12"/>
-    </w:lvlOverride>
-    <w:lvlOverride w:ilvl="4">
-      <w:startOverride w:val="12"/>
-    </w:lvlOverride>
-    <w:lvlOverride w:ilvl="5">
-      <w:startOverride w:val="12"/>
-    </w:lvlOverride>
-    <w:lvlOverride w:ilvl="6">
-      <w:startOverride w:val="12"/>
-    </w:lvlOverride>
-    <w:lvlOverride w:ilvl="7">
-      <w:startOverride w:val="12"/>
-    </w:lvlOverride>
-    <w:lvlOverride w:ilvl="8">
-      <w:startOverride w:val="12"/>
-    </w:lvlOverride>
-  </w:num>
-  <w:num w:numId="1040">
-    <w:abstractNumId w:val="994113"/>
-    <w:lvlOverride w:ilvl="0">
-      <w:startOverride w:val="13"/>
-    </w:lvlOverride>
-    <w:lvlOverride w:ilvl="1">
-      <w:startOverride w:val="13"/>
-    </w:lvlOverride>
-    <w:lvlOverride w:ilvl="2">
-      <w:startOverride w:val="13"/>
-    </w:lvlOverride>
-    <w:lvlOverride w:ilvl="3">
-      <w:startOverride w:val="13"/>
-    </w:lvlOverride>
-    <w:lvlOverride w:ilvl="4">
-      <w:startOverride w:val="13"/>
-    </w:lvlOverride>
-    <w:lvlOverride w:ilvl="5">
-      <w:startOverride w:val="13"/>
-    </w:lvlOverride>
-    <w:lvlOverride w:ilvl="6">
-      <w:startOverride w:val="13"/>
-    </w:lvlOverride>
-    <w:lvlOverride w:ilvl="7">
-      <w:startOverride w:val="13"/>
-    </w:lvlOverride>
-    <w:lvlOverride w:ilvl="8">
-      <w:startOverride w:val="13"/>
-    </w:lvlOverride>
-  </w:num>
-  <w:num w:numId="1041">
-    <w:abstractNumId w:val="994114"/>
-    <w:lvlOverride w:ilvl="0">
-      <w:startOverride w:val="14"/>
-    </w:lvlOverride>
-    <w:lvlOverride w:ilvl="1">
-      <w:startOverride w:val="14"/>
-    </w:lvlOverride>
-    <w:lvlOverride w:ilvl="2">
-      <w:startOverride w:val="14"/>
-    </w:lvlOverride>
-    <w:lvlOverride w:ilvl="3">
-      <w:startOverride w:val="14"/>
-    </w:lvlOverride>
-    <w:lvlOverride w:ilvl="4">
-      <w:startOverride w:val="14"/>
-    </w:lvlOverride>
-    <w:lvlOverride w:ilvl="5">
-      <w:startOverride w:val="14"/>
-    </w:lvlOverride>
-    <w:lvlOverride w:ilvl="6">
-      <w:startOverride w:val="14"/>
-    </w:lvlOverride>
-    <w:lvlOverride w:ilvl="7">
-      <w:startOverride w:val="14"/>
-    </w:lvlOverride>
-    <w:lvlOverride w:ilvl="8">
-      <w:startOverride w:val="14"/>
-    </w:lvlOverride>
-  </w:num>
-  <w:num w:numId="1042">
-    <w:abstractNumId w:val="994115"/>
-    <w:lvlOverride w:ilvl="0">
-      <w:startOverride w:val="15"/>
-    </w:lvlOverride>
-    <w:lvlOverride w:ilvl="1">
-      <w:startOverride w:val="15"/>
-    </w:lvlOverride>
-    <w:lvlOverride w:ilvl="2">
-      <w:startOverride w:val="15"/>
-    </w:lvlOverride>
-    <w:lvlOverride w:ilvl="3">
-      <w:startOverride w:val="15"/>
-    </w:lvlOverride>
-    <w:lvlOverride w:ilvl="4">
-      <w:startOverride w:val="15"/>
-    </w:lvlOverride>
-    <w:lvlOverride w:ilvl="5">
-      <w:startOverride w:val="15"/>
-    </w:lvlOverride>
-    <w:lvlOverride w:ilvl="6">
-      <w:startOverride w:val="15"/>
-    </w:lvlOverride>
-    <w:lvlOverride w:ilvl="7">
-      <w:startOverride w:val="15"/>
-    </w:lvlOverride>
-    <w:lvlOverride w:ilvl="8">
-      <w:startOverride w:val="15"/>
-    </w:lvlOverride>
-  </w:num>
-  <w:num w:numId="1043">
-    <w:abstractNumId w:val="994116"/>
-    <w:lvlOverride w:ilvl="0">
-      <w:startOverride w:val="16"/>
-    </w:lvlOverride>
-    <w:lvlOverride w:ilvl="1">
-      <w:startOverride w:val="16"/>
-    </w:lvlOverride>
-    <w:lvlOverride w:ilvl="2">
-      <w:startOverride w:val="16"/>
-    </w:lvlOverride>
-    <w:lvlOverride w:ilvl="3">
-      <w:startOverride w:val="16"/>
-    </w:lvlOverride>
-    <w:lvlOverride w:ilvl="4">
-      <w:startOverride w:val="16"/>
-    </w:lvlOverride>
-    <w:lvlOverride w:ilvl="5">
-      <w:startOverride w:val="16"/>
-    </w:lvlOverride>
-    <w:lvlOverride w:ilvl="6">
-      <w:startOverride w:val="16"/>
-    </w:lvlOverride>
-    <w:lvlOverride w:ilvl="7">
-      <w:startOverride w:val="16"/>
-    </w:lvlOverride>
-    <w:lvlOverride w:ilvl="8">
-      <w:startOverride w:val="16"/>
-    </w:lvlOverride>
-  </w:num>
-  <w:num w:numId="1044">
-    <w:abstractNumId w:val="994117"/>
-    <w:lvlOverride w:ilvl="0">
-      <w:startOverride w:val="17"/>
-    </w:lvlOverride>
-    <w:lvlOverride w:ilvl="1">
-      <w:startOverride w:val="17"/>
-    </w:lvlOverride>
-    <w:lvlOverride w:ilvl="2">
-      <w:startOverride w:val="17"/>
-    </w:lvlOverride>
-    <w:lvlOverride w:ilvl="3">
-      <w:startOverride w:val="17"/>
-    </w:lvlOverride>
-    <w:lvlOverride w:ilvl="4">
-      <w:startOverride w:val="17"/>
-    </w:lvlOverride>
-    <w:lvlOverride w:ilvl="5">
-      <w:startOverride w:val="17"/>
-    </w:lvlOverride>
-    <w:lvlOverride w:ilvl="6">
-      <w:startOverride w:val="17"/>
-    </w:lvlOverride>
-    <w:lvlOverride w:ilvl="7">
-      <w:startOverride w:val="17"/>
-    </w:lvlOverride>
-    <w:lvlOverride w:ilvl="8">
-      <w:startOverride w:val="17"/>
-    </w:lvlOverride>
-  </w:num>
-  <w:num w:numId="1045">
-    <w:abstractNumId w:val="994118"/>
-    <w:lvlOverride w:ilvl="0">
-      <w:startOverride w:val="18"/>
-    </w:lvlOverride>
-    <w:lvlOverride w:ilvl="1">
-      <w:startOverride w:val="18"/>
-    </w:lvlOverride>
-    <w:lvlOverride w:ilvl="2">
-      <w:startOverride w:val="18"/>
-    </w:lvlOverride>
-    <w:lvlOverride w:ilvl="3">
-      <w:startOverride w:val="18"/>
-    </w:lvlOverride>
-    <w:lvlOverride w:ilvl="4">
-      <w:startOverride w:val="18"/>
-    </w:lvlOverride>
-    <w:lvlOverride w:ilvl="5">
-      <w:startOverride w:val="18"/>
-    </w:lvlOverride>
-    <w:lvlOverride w:ilvl="6">
-      <w:startOverride w:val="18"/>
-    </w:lvlOverride>
-    <w:lvlOverride w:ilvl="7">
-      <w:startOverride w:val="18"/>
-    </w:lvlOverride>
-    <w:lvlOverride w:ilvl="8">
-      <w:startOverride w:val="18"/>
-    </w:lvlOverride>
-  </w:num>
-  <w:num w:numId="1046">
-    <w:abstractNumId w:val="994119"/>
-    <w:lvlOverride w:ilvl="0">
-      <w:startOverride w:val="19"/>
-    </w:lvlOverride>
-    <w:lvlOverride w:ilvl="1">
-      <w:startOverride w:val="19"/>
-    </w:lvlOverride>
-    <w:lvlOverride w:ilvl="2">
-      <w:startOverride w:val="19"/>
-    </w:lvlOverride>
-    <w:lvlOverride w:ilvl="3">
-      <w:startOverride w:val="19"/>
-    </w:lvlOverride>
-    <w:lvlOverride w:ilvl="4">
-      <w:startOverride w:val="19"/>
-    </w:lvlOverride>
-    <w:lvlOverride w:ilvl="5">
-      <w:startOverride w:val="19"/>
-    </w:lvlOverride>
-    <w:lvlOverride w:ilvl="6">
-      <w:startOverride w:val="19"/>
-    </w:lvlOverride>
-    <w:lvlOverride w:ilvl="7">
-      <w:startOverride w:val="19"/>
-    </w:lvlOverride>
-    <w:lvlOverride w:ilvl="8">
-      <w:startOverride w:val="19"/>
-    </w:lvlOverride>
-  </w:num>
-  <w:num w:numId="1047">
-    <w:abstractNumId w:val="994120"/>
-    <w:lvlOverride w:ilvl="0">
-      <w:startOverride w:val="20"/>
-    </w:lvlOverride>
-    <w:lvlOverride w:ilvl="1">
-      <w:startOverride w:val="20"/>
-    </w:lvlOverride>
-    <w:lvlOverride w:ilvl="2">
-      <w:startOverride w:val="20"/>
-    </w:lvlOverride>
-    <w:lvlOverride w:ilvl="3">
-      <w:startOverride w:val="20"/>
-    </w:lvlOverride>
-    <w:lvlOverride w:ilvl="4">
-      <w:startOverride w:val="20"/>
-    </w:lvlOverride>
-    <w:lvlOverride w:ilvl="5">
-      <w:startOverride w:val="20"/>
-    </w:lvlOverride>
-    <w:lvlOverride w:ilvl="6">
-      <w:startOverride w:val="20"/>
-    </w:lvlOverride>
-    <w:lvlOverride w:ilvl="7">
-      <w:startOverride w:val="20"/>
-    </w:lvlOverride>
-    <w:lvlOverride w:ilvl="8">
-      <w:startOverride w:val="20"/>
-    </w:lvlOverride>
-  </w:num>
-  <w:num w:numId="1048">
-    <w:abstractNumId w:val="994121"/>
-    <w:lvlOverride w:ilvl="0">
-      <w:startOverride w:val="21"/>
-    </w:lvlOverride>
-    <w:lvlOverride w:ilvl="1">
-      <w:startOverride w:val="21"/>
-    </w:lvlOverride>
-    <w:lvlOverride w:ilvl="2">
-      <w:startOverride w:val="21"/>
-    </w:lvlOverride>
-    <w:lvlOverride w:ilvl="3">
-      <w:startOverride w:val="21"/>
-    </w:lvlOverride>
-    <w:lvlOverride w:ilvl="4">
-      <w:startOverride w:val="21"/>
-    </w:lvlOverride>
-    <w:lvlOverride w:ilvl="5">
-      <w:startOverride w:val="21"/>
-    </w:lvlOverride>
-    <w:lvlOverride w:ilvl="6">
-      <w:startOverride w:val="21"/>
-    </w:lvlOverride>
-    <w:lvlOverride w:ilvl="7">
-      <w:startOverride w:val="21"/>
-    </w:lvlOverride>
-    <w:lvlOverride w:ilvl="8">
-      <w:startOverride w:val="21"/>
-    </w:lvlOverride>
-  </w:num>
-  <w:num w:numId="1049">
-    <w:abstractNumId w:val="994122"/>
-    <w:lvlOverride w:ilvl="0">
-      <w:startOverride w:val="22"/>
-    </w:lvlOverride>
-    <w:lvlOverride w:ilvl="1">
-      <w:startOverride w:val="22"/>
-    </w:lvlOverride>
-    <w:lvlOverride w:ilvl="2">
-      <w:startOverride w:val="22"/>
-    </w:lvlOverride>
-    <w:lvlOverride w:ilvl="3">
-      <w:startOverride w:val="22"/>
-    </w:lvlOverride>
-    <w:lvlOverride w:ilvl="4">
-      <w:startOverride w:val="22"/>
-    </w:lvlOverride>
-    <w:lvlOverride w:ilvl="5">
-      <w:startOverride w:val="22"/>
-    </w:lvlOverride>
-    <w:lvlOverride w:ilvl="6">
-      <w:startOverride w:val="22"/>
-    </w:lvlOverride>
-    <w:lvlOverride w:ilvl="7">
-      <w:startOverride w:val="22"/>
-    </w:lvlOverride>
-    <w:lvlOverride w:ilvl="8">
-      <w:startOverride w:val="22"/>
-    </w:lvlOverride>
-  </w:num>
-  <w:num w:numId="1050">
-    <w:abstractNumId w:val="991"/>
-  </w:num>
-  <w:num w:numId="1051">
-    <w:abstractNumId w:val="991"/>
-  </w:num>
-  <w:num w:numId="1052">
-    <w:abstractNumId w:val="991"/>
-  </w:num>
-  <w:num w:numId="1053">
-    <w:abstractNumId w:val="99411"/>
-    <w:lvlOverride w:ilvl="0">
-      <w:startOverride w:val="1"/>
-    </w:lvlOverride>
-    <w:lvlOverride w:ilvl="1">
-      <w:startOverride w:val="1"/>
-    </w:lvlOverride>
-    <w:lvlOverride w:ilvl="2">
-      <w:startOverride w:val="1"/>
-    </w:lvlOverride>
-    <w:lvlOverride w:ilvl="3">
-      <w:startOverride w:val="1"/>
-    </w:lvlOverride>
-    <w:lvlOverride w:ilvl="4">
-      <w:startOverride w:val="1"/>
-    </w:lvlOverride>
-    <w:lvlOverride w:ilvl="5">
-      <w:startOverride w:val="1"/>
-    </w:lvlOverride>
-    <w:lvlOverride w:ilvl="6">
-      <w:startOverride w:val="1"/>
-    </w:lvlOverride>
-    <w:lvlOverride w:ilvl="7">
-      <w:startOverride w:val="1"/>
-    </w:lvlOverride>
-    <w:lvlOverride w:ilvl="8">
-      <w:startOverride w:val="1"/>
-    </w:lvlOverride>
-  </w:num>
-  <w:num w:numId="1054">
-    <w:abstractNumId w:val="99412"/>
-    <w:lvlOverride w:ilvl="0">
-      <w:startOverride w:val="2"/>
-    </w:lvlOverride>
-    <w:lvlOverride w:ilvl="1">
-      <w:startOverride w:val="2"/>
-    </w:lvlOverride>
-    <w:lvlOverride w:ilvl="2">
-      <w:startOverride w:val="2"/>
-    </w:lvlOverride>
-    <w:lvlOverride w:ilvl="3">
-      <w:startOverride w:val="2"/>
-    </w:lvlOverride>
-    <w:lvlOverride w:ilvl="4">
-      <w:startOverride w:val="2"/>
-    </w:lvlOverride>
-    <w:lvlOverride w:ilvl="5">
-      <w:startOverride w:val="2"/>
-    </w:lvlOverride>
-    <w:lvlOverride w:ilvl="6">
-      <w:startOverride w:val="2"/>
-    </w:lvlOverride>
-    <w:lvlOverride w:ilvl="7">
-      <w:startOverride w:val="2"/>
-    </w:lvlOverride>
-    <w:lvlOverride w:ilvl="8">
-      <w:startOverride w:val="2"/>
-    </w:lvlOverride>
-  </w:num>
-  <w:num w:numId="1055">
-    <w:abstractNumId w:val="99413"/>
-    <w:lvlOverride w:ilvl="0">
-      <w:startOverride w:val="3"/>
-    </w:lvlOverride>
-    <w:lvlOverride w:ilvl="1">
-      <w:startOverride w:val="3"/>
-    </w:lvlOverride>
-    <w:lvlOverride w:ilvl="2">
-      <w:startOverride w:val="3"/>
-    </w:lvlOverride>
-    <w:lvlOverride w:ilvl="3">
-      <w:startOverride w:val="3"/>
-    </w:lvlOverride>
-    <w:lvlOverride w:ilvl="4">
-      <w:startOverride w:val="3"/>
-    </w:lvlOverride>
-    <w:lvlOverride w:ilvl="5">
-      <w:startOverride w:val="3"/>
-    </w:lvlOverride>
-    <w:lvlOverride w:ilvl="6">
-      <w:startOverride w:val="3"/>
-    </w:lvlOverride>
-    <w:lvlOverride w:ilvl="7">
-      <w:startOverride w:val="3"/>
-    </w:lvlOverride>
-    <w:lvlOverride w:ilvl="8">
-      <w:startOverride w:val="3"/>
-    </w:lvlOverride>
-  </w:num>
-  <w:num w:numId="1056">
-    <w:abstractNumId w:val="99414"/>
-    <w:lvlOverride w:ilvl="0">
-      <w:startOverride w:val="4"/>
-    </w:lvlOverride>
-    <w:lvlOverride w:ilvl="1">
-      <w:startOverride w:val="4"/>
-    </w:lvlOverride>
-    <w:lvlOverride w:ilvl="2">
-      <w:startOverride w:val="4"/>
-    </w:lvlOverride>
-    <w:lvlOverride w:ilvl="3">
-      <w:startOverride w:val="4"/>
-    </w:lvlOverride>
-    <w:lvlOverride w:ilvl="4">
-      <w:startOverride w:val="4"/>
-    </w:lvlOverride>
-    <w:lvlOverride w:ilvl="5">
-      <w:startOverride w:val="4"/>
-    </w:lvlOverride>
-    <w:lvlOverride w:ilvl="6">
-      <w:startOverride w:val="4"/>
-    </w:lvlOverride>
-    <w:lvlOverride w:ilvl="7">
-      <w:startOverride w:val="4"/>
-    </w:lvlOverride>
-    <w:lvlOverride w:ilvl="8">
-      <w:startOverride w:val="4"/>
-    </w:lvlOverride>
-  </w:num>
-  <w:num w:numId="1057">
-    <w:abstractNumId w:val="99415"/>
-    <w:lvlOverride w:ilvl="0">
-      <w:startOverride w:val="5"/>
-    </w:lvlOverride>
-    <w:lvlOverride w:ilvl="1">
-      <w:startOverride w:val="5"/>
-    </w:lvlOverride>
-    <w:lvlOverride w:ilvl="2">
-      <w:startOverride w:val="5"/>
-    </w:lvlOverride>
-    <w:lvlOverride w:ilvl="3">
-      <w:startOverride w:val="5"/>
-    </w:lvlOverride>
-    <w:lvlOverride w:ilvl="4">
-      <w:startOverride w:val="5"/>
-    </w:lvlOverride>
-    <w:lvlOverride w:ilvl="5">
-      <w:startOverride w:val="5"/>
-    </w:lvlOverride>
-    <w:lvlOverride w:ilvl="6">
-      <w:startOverride w:val="5"/>
-    </w:lvlOverride>
-    <w:lvlOverride w:ilvl="7">
-      <w:startOverride w:val="5"/>
-    </w:lvlOverride>
-    <w:lvlOverride w:ilvl="8">
-      <w:startOverride w:val="5"/>
     </w:lvlOverride>
   </w:num>
 </w:numbering>
